--- a/Chapter_09_Chemical_Calculations_and_Equations.docx
+++ b/Chapter_09_Chemical_Calculations_and_Equations.docx
@@ -4128,12 +4128,41 @@
       <w:r>
         <w:rPr>
           <w:b/>
-          <w:bCs/>
         </w:rPr>
         <w:t xml:space="preserve">Solution: </w:t>
       </w:r>
       <w:r>
-        <w:t xml:space="preserve">0.500 × 2 = 1.00 mol NH₃.</w:t>
+        <w:t xml:space="preserve">0.500 </w:t>
+      </w:r>
+      <w:r>
+        <w:rPr>
+          <w:strike w:val="true"/>
+        </w:rPr>
+        <w:t>mol N₂</w:t>
+      </w:r>
+      <w:r>
+        <w:t xml:space="preserve"> × (2 mol NH₃ / 1 </w:t>
+      </w:r>
+      <w:r>
+        <w:rPr>
+          <w:strike w:val="true"/>
+        </w:rPr>
+        <w:t>mol N₂</w:t>
+      </w:r>
+      <w:r>
+        <w:t>) = 1.00 mol NH₃</w:t>
+      </w:r>
+    </w:p>
+    <w:p>
+      <w:pPr>
+        <w:spacing w:after="160" w:line="300"/>
+        <w:ind w:left="360"/>
+      </w:pPr>
+      <w:r>
+        <w:rPr>
+          <w:i/>
+        </w:rPr>
+        <w:t>"mol N₂" cancels via the coefficient ratio (2 NH₃ per 1 N₂). Three sig figs.</w:t>
       </w:r>
     </w:p>
     <w:p>
@@ -4164,12 +4193,41 @@
       <w:r>
         <w:rPr>
           <w:b/>
-          <w:bCs/>
         </w:rPr>
         <w:t xml:space="preserve">Solution: </w:t>
       </w:r>
       <w:r>
-        <w:t xml:space="preserve">0.750 × 2/1 = 1.50 mol H₂.</w:t>
+        <w:t xml:space="preserve">0.750 </w:t>
+      </w:r>
+      <w:r>
+        <w:rPr>
+          <w:strike w:val="true"/>
+        </w:rPr>
+        <w:t>mol O₂</w:t>
+      </w:r>
+      <w:r>
+        <w:t xml:space="preserve"> × (2 mol H₂ / 1 </w:t>
+      </w:r>
+      <w:r>
+        <w:rPr>
+          <w:strike w:val="true"/>
+        </w:rPr>
+        <w:t>mol O₂</w:t>
+      </w:r>
+      <w:r>
+        <w:t>) = 1.50 mol H₂</w:t>
+      </w:r>
+    </w:p>
+    <w:p>
+      <w:pPr>
+        <w:spacing w:after="160" w:line="300"/>
+        <w:ind w:left="360"/>
+      </w:pPr>
+      <w:r>
+        <w:rPr>
+          <w:i/>
+        </w:rPr>
+        <w:t>"mol O₂" cancels via the coefficient ratio (2 H₂ per 1 O₂).</w:t>
       </w:r>
     </w:p>
     <w:p>
@@ -4200,12 +4258,68 @@
       <w:r>
         <w:rPr>
           <w:b/>
-          <w:bCs/>
         </w:rPr>
         <w:t xml:space="preserve">Solution: </w:t>
       </w:r>
       <w:r>
-        <w:t xml:space="preserve">Mol O₂ = 1.00 × 3/2 = 1.50; mass = 1.50 × 31.998 = 48.0 g.</w:t>
+        <w:t xml:space="preserve">n(O₂) = 1.00 </w:t>
+      </w:r>
+      <w:r>
+        <w:rPr>
+          <w:strike w:val="true"/>
+        </w:rPr>
+        <w:t>mol KClO₃</w:t>
+      </w:r>
+      <w:r>
+        <w:t xml:space="preserve"> × (3 mol O₂ / 2 </w:t>
+      </w:r>
+      <w:r>
+        <w:rPr>
+          <w:strike w:val="true"/>
+        </w:rPr>
+        <w:t>mol KClO₃</w:t>
+      </w:r>
+      <w:r>
+        <w:t>) = 1.50 mol O₂</w:t>
+      </w:r>
+    </w:p>
+    <w:p>
+      <w:pPr>
+        <w:spacing w:after="160" w:line="300"/>
+        <w:ind w:left="360"/>
+      </w:pPr>
+      <w:r>
+        <w:t xml:space="preserve">Mass O₂ = 1.50 </w:t>
+      </w:r>
+      <w:r>
+        <w:rPr>
+          <w:strike w:val="true"/>
+        </w:rPr>
+        <w:t>mol</w:t>
+      </w:r>
+      <w:r>
+        <w:t xml:space="preserve"> × (31.998 g / 1 </w:t>
+      </w:r>
+      <w:r>
+        <w:rPr>
+          <w:strike w:val="true"/>
+        </w:rPr>
+        <w:t>mol</w:t>
+      </w:r>
+      <w:r>
+        <w:t>) = 48.0 g</w:t>
+      </w:r>
+    </w:p>
+    <w:p>
+      <w:pPr>
+        <w:spacing w:after="160" w:line="300"/>
+        <w:ind w:left="360"/>
+      </w:pPr>
+      <w:r>
+        <w:rPr>
+          <w:i/>
+        </w:rPr>
+        <w:t>"mol KClO₃" cancels via the 3:2 stoichiometric ratio; "mol" cancels via the molar mass of O₂.</w:t>
       </w:r>
     </w:p>
     <w:p>
@@ -4236,12 +4350,95 @@
       <w:r>
         <w:rPr>
           <w:b/>
-          <w:bCs/>
         </w:rPr>
         <w:t xml:space="preserve">Solution: </w:t>
       </w:r>
       <w:r>
-        <w:t xml:space="preserve">Moles CaCO₃ = 25.0/100.09 = 0.2498; moles CaO = 0.2498; mass = 0.2498 × 56.077 = 14.0 g.</w:t>
+        <w:t xml:space="preserve">n(CaCO₃) = 25.0 </w:t>
+      </w:r>
+      <w:r>
+        <w:rPr>
+          <w:strike w:val="true"/>
+        </w:rPr>
+        <w:t>g</w:t>
+      </w:r>
+      <w:r>
+        <w:t xml:space="preserve"> × (1 mol / 100.09 </w:t>
+      </w:r>
+      <w:r>
+        <w:rPr>
+          <w:strike w:val="true"/>
+        </w:rPr>
+        <w:t>g</w:t>
+      </w:r>
+      <w:r>
+        <w:t>) = 0.2498 mol CaCO₃</w:t>
+      </w:r>
+    </w:p>
+    <w:p>
+      <w:pPr>
+        <w:spacing w:after="160" w:line="300"/>
+        <w:ind w:left="360"/>
+      </w:pPr>
+      <w:r>
+        <w:t xml:space="preserve">n(CaO) = 0.2498 </w:t>
+      </w:r>
+      <w:r>
+        <w:rPr>
+          <w:strike w:val="true"/>
+        </w:rPr>
+        <w:t>mol CaCO₃</w:t>
+      </w:r>
+      <w:r>
+        <w:t xml:space="preserve"> × (1 mol CaO / 1 </w:t>
+      </w:r>
+      <w:r>
+        <w:rPr>
+          <w:strike w:val="true"/>
+        </w:rPr>
+        <w:t>mol CaCO₃</w:t>
+      </w:r>
+      <w:r>
+        <w:t>) = 0.2498 mol CaO</w:t>
+      </w:r>
+    </w:p>
+    <w:p>
+      <w:pPr>
+        <w:spacing w:after="160" w:line="300"/>
+        <w:ind w:left="360"/>
+      </w:pPr>
+      <w:r>
+        <w:t xml:space="preserve">Mass CaO = 0.2498 </w:t>
+      </w:r>
+      <w:r>
+        <w:rPr>
+          <w:strike w:val="true"/>
+        </w:rPr>
+        <w:t>mol</w:t>
+      </w:r>
+      <w:r>
+        <w:t xml:space="preserve"> × (56.077 g / 1 </w:t>
+      </w:r>
+      <w:r>
+        <w:rPr>
+          <w:strike w:val="true"/>
+        </w:rPr>
+        <w:t>mol</w:t>
+      </w:r>
+      <w:r>
+        <w:t>) = 14.0 g</w:t>
+      </w:r>
+    </w:p>
+    <w:p>
+      <w:pPr>
+        <w:spacing w:after="160" w:line="300"/>
+        <w:ind w:left="360"/>
+      </w:pPr>
+      <w:r>
+        <w:rPr>
+          <w:i/>
+        </w:rPr>
+        <w:t>Three cancellations: "g" (mass→mol), "mol CaCO₃" (1:1 stoichiometry), "mol" (mol→mass). Three sig figs.</w:t>
       </w:r>
     </w:p>
     <w:p>
@@ -4272,12 +4469,95 @@
       <w:r>
         <w:rPr>
           <w:b/>
-          <w:bCs/>
         </w:rPr>
         <w:t xml:space="preserve">Solution: </w:t>
       </w:r>
       <w:r>
-        <w:t xml:space="preserve">Moles Al = 5.40/26.982 = 0.2002; mol AlCl₃ = same = 0.2002; mass = 0.2002 × 133.34 = 26.7 g.</w:t>
+        <w:t xml:space="preserve">n(Al) = 5.40 </w:t>
+      </w:r>
+      <w:r>
+        <w:rPr>
+          <w:strike w:val="true"/>
+        </w:rPr>
+        <w:t>g</w:t>
+      </w:r>
+      <w:r>
+        <w:t xml:space="preserve"> × (1 mol / 26.982 </w:t>
+      </w:r>
+      <w:r>
+        <w:rPr>
+          <w:strike w:val="true"/>
+        </w:rPr>
+        <w:t>g</w:t>
+      </w:r>
+      <w:r>
+        <w:t>) = 0.2002 mol Al</w:t>
+      </w:r>
+    </w:p>
+    <w:p>
+      <w:pPr>
+        <w:spacing w:after="160" w:line="300"/>
+        <w:ind w:left="360"/>
+      </w:pPr>
+      <w:r>
+        <w:t xml:space="preserve">n(AlCl₃) = 0.2002 </w:t>
+      </w:r>
+      <w:r>
+        <w:rPr>
+          <w:strike w:val="true"/>
+        </w:rPr>
+        <w:t>mol Al</w:t>
+      </w:r>
+      <w:r>
+        <w:t xml:space="preserve"> × (2 mol AlCl₃ / 2 </w:t>
+      </w:r>
+      <w:r>
+        <w:rPr>
+          <w:strike w:val="true"/>
+        </w:rPr>
+        <w:t>mol Al</w:t>
+      </w:r>
+      <w:r>
+        <w:t>) = 0.2002 mol AlCl₃</w:t>
+      </w:r>
+    </w:p>
+    <w:p>
+      <w:pPr>
+        <w:spacing w:after="160" w:line="300"/>
+        <w:ind w:left="360"/>
+      </w:pPr>
+      <w:r>
+        <w:t xml:space="preserve">Mass AlCl₃ = 0.2002 </w:t>
+      </w:r>
+      <w:r>
+        <w:rPr>
+          <w:strike w:val="true"/>
+        </w:rPr>
+        <w:t>mol</w:t>
+      </w:r>
+      <w:r>
+        <w:t xml:space="preserve"> × (133.34 g / 1 </w:t>
+      </w:r>
+      <w:r>
+        <w:rPr>
+          <w:strike w:val="true"/>
+        </w:rPr>
+        <w:t>mol</w:t>
+      </w:r>
+      <w:r>
+        <w:t>) = 26.7 g</w:t>
+      </w:r>
+    </w:p>
+    <w:p>
+      <w:pPr>
+        <w:spacing w:after="160" w:line="300"/>
+        <w:ind w:left="360"/>
+      </w:pPr>
+      <w:r>
+        <w:rPr>
+          <w:i/>
+        </w:rPr>
+        <w:t>"g" / "mol Al" / "mol" cancel in turn. The 2:2 stoichiometric ratio simplifies to 1:1. Three sig figs.</w:t>
       </w:r>
     </w:p>
     <w:p>
@@ -4308,12 +4588,95 @@
       <w:r>
         <w:rPr>
           <w:b/>
-          <w:bCs/>
         </w:rPr>
         <w:t xml:space="preserve">Solution: </w:t>
       </w:r>
       <w:r>
-        <w:t xml:space="preserve">Moles H₂O = 100.0/18.015 = 5.551; moles O₂ = 5.551/2 = 2.776; mass O₂ = 2.776 × 32.00 = 88.8 g.</w:t>
+        <w:t xml:space="preserve">n(H₂O) = 100.0 </w:t>
+      </w:r>
+      <w:r>
+        <w:rPr>
+          <w:strike w:val="true"/>
+        </w:rPr>
+        <w:t>g</w:t>
+      </w:r>
+      <w:r>
+        <w:t xml:space="preserve"> × (1 mol / 18.015 </w:t>
+      </w:r>
+      <w:r>
+        <w:rPr>
+          <w:strike w:val="true"/>
+        </w:rPr>
+        <w:t>g</w:t>
+      </w:r>
+      <w:r>
+        <w:t>) = 5.551 mol H₂O</w:t>
+      </w:r>
+    </w:p>
+    <w:p>
+      <w:pPr>
+        <w:spacing w:after="160" w:line="300"/>
+        <w:ind w:left="360"/>
+      </w:pPr>
+      <w:r>
+        <w:t xml:space="preserve">n(O₂) = 5.551 </w:t>
+      </w:r>
+      <w:r>
+        <w:rPr>
+          <w:strike w:val="true"/>
+        </w:rPr>
+        <w:t>mol H₂O</w:t>
+      </w:r>
+      <w:r>
+        <w:t xml:space="preserve"> × (1 mol O₂ / 2 </w:t>
+      </w:r>
+      <w:r>
+        <w:rPr>
+          <w:strike w:val="true"/>
+        </w:rPr>
+        <w:t>mol H₂O</w:t>
+      </w:r>
+      <w:r>
+        <w:t>) = 2.776 mol O₂</w:t>
+      </w:r>
+    </w:p>
+    <w:p>
+      <w:pPr>
+        <w:spacing w:after="160" w:line="300"/>
+        <w:ind w:left="360"/>
+      </w:pPr>
+      <w:r>
+        <w:t xml:space="preserve">Mass O₂ = 2.776 </w:t>
+      </w:r>
+      <w:r>
+        <w:rPr>
+          <w:strike w:val="true"/>
+        </w:rPr>
+        <w:t>mol</w:t>
+      </w:r>
+      <w:r>
+        <w:t xml:space="preserve"> × (32.00 g / 1 </w:t>
+      </w:r>
+      <w:r>
+        <w:rPr>
+          <w:strike w:val="true"/>
+        </w:rPr>
+        <w:t>mol</w:t>
+      </w:r>
+      <w:r>
+        <w:t>) = 88.8 g</w:t>
+      </w:r>
+    </w:p>
+    <w:p>
+      <w:pPr>
+        <w:spacing w:after="160" w:line="300"/>
+        <w:ind w:left="360"/>
+      </w:pPr>
+      <w:r>
+        <w:rPr>
+          <w:i/>
+        </w:rPr>
+        <w:t>Three cancellations: "g" (mass→mol), "mol H₂O" (1:2 stoichiometric ratio), "mol" (mol→mass).</w:t>
       </w:r>
     </w:p>
     <w:p>
@@ -4344,12 +4707,95 @@
       <w:r>
         <w:rPr>
           <w:b/>
-          <w:bCs/>
         </w:rPr>
         <w:t xml:space="preserve">Solution: </w:t>
       </w:r>
       <w:r>
-        <w:t xml:space="preserve">Moles C₈H₁₈ = 5.00/114.23 = 0.04377; moles CO₂ = 8 × 0.04377 = 0.3502; mass = 0.3502 × 44.01 = 15.4 g.</w:t>
+        <w:t xml:space="preserve">n(C₈H₁₈) = 5.00 </w:t>
+      </w:r>
+      <w:r>
+        <w:rPr>
+          <w:strike w:val="true"/>
+        </w:rPr>
+        <w:t>g</w:t>
+      </w:r>
+      <w:r>
+        <w:t xml:space="preserve"> × (1 mol / 114.23 </w:t>
+      </w:r>
+      <w:r>
+        <w:rPr>
+          <w:strike w:val="true"/>
+        </w:rPr>
+        <w:t>g</w:t>
+      </w:r>
+      <w:r>
+        <w:t>) = 0.04377 mol C₈H₁₈</w:t>
+      </w:r>
+    </w:p>
+    <w:p>
+      <w:pPr>
+        <w:spacing w:after="160" w:line="300"/>
+        <w:ind w:left="360"/>
+      </w:pPr>
+      <w:r>
+        <w:t xml:space="preserve">n(CO₂) = 0.04377 </w:t>
+      </w:r>
+      <w:r>
+        <w:rPr>
+          <w:strike w:val="true"/>
+        </w:rPr>
+        <w:t>mol C₈H₁₈</w:t>
+      </w:r>
+      <w:r>
+        <w:t xml:space="preserve"> × (8 mol CO₂ / 1 </w:t>
+      </w:r>
+      <w:r>
+        <w:rPr>
+          <w:strike w:val="true"/>
+        </w:rPr>
+        <w:t>mol C₈H₁₈</w:t>
+      </w:r>
+      <w:r>
+        <w:t>) = 0.3502 mol CO₂</w:t>
+      </w:r>
+    </w:p>
+    <w:p>
+      <w:pPr>
+        <w:spacing w:after="160" w:line="300"/>
+        <w:ind w:left="360"/>
+      </w:pPr>
+      <w:r>
+        <w:t xml:space="preserve">Mass CO₂ = 0.3502 </w:t>
+      </w:r>
+      <w:r>
+        <w:rPr>
+          <w:strike w:val="true"/>
+        </w:rPr>
+        <w:t>mol</w:t>
+      </w:r>
+      <w:r>
+        <w:t xml:space="preserve"> × (44.01 g / 1 </w:t>
+      </w:r>
+      <w:r>
+        <w:rPr>
+          <w:strike w:val="true"/>
+        </w:rPr>
+        <w:t>mol</w:t>
+      </w:r>
+      <w:r>
+        <w:t>) = 15.4 g</w:t>
+      </w:r>
+    </w:p>
+    <w:p>
+      <w:pPr>
+        <w:spacing w:after="160" w:line="300"/>
+        <w:ind w:left="360"/>
+      </w:pPr>
+      <w:r>
+        <w:rPr>
+          <w:i/>
+        </w:rPr>
+        <w:t>"g" / "mol C₈H₁₈" / "mol" cancel in turn. The 8:1 ratio comes from the balanced equation.</w:t>
       </w:r>
     </w:p>
     <w:p>
@@ -4380,12 +4826,41 @@
       <w:r>
         <w:rPr>
           <w:b/>
-          <w:bCs/>
         </w:rPr>
         <w:t xml:space="preserve">Solution: </w:t>
       </w:r>
       <w:r>
-        <w:t xml:space="preserve">9.5 / 12.0 × 100 = 79%.</w:t>
+        <w:t xml:space="preserve">% yield = (9.5 </w:t>
+      </w:r>
+      <w:r>
+        <w:rPr>
+          <w:strike w:val="true"/>
+        </w:rPr>
+        <w:t>g</w:t>
+      </w:r>
+      <w:r>
+        <w:t xml:space="preserve"> actual / 12.0 </w:t>
+      </w:r>
+      <w:r>
+        <w:rPr>
+          <w:strike w:val="true"/>
+        </w:rPr>
+        <w:t>g</w:t>
+      </w:r>
+      <w:r>
+        <w:t xml:space="preserve"> theoretical) × 100% = 79%</w:t>
+      </w:r>
+    </w:p>
+    <w:p>
+      <w:pPr>
+        <w:spacing w:after="160" w:line="300"/>
+        <w:ind w:left="360"/>
+      </w:pPr>
+      <w:r>
+        <w:rPr>
+          <w:i/>
+        </w:rPr>
+        <w:t>"g" cancels in the yield ratio. Two sig figs (limited by "9.5").</w:t>
       </w:r>
     </w:p>
     <w:p>
@@ -4416,12 +4891,23 @@
       <w:r>
         <w:rPr>
           <w:b/>
-          <w:bCs/>
         </w:rPr>
         <w:t xml:space="preserve">Solution: </w:t>
       </w:r>
       <w:r>
-        <w:t xml:space="preserve">50.0 × 0.75 = 37.5 g.</w:t>
+        <w:t>Actual yield = 50.0 g theoretical × (75 g actual / 100 g theoretical) = 37.5 g</w:t>
+      </w:r>
+    </w:p>
+    <w:p>
+      <w:pPr>
+        <w:spacing w:after="160" w:line="300"/>
+        <w:ind w:left="360"/>
+      </w:pPr>
+      <w:r>
+        <w:rPr>
+          <w:i/>
+        </w:rPr>
+        <w:t>"g theoretical" cancels using the percent-yield fraction as a conversion factor.</w:t>
       </w:r>
     </w:p>
     <w:p>
@@ -4452,12 +4938,86 @@
       <w:r>
         <w:rPr>
           <w:b/>
-          <w:bCs/>
         </w:rPr>
         <w:t xml:space="preserve">Solution: </w:t>
       </w:r>
       <w:r>
-        <w:t xml:space="preserve">Mol Na = 5.00/22.99 = 0.2175; mol Cl₂ = 5.00/70.91 = 0.07051. Divide by coefficient: Na: 0.2175/2 = 0.1088; Cl₂: 0.07051/1 = 0.07051. Cl₂ has smaller → Cl₂ is limiting.</w:t>
+        <w:t xml:space="preserve">n(Na) = 5.00 </w:t>
+      </w:r>
+      <w:r>
+        <w:rPr>
+          <w:strike w:val="true"/>
+        </w:rPr>
+        <w:t>g</w:t>
+      </w:r>
+      <w:r>
+        <w:t xml:space="preserve"> × (1 mol / 22.99 </w:t>
+      </w:r>
+      <w:r>
+        <w:rPr>
+          <w:strike w:val="true"/>
+        </w:rPr>
+        <w:t>g</w:t>
+      </w:r>
+      <w:r>
+        <w:t>) = 0.2175 mol Na</w:t>
+      </w:r>
+    </w:p>
+    <w:p>
+      <w:pPr>
+        <w:spacing w:after="160" w:line="300"/>
+        <w:ind w:left="360"/>
+      </w:pPr>
+      <w:r>
+        <w:t xml:space="preserve">n(Cl₂) = 5.00 </w:t>
+      </w:r>
+      <w:r>
+        <w:rPr>
+          <w:strike w:val="true"/>
+        </w:rPr>
+        <w:t>g</w:t>
+      </w:r>
+      <w:r>
+        <w:t xml:space="preserve"> × (1 mol / 70.91 </w:t>
+      </w:r>
+      <w:r>
+        <w:rPr>
+          <w:strike w:val="true"/>
+        </w:rPr>
+        <w:t>g</w:t>
+      </w:r>
+      <w:r>
+        <w:t>) = 0.07051 mol Cl₂</w:t>
+      </w:r>
+    </w:p>
+    <w:p>
+      <w:pPr>
+        <w:spacing w:after="160" w:line="300"/>
+        <w:ind w:left="360"/>
+      </w:pPr>
+      <w:r>
+        <w:t>Divide by coefficient: Na 0.2175/2 = 0.1088; Cl₂ 0.07051/1 = 0.07051</w:t>
+      </w:r>
+    </w:p>
+    <w:p>
+      <w:pPr>
+        <w:spacing w:after="160" w:line="300"/>
+        <w:ind w:left="360"/>
+      </w:pPr>
+      <w:r>
+        <w:t>Cl₂ has the smaller value → Cl₂ is limiting; Na is in excess</w:t>
+      </w:r>
+    </w:p>
+    <w:p>
+      <w:pPr>
+        <w:spacing w:after="160" w:line="300"/>
+        <w:ind w:left="360"/>
+      </w:pPr>
+      <w:r>
+        <w:rPr>
+          <w:i/>
+        </w:rPr>
+        <w:t>"g" cancels in each mole conversion. Dividing by the stoichiometric coefficient identifies the limiting reactant.</w:t>
       </w:r>
     </w:p>
     <w:p>
@@ -4488,12 +5048,68 @@
       <w:r>
         <w:rPr>
           <w:b/>
-          <w:bCs/>
         </w:rPr>
         <w:t xml:space="preserve">Solution: </w:t>
       </w:r>
       <w:r>
-        <w:t xml:space="preserve">From Cl₂: mol NaCl = 2 × 0.07051 = 0.1410; mass = 0.1410 × 58.44 = 8.24 g.</w:t>
+        <w:t xml:space="preserve">n(NaCl) = 0.07051 </w:t>
+      </w:r>
+      <w:r>
+        <w:rPr>
+          <w:strike w:val="true"/>
+        </w:rPr>
+        <w:t>mol Cl₂</w:t>
+      </w:r>
+      <w:r>
+        <w:t xml:space="preserve"> × (2 mol NaCl / 1 </w:t>
+      </w:r>
+      <w:r>
+        <w:rPr>
+          <w:strike w:val="true"/>
+        </w:rPr>
+        <w:t>mol Cl₂</w:t>
+      </w:r>
+      <w:r>
+        <w:t>) = 0.1410 mol NaCl</w:t>
+      </w:r>
+    </w:p>
+    <w:p>
+      <w:pPr>
+        <w:spacing w:after="160" w:line="300"/>
+        <w:ind w:left="360"/>
+      </w:pPr>
+      <w:r>
+        <w:t xml:space="preserve">Mass NaCl = 0.1410 </w:t>
+      </w:r>
+      <w:r>
+        <w:rPr>
+          <w:strike w:val="true"/>
+        </w:rPr>
+        <w:t>mol</w:t>
+      </w:r>
+      <w:r>
+        <w:t xml:space="preserve"> × (58.44 g / 1 </w:t>
+      </w:r>
+      <w:r>
+        <w:rPr>
+          <w:strike w:val="true"/>
+        </w:rPr>
+        <w:t>mol</w:t>
+      </w:r>
+      <w:r>
+        <w:t>) = 8.24 g</w:t>
+      </w:r>
+    </w:p>
+    <w:p>
+      <w:pPr>
+        <w:spacing w:after="160" w:line="300"/>
+        <w:ind w:left="360"/>
+      </w:pPr>
+      <w:r>
+        <w:rPr>
+          <w:i/>
+        </w:rPr>
+        <w:t>"mol Cl₂" cancels via the 2:1 stoichiometric ratio; "mol" cancels via molar mass.</w:t>
       </w:r>
     </w:p>
     <w:p>
@@ -4524,12 +5140,41 @@
       <w:r>
         <w:rPr>
           <w:b/>
-          <w:bCs/>
         </w:rPr>
         <w:t xml:space="preserve">Solution: </w:t>
       </w:r>
       <w:r>
-        <w:t xml:space="preserve">12.0/8.24 × 100 = 146% — impossible; check for error in reasoning. (Pedagogically, this teaches that &gt;100% yield indicates contamination, water absorption, or reporting error.)</w:t>
+        <w:t xml:space="preserve">% yield = (12.0 </w:t>
+      </w:r>
+      <w:r>
+        <w:rPr>
+          <w:strike w:val="true"/>
+        </w:rPr>
+        <w:t>g</w:t>
+      </w:r>
+      <w:r>
+        <w:t xml:space="preserve"> actual / 8.24 </w:t>
+      </w:r>
+      <w:r>
+        <w:rPr>
+          <w:strike w:val="true"/>
+        </w:rPr>
+        <w:t>g</w:t>
+      </w:r>
+      <w:r>
+        <w:t xml:space="preserve"> theoretical) × 100% = 146%</w:t>
+      </w:r>
+    </w:p>
+    <w:p>
+      <w:pPr>
+        <w:spacing w:after="160" w:line="300"/>
+        <w:ind w:left="360"/>
+      </w:pPr>
+      <w:r>
+        <w:rPr>
+          <w:i/>
+        </w:rPr>
+        <w:t>A yield &gt; 100% is chemically impossible — it signals contamination, residual water, or a weighing error in the recovered product.</w:t>
       </w:r>
     </w:p>
     <w:p>
@@ -4838,25 +5483,7 @@
         <w:t>mol H₂</w:t>
       </w:r>
       <w:r>
-        <w:t xml:space="preserve"> × (</w:t>
-      </w:r>
-      <w:r>
-        <w:t>2</w:t>
-      </w:r>
-      <w:r>
-        <w:t xml:space="preserve"> </w:t>
-      </w:r>
-      <w:r>
-        <w:t>mol H₂O</w:t>
-      </w:r>
-      <w:r>
-        <w:t xml:space="preserve"> / </w:t>
-      </w:r>
-      <w:r>
-        <w:t>2</w:t>
-      </w:r>
-      <w:r>
-        <w:t xml:space="preserve"> </w:t>
+        <w:t xml:space="preserve"> × (2 mol H₂O / 2 </w:t>
       </w:r>
       <w:r>
         <w:rPr>
@@ -4865,13 +5492,7 @@
         <w:t>mol H₂</w:t>
       </w:r>
       <w:r>
-        <w:t>)</w:t>
-      </w:r>
-      <w:r>
-        <w:t xml:space="preserve"> = </w:t>
-      </w:r>
-      <w:r>
-        <w:t>5.0 mol H₂O</w:t>
+        <w:t>) = 5.0 mol H₂O</w:t>
       </w:r>
     </w:p>
     <w:p>
@@ -4879,7 +5500,104 @@
         <w:rPr>
           <w:i/>
         </w:rPr>
-        <w:t>Units cancel as marked: "mol H₂" cancel(s) where the strikethrough crosses them out. The remaining unit is "mol H₂O".</w:t>
+        <w:t>"mol H₂" cancels via the 2:2 stoichiometric ratio. Two sig figs.</w:t>
+      </w:r>
+    </w:p>
+    <w:p>
+      <w:r>
+        <w:rPr>
+          <w:b/>
+        </w:rPr>
+        <w:t xml:space="preserve">Solution: </w:t>
+      </w:r>
+      <w:r>
+        <w:t xml:space="preserve">4.00 </w:t>
+      </w:r>
+      <w:r>
+        <w:rPr>
+          <w:strike w:val="true"/>
+        </w:rPr>
+        <w:t>mol N₂</w:t>
+      </w:r>
+      <w:r>
+        <w:t xml:space="preserve"> × (3 mol H₂ / 1 </w:t>
+      </w:r>
+      <w:r>
+        <w:rPr>
+          <w:strike w:val="true"/>
+        </w:rPr>
+        <w:t>mol N₂</w:t>
+      </w:r>
+      <w:r>
+        <w:t>) = 12.0 mol H₂</w:t>
+      </w:r>
+    </w:p>
+    <w:p>
+      <w:r>
+        <w:rPr>
+          <w:i/>
+        </w:rPr>
+        <w:t>"mol N₂" cancels via the 3:1 stoichiometric ratio.</w:t>
+      </w:r>
+    </w:p>
+    <w:p>
+      <w:r>
+        <w:rPr>
+          <w:b/>
+        </w:rPr>
+        <w:t xml:space="preserve">Solution: </w:t>
+      </w:r>
+      <w:r>
+        <w:t xml:space="preserve">n(AlCl₃) = 0.500 </w:t>
+      </w:r>
+      <w:r>
+        <w:rPr>
+          <w:strike w:val="true"/>
+        </w:rPr>
+        <w:t>mol Al</w:t>
+      </w:r>
+      <w:r>
+        <w:t xml:space="preserve"> × (2 mol AlCl₃ / 2 </w:t>
+      </w:r>
+      <w:r>
+        <w:rPr>
+          <w:strike w:val="true"/>
+        </w:rPr>
+        <w:t>mol Al</w:t>
+      </w:r>
+      <w:r>
+        <w:t>) = 0.500 mol AlCl₃</w:t>
+      </w:r>
+    </w:p>
+    <w:p>
+      <w:r>
+        <w:t xml:space="preserve">Mass AlCl₃ = 0.500 </w:t>
+      </w:r>
+      <w:r>
+        <w:rPr>
+          <w:strike w:val="true"/>
+        </w:rPr>
+        <w:t>mol</w:t>
+      </w:r>
+      <w:r>
+        <w:t xml:space="preserve"> × (133.34 g / 1 </w:t>
+      </w:r>
+      <w:r>
+        <w:rPr>
+          <w:strike w:val="true"/>
+        </w:rPr>
+        <w:t>mol</w:t>
+      </w:r>
+      <w:r>
+        <w:t>) = 66.67 g</w:t>
+      </w:r>
+    </w:p>
+    <w:p>
+      <w:r>
+        <w:rPr>
+          <w:i/>
+        </w:rPr>
+        <w:t>"mol Al" cancels via the 2:2 ratio (effectively 1:1); "mol" cancels via molar mass.</w:t>
       </w:r>
     </w:p>
     <w:p>
@@ -4891,7 +5609,7 @@
         </w:numPr>
       </w:pPr>
       <w:r>
-        <w:t>For N₂ + 3 H₂ → 2 NH₃, how many moles of H₂ needed for 4.00 mol N₂?</w:t>
+        <w:t>For CaCO₃ → CaO + CO₂, mass of CO₂ produced from 2.00 mol CaCO₃? (M(CO₂) = 44.01.)</w:t>
       </w:r>
     </w:p>
     <w:p>
@@ -4902,7 +5620,531 @@
         <w:t xml:space="preserve">Solution: </w:t>
       </w:r>
       <w:r>
-        <w:t xml:space="preserve">4.00 </w:t>
+        <w:t xml:space="preserve">n(CO₂) = 2.00 </w:t>
+      </w:r>
+      <w:r>
+        <w:rPr>
+          <w:strike w:val="true"/>
+        </w:rPr>
+        <w:t>mol CaCO₃</w:t>
+      </w:r>
+      <w:r>
+        <w:t xml:space="preserve"> × (1 mol CO₂ / 1 </w:t>
+      </w:r>
+      <w:r>
+        <w:rPr>
+          <w:strike w:val="true"/>
+        </w:rPr>
+        <w:t>mol CaCO₃</w:t>
+      </w:r>
+      <w:r>
+        <w:t>) = 2.00 mol CO₂</w:t>
+      </w:r>
+    </w:p>
+    <w:p>
+      <w:r>
+        <w:t xml:space="preserve">Mass CO₂ = 2.00 </w:t>
+      </w:r>
+      <w:r>
+        <w:rPr>
+          <w:strike w:val="true"/>
+        </w:rPr>
+        <w:t>mol</w:t>
+      </w:r>
+      <w:r>
+        <w:t xml:space="preserve"> × (44.01 g / 1 </w:t>
+      </w:r>
+      <w:r>
+        <w:rPr>
+          <w:strike w:val="true"/>
+        </w:rPr>
+        <w:t>mol</w:t>
+      </w:r>
+      <w:r>
+        <w:t>) = 88.0 g</w:t>
+      </w:r>
+    </w:p>
+    <w:p>
+      <w:r>
+        <w:rPr>
+          <w:i/>
+        </w:rPr>
+        <w:t>"mol CaCO₃" / "mol" cancel through the chain. Three sig figs.</w:t>
+      </w:r>
+    </w:p>
+    <w:p>
+      <w:pPr>
+        <w:pStyle w:val="ListParagraph"/>
+        <w:numPr>
+          <w:ilvl w:val="0"/>
+          <w:numId w:val="7"/>
+        </w:numPr>
+      </w:pPr>
+      <w:r>
+        <w:t>For 4 Fe + 3 O₂ → 2 Fe₂O₃, moles of O₂ needed to react with 0.200 mol Fe?</w:t>
+      </w:r>
+    </w:p>
+    <w:p>
+      <w:r>
+        <w:rPr>
+          <w:b/>
+        </w:rPr>
+        <w:t xml:space="preserve">Solution: </w:t>
+      </w:r>
+      <w:r>
+        <w:t xml:space="preserve">0.200 </w:t>
+      </w:r>
+      <w:r>
+        <w:rPr>
+          <w:strike w:val="true"/>
+        </w:rPr>
+        <w:t>mol Fe</w:t>
+      </w:r>
+      <w:r>
+        <w:t xml:space="preserve"> × (3 mol O₂ / 4 </w:t>
+      </w:r>
+      <w:r>
+        <w:rPr>
+          <w:strike w:val="true"/>
+        </w:rPr>
+        <w:t>mol Fe</w:t>
+      </w:r>
+      <w:r>
+        <w:t>) = 0.150 mol O₂</w:t>
+      </w:r>
+    </w:p>
+    <w:p>
+      <w:r>
+        <w:rPr>
+          <w:i/>
+        </w:rPr>
+        <w:t>"mol Fe" cancels via the 3:4 stoichiometric ratio. Three sig figs.</w:t>
+      </w:r>
+    </w:p>
+    <w:p>
+      <w:pPr>
+        <w:pStyle w:val="ListParagraph"/>
+        <w:numPr>
+          <w:ilvl w:val="0"/>
+          <w:numId w:val="8"/>
+        </w:numPr>
+      </w:pPr>
+      <w:r>
+        <w:t>For 2 H₂ + O₂ → 2 H₂O, mass of water from 8.00 g H₂? (M(H₂) = 2.016, M(H₂O) = 18.02.)</w:t>
+      </w:r>
+    </w:p>
+    <w:p>
+      <w:r>
+        <w:rPr>
+          <w:b/>
+        </w:rPr>
+        <w:t xml:space="preserve">Solution: </w:t>
+      </w:r>
+      <w:r>
+        <w:t xml:space="preserve">n(H₂) = 8.00 </w:t>
+      </w:r>
+      <w:r>
+        <w:rPr>
+          <w:strike w:val="true"/>
+        </w:rPr>
+        <w:t>g</w:t>
+      </w:r>
+      <w:r>
+        <w:t xml:space="preserve"> × (1 mol / 2.016 </w:t>
+      </w:r>
+      <w:r>
+        <w:rPr>
+          <w:strike w:val="true"/>
+        </w:rPr>
+        <w:t>g</w:t>
+      </w:r>
+      <w:r>
+        <w:t>) = 3.97 mol H₂</w:t>
+      </w:r>
+    </w:p>
+    <w:p>
+      <w:r>
+        <w:t xml:space="preserve">n(H₂O) = 3.97 </w:t>
+      </w:r>
+      <w:r>
+        <w:rPr>
+          <w:strike w:val="true"/>
+        </w:rPr>
+        <w:t>mol H₂</w:t>
+      </w:r>
+      <w:r>
+        <w:t xml:space="preserve"> × (2 mol H₂O / 2 </w:t>
+      </w:r>
+      <w:r>
+        <w:rPr>
+          <w:strike w:val="true"/>
+        </w:rPr>
+        <w:t>mol H₂</w:t>
+      </w:r>
+      <w:r>
+        <w:t>) = 3.97 mol H₂O</w:t>
+      </w:r>
+    </w:p>
+    <w:p>
+      <w:r>
+        <w:t xml:space="preserve">Mass H₂O = 3.97 </w:t>
+      </w:r>
+      <w:r>
+        <w:rPr>
+          <w:strike w:val="true"/>
+        </w:rPr>
+        <w:t>mol</w:t>
+      </w:r>
+      <w:r>
+        <w:t xml:space="preserve"> × (18.02 g / 1 </w:t>
+      </w:r>
+      <w:r>
+        <w:rPr>
+          <w:strike w:val="true"/>
+        </w:rPr>
+        <w:t>mol</w:t>
+      </w:r>
+      <w:r>
+        <w:t>) = 71.5 g</w:t>
+      </w:r>
+    </w:p>
+    <w:p>
+      <w:r>
+        <w:rPr>
+          <w:i/>
+        </w:rPr>
+        <w:t>"g" / "mol H₂" / "mol" cancel in turn. The 2:2 ratio is effectively 1:1.</w:t>
+      </w:r>
+    </w:p>
+    <w:p>
+      <w:pPr>
+        <w:pStyle w:val="ListParagraph"/>
+        <w:numPr>
+          <w:ilvl w:val="0"/>
+          <w:numId w:val="8"/>
+        </w:numPr>
+      </w:pPr>
+      <w:r>
+        <w:t>For 2 Mg + O₂ → 2 MgO, mass of MgO from 12.0 g Mg? (M(Mg) = 24.31, M(MgO) = 40.30.)</w:t>
+      </w:r>
+    </w:p>
+    <w:p>
+      <w:r>
+        <w:rPr>
+          <w:b/>
+        </w:rPr>
+        <w:t xml:space="preserve">Solution: </w:t>
+      </w:r>
+      <w:r>
+        <w:t xml:space="preserve">n(Mg) = 12.0 </w:t>
+      </w:r>
+      <w:r>
+        <w:rPr>
+          <w:strike w:val="true"/>
+        </w:rPr>
+        <w:t>g</w:t>
+      </w:r>
+      <w:r>
+        <w:t xml:space="preserve"> × (1 mol / 24.31 </w:t>
+      </w:r>
+      <w:r>
+        <w:rPr>
+          <w:strike w:val="true"/>
+        </w:rPr>
+        <w:t>g</w:t>
+      </w:r>
+      <w:r>
+        <w:t>) = 0.4937 mol Mg</w:t>
+      </w:r>
+    </w:p>
+    <w:p>
+      <w:r>
+        <w:t xml:space="preserve">n(MgO) = 0.4937 </w:t>
+      </w:r>
+      <w:r>
+        <w:rPr>
+          <w:strike w:val="true"/>
+        </w:rPr>
+        <w:t>mol Mg</w:t>
+      </w:r>
+      <w:r>
+        <w:t xml:space="preserve"> × (2 mol MgO / 2 </w:t>
+      </w:r>
+      <w:r>
+        <w:rPr>
+          <w:strike w:val="true"/>
+        </w:rPr>
+        <w:t>mol Mg</w:t>
+      </w:r>
+      <w:r>
+        <w:t>) = 0.4937 mol MgO</w:t>
+      </w:r>
+    </w:p>
+    <w:p>
+      <w:r>
+        <w:t xml:space="preserve">Mass MgO = 0.4937 </w:t>
+      </w:r>
+      <w:r>
+        <w:rPr>
+          <w:strike w:val="true"/>
+        </w:rPr>
+        <w:t>mol</w:t>
+      </w:r>
+      <w:r>
+        <w:t xml:space="preserve"> × (40.30 g / 1 </w:t>
+      </w:r>
+      <w:r>
+        <w:rPr>
+          <w:strike w:val="true"/>
+        </w:rPr>
+        <w:t>mol</w:t>
+      </w:r>
+      <w:r>
+        <w:t>) = 19.9 g</w:t>
+      </w:r>
+    </w:p>
+    <w:p>
+      <w:r>
+        <w:rPr>
+          <w:i/>
+        </w:rPr>
+        <w:t>Three cancellations across the mass→mol→mol→mass chain. Three sig figs.</w:t>
+      </w:r>
+    </w:p>
+    <w:p>
+      <w:pPr>
+        <w:pStyle w:val="ListParagraph"/>
+        <w:numPr>
+          <w:ilvl w:val="0"/>
+          <w:numId w:val="8"/>
+        </w:numPr>
+      </w:pPr>
+      <w:r>
+        <w:t>For C₃H₈ + 5 O₂ → 3 CO₂ + 4 H₂O, mass of CO₂ from 22.0 g C₃H₈? (M(C₃H₈) = 44.10, M(CO₂) = 44.01.)</w:t>
+      </w:r>
+    </w:p>
+    <w:p>
+      <w:r>
+        <w:rPr>
+          <w:b/>
+        </w:rPr>
+        <w:t xml:space="preserve">Solution: </w:t>
+      </w:r>
+      <w:r>
+        <w:t xml:space="preserve">n(C₃H₈) = 22.0 </w:t>
+      </w:r>
+      <w:r>
+        <w:rPr>
+          <w:strike w:val="true"/>
+        </w:rPr>
+        <w:t>g</w:t>
+      </w:r>
+      <w:r>
+        <w:t xml:space="preserve"> × (1 mol / 44.10 </w:t>
+      </w:r>
+      <w:r>
+        <w:rPr>
+          <w:strike w:val="true"/>
+        </w:rPr>
+        <w:t>g</w:t>
+      </w:r>
+      <w:r>
+        <w:t>) = 0.499 mol C₃H₈</w:t>
+      </w:r>
+    </w:p>
+    <w:p>
+      <w:r>
+        <w:t xml:space="preserve">n(CO₂) = 0.499 </w:t>
+      </w:r>
+      <w:r>
+        <w:rPr>
+          <w:strike w:val="true"/>
+        </w:rPr>
+        <w:t>mol C₃H₈</w:t>
+      </w:r>
+      <w:r>
+        <w:t xml:space="preserve"> × (3 mol CO₂ / 1 </w:t>
+      </w:r>
+      <w:r>
+        <w:rPr>
+          <w:strike w:val="true"/>
+        </w:rPr>
+        <w:t>mol C₃H₈</w:t>
+      </w:r>
+      <w:r>
+        <w:t>) = 1.50 mol CO₂</w:t>
+      </w:r>
+    </w:p>
+    <w:p>
+      <w:r>
+        <w:t xml:space="preserve">Mass CO₂ = 1.50 </w:t>
+      </w:r>
+      <w:r>
+        <w:rPr>
+          <w:strike w:val="true"/>
+        </w:rPr>
+        <w:t>mol</w:t>
+      </w:r>
+      <w:r>
+        <w:t xml:space="preserve"> × (44.01 g / 1 </w:t>
+      </w:r>
+      <w:r>
+        <w:rPr>
+          <w:strike w:val="true"/>
+        </w:rPr>
+        <w:t>mol</w:t>
+      </w:r>
+      <w:r>
+        <w:t>) = 65.9 g</w:t>
+      </w:r>
+    </w:p>
+    <w:p>
+      <w:r>
+        <w:rPr>
+          <w:i/>
+        </w:rPr>
+        <w:t>"g" / "mol C₃H₈" / "mol" cancel; the 3:1 ratio comes from C₃H₈ + 5 O₂ → 3 CO₂ + 4 H₂O.</w:t>
+      </w:r>
+    </w:p>
+    <w:p>
+      <w:pPr>
+        <w:pStyle w:val="ListParagraph"/>
+        <w:numPr>
+          <w:ilvl w:val="0"/>
+          <w:numId w:val="8"/>
+        </w:numPr>
+      </w:pPr>
+      <w:r>
+        <w:t>For 2 KClO₃ → 2 KCl + 3 O₂, mass of O₂ from 5.00 g KClO₃? (M(KClO₃) = 122.55, M(O₂) = 32.00.)</w:t>
+      </w:r>
+    </w:p>
+    <w:p>
+      <w:r>
+        <w:rPr>
+          <w:b/>
+        </w:rPr>
+        <w:t xml:space="preserve">Solution: </w:t>
+      </w:r>
+      <w:r>
+        <w:t xml:space="preserve">n(KClO₃) = 5.00 </w:t>
+      </w:r>
+      <w:r>
+        <w:rPr>
+          <w:strike w:val="true"/>
+        </w:rPr>
+        <w:t>g</w:t>
+      </w:r>
+      <w:r>
+        <w:t xml:space="preserve"> × (1 mol / 122.55 </w:t>
+      </w:r>
+      <w:r>
+        <w:rPr>
+          <w:strike w:val="true"/>
+        </w:rPr>
+        <w:t>g</w:t>
+      </w:r>
+      <w:r>
+        <w:t>) = 0.04080 mol KClO₃</w:t>
+      </w:r>
+    </w:p>
+    <w:p>
+      <w:r>
+        <w:t xml:space="preserve">n(O₂) = 0.04080 </w:t>
+      </w:r>
+      <w:r>
+        <w:rPr>
+          <w:strike w:val="true"/>
+        </w:rPr>
+        <w:t>mol KClO₃</w:t>
+      </w:r>
+      <w:r>
+        <w:t xml:space="preserve"> × (3 mol O₂ / 2 </w:t>
+      </w:r>
+      <w:r>
+        <w:rPr>
+          <w:strike w:val="true"/>
+        </w:rPr>
+        <w:t>mol KClO₃</w:t>
+      </w:r>
+      <w:r>
+        <w:t>) = 0.0612 mol O₂</w:t>
+      </w:r>
+    </w:p>
+    <w:p>
+      <w:r>
+        <w:t xml:space="preserve">Mass O₂ = 0.0612 </w:t>
+      </w:r>
+      <w:r>
+        <w:rPr>
+          <w:strike w:val="true"/>
+        </w:rPr>
+        <w:t>mol</w:t>
+      </w:r>
+      <w:r>
+        <w:t xml:space="preserve"> × (32.00 g / 1 </w:t>
+      </w:r>
+      <w:r>
+        <w:rPr>
+          <w:strike w:val="true"/>
+        </w:rPr>
+        <w:t>mol</w:t>
+      </w:r>
+      <w:r>
+        <w:t>) = 1.96 g</w:t>
+      </w:r>
+    </w:p>
+    <w:p>
+      <w:r>
+        <w:rPr>
+          <w:i/>
+        </w:rPr>
+        <w:t>Three cancellations through the chain. The 3:2 ratio is from 2 KClO₃ → 2 KCl + 3 O₂.</w:t>
+      </w:r>
+    </w:p>
+    <w:p>
+      <w:pPr>
+        <w:pStyle w:val="ListParagraph"/>
+        <w:numPr>
+          <w:ilvl w:val="0"/>
+          <w:numId w:val="8"/>
+        </w:numPr>
+      </w:pPr>
+      <w:r>
+        <w:t>For N₂ + 3 H₂ → 2 NH₃, mass of NH₃ from 28.0 g N₂? (M(N₂) = 28.02, M(NH₃) = 17.03.)</w:t>
+      </w:r>
+    </w:p>
+    <w:p>
+      <w:r>
+        <w:rPr>
+          <w:b/>
+        </w:rPr>
+        <w:t xml:space="preserve">Solution: </w:t>
+      </w:r>
+      <w:r>
+        <w:t xml:space="preserve">n(N₂) = 28.0 </w:t>
+      </w:r>
+      <w:r>
+        <w:rPr>
+          <w:strike w:val="true"/>
+        </w:rPr>
+        <w:t>g</w:t>
+      </w:r>
+      <w:r>
+        <w:t xml:space="preserve"> × (1 mol / 28.02 </w:t>
+      </w:r>
+      <w:r>
+        <w:rPr>
+          <w:strike w:val="true"/>
+        </w:rPr>
+        <w:t>g</w:t>
+      </w:r>
+      <w:r>
+        <w:t>) = 0.9993 mol N₂</w:t>
+      </w:r>
+    </w:p>
+    <w:p>
+      <w:r>
+        <w:t xml:space="preserve">n(NH₃) = 0.9993 </w:t>
       </w:r>
       <w:r>
         <w:rPr>
@@ -4911,25 +6153,411 @@
         <w:t>mol N₂</w:t>
       </w:r>
       <w:r>
-        <w:t xml:space="preserve"> × (</w:t>
-      </w:r>
-      <w:r>
-        <w:t>3</w:t>
-      </w:r>
-      <w:r>
-        <w:t xml:space="preserve"> </w:t>
-      </w:r>
-      <w:r>
+        <w:t xml:space="preserve"> × (2 mol NH₃ / 1 </w:t>
+      </w:r>
+      <w:r>
+        <w:rPr>
+          <w:strike w:val="true"/>
+        </w:rPr>
+        <w:t>mol N₂</w:t>
+      </w:r>
+      <w:r>
+        <w:t>) = 1.999 mol NH₃</w:t>
+      </w:r>
+    </w:p>
+    <w:p>
+      <w:r>
+        <w:t xml:space="preserve">Mass NH₃ = 1.999 </w:t>
+      </w:r>
+      <w:r>
+        <w:rPr>
+          <w:strike w:val="true"/>
+        </w:rPr>
+        <w:t>mol</w:t>
+      </w:r>
+      <w:r>
+        <w:t xml:space="preserve"> × (17.03 g / 1 </w:t>
+      </w:r>
+      <w:r>
+        <w:rPr>
+          <w:strike w:val="true"/>
+        </w:rPr>
+        <w:t>mol</w:t>
+      </w:r>
+      <w:r>
+        <w:t>) = 34.0 g</w:t>
+      </w:r>
+    </w:p>
+    <w:p>
+      <w:r>
+        <w:rPr>
+          <w:i/>
+        </w:rPr>
+        <w:t>"g" / "mol N₂" / "mol" cancel through the Haber-process chain (N₂ + 3 H₂ → 2 NH₃).</w:t>
+      </w:r>
+    </w:p>
+    <w:p>
+      <w:pPr>
+        <w:pStyle w:val="Heading3"/>
+      </w:pPr>
+      <w:r>
+        <w:t>Theoretical, actual, percent yield</w:t>
+      </w:r>
+    </w:p>
+    <w:p>
+      <w:pPr>
+        <w:pStyle w:val="ListParagraph"/>
+        <w:numPr>
+          <w:ilvl w:val="0"/>
+          <w:numId w:val="9"/>
+        </w:numPr>
+      </w:pPr>
+      <w:r>
+        <w:t>In a reaction the theoretical yield is 25.0 g and the actual yield is 22.5 g. Compute % yield.</w:t>
+      </w:r>
+    </w:p>
+    <w:p>
+      <w:r>
+        <w:rPr>
+          <w:b/>
+        </w:rPr>
+        <w:t xml:space="preserve">Solution: </w:t>
+      </w:r>
+      <w:r>
+        <w:t xml:space="preserve">% yield = (22.5 </w:t>
+      </w:r>
+      <w:r>
+        <w:rPr>
+          <w:strike w:val="true"/>
+        </w:rPr>
+        <w:t>g</w:t>
+      </w:r>
+      <w:r>
+        <w:t xml:space="preserve"> actual / 25.0 </w:t>
+      </w:r>
+      <w:r>
+        <w:rPr>
+          <w:strike w:val="true"/>
+        </w:rPr>
+        <w:t>g</w:t>
+      </w:r>
+      <w:r>
+        <w:t xml:space="preserve"> theoretical) × 100% = 90.0%</w:t>
+      </w:r>
+    </w:p>
+    <w:p>
+      <w:r>
+        <w:rPr>
+          <w:i/>
+        </w:rPr>
+        <w:t>"g" cancels. Three sig figs.</w:t>
+      </w:r>
+    </w:p>
+    <w:p>
+      <w:pPr>
+        <w:pStyle w:val="ListParagraph"/>
+        <w:numPr>
+          <w:ilvl w:val="0"/>
+          <w:numId w:val="9"/>
+        </w:numPr>
+      </w:pPr>
+      <w:r>
+        <w:t>If a reaction has 78.0% yield and theoretical mass 4.50 g, what is the actual yield?</w:t>
+      </w:r>
+    </w:p>
+    <w:p>
+      <w:r>
+        <w:rPr>
+          <w:b/>
+        </w:rPr>
+        <w:t xml:space="preserve">Solution: </w:t>
+      </w:r>
+      <w:r>
+        <w:t>Actual yield = 4.50 g theoretical × (78.0 g actual / 100 g theoretical) = 3.51 g</w:t>
+      </w:r>
+    </w:p>
+    <w:p>
+      <w:r>
+        <w:rPr>
+          <w:i/>
+        </w:rPr>
+        <w:t>"g theoretical" cancels via the percent-yield fraction.</w:t>
+      </w:r>
+    </w:p>
+    <w:p>
+      <w:pPr>
+        <w:pStyle w:val="ListParagraph"/>
+        <w:numPr>
+          <w:ilvl w:val="0"/>
+          <w:numId w:val="9"/>
+        </w:numPr>
+      </w:pPr>
+      <w:r>
+        <w:t>A reaction yielded 14.0 g of product, theoretical = 17.5 g. % yield?</w:t>
+      </w:r>
+    </w:p>
+    <w:p>
+      <w:r>
+        <w:rPr>
+          <w:b/>
+        </w:rPr>
+        <w:t xml:space="preserve">Solution: </w:t>
+      </w:r>
+      <w:r>
+        <w:t xml:space="preserve">% yield = (14.0 </w:t>
+      </w:r>
+      <w:r>
+        <w:rPr>
+          <w:strike w:val="true"/>
+        </w:rPr>
+        <w:t>g</w:t>
+      </w:r>
+      <w:r>
+        <w:t xml:space="preserve"> actual / 17.5 </w:t>
+      </w:r>
+      <w:r>
+        <w:rPr>
+          <w:strike w:val="true"/>
+        </w:rPr>
+        <w:t>g</w:t>
+      </w:r>
+      <w:r>
+        <w:t xml:space="preserve"> theoretical) × 100% = 80.0%</w:t>
+      </w:r>
+    </w:p>
+    <w:p>
+      <w:r>
+        <w:rPr>
+          <w:i/>
+        </w:rPr>
+        <w:t>"g" cancels. Three sig figs.</w:t>
+      </w:r>
+    </w:p>
+    <w:p>
+      <w:pPr>
+        <w:pStyle w:val="ListParagraph"/>
+        <w:numPr>
+          <w:ilvl w:val="0"/>
+          <w:numId w:val="9"/>
+        </w:numPr>
+      </w:pPr>
+      <w:r>
+        <w:t>Why is actual yield usually less than theoretical yield?</w:t>
+      </w:r>
+    </w:p>
+    <w:p>
+      <w:r>
+        <w:rPr>
+          <w:b/>
+          <w:i/>
+        </w:rPr>
+        <w:t xml:space="preserve">Solution: </w:t>
+      </w:r>
+      <w:r>
+        <w:t>Side reactions, incomplete reaction, mechanical losses (transferring product), and impurities all reduce actual yield below the stoichiometric maximum.</w:t>
+      </w:r>
+    </w:p>
+    <w:p>
+      <w:pPr>
+        <w:pStyle w:val="ListParagraph"/>
+        <w:numPr>
+          <w:ilvl w:val="0"/>
+          <w:numId w:val="9"/>
+        </w:numPr>
+      </w:pPr>
+      <w:r>
+        <w:t>For 2 Na + Cl₂ → 2 NaCl, calculate theoretical mass of NaCl from 4.60 g Na (excess Cl₂). M(Na) = 22.99, M(NaCl) = 58.44.</w:t>
+      </w:r>
+    </w:p>
+    <w:p>
+      <w:r>
+        <w:rPr>
+          <w:b/>
+        </w:rPr>
+        <w:t xml:space="preserve">Solution: </w:t>
+      </w:r>
+      <w:r>
+        <w:t xml:space="preserve">n(Na) = 4.60 </w:t>
+      </w:r>
+      <w:r>
+        <w:rPr>
+          <w:strike w:val="true"/>
+        </w:rPr>
+        <w:t>g</w:t>
+      </w:r>
+      <w:r>
+        <w:t xml:space="preserve"> × (1 mol / 22.99 </w:t>
+      </w:r>
+      <w:r>
+        <w:rPr>
+          <w:strike w:val="true"/>
+        </w:rPr>
+        <w:t>g</w:t>
+      </w:r>
+      <w:r>
+        <w:t>) = 0.2001 mol Na</w:t>
+      </w:r>
+    </w:p>
+    <w:p>
+      <w:r>
+        <w:t xml:space="preserve">n(NaCl) = 0.2001 </w:t>
+      </w:r>
+      <w:r>
+        <w:rPr>
+          <w:strike w:val="true"/>
+        </w:rPr>
+        <w:t>mol Na</w:t>
+      </w:r>
+      <w:r>
+        <w:t xml:space="preserve"> × (2 mol NaCl / 2 </w:t>
+      </w:r>
+      <w:r>
+        <w:rPr>
+          <w:strike w:val="true"/>
+        </w:rPr>
+        <w:t>mol Na</w:t>
+      </w:r>
+      <w:r>
+        <w:t>) = 0.2001 mol NaCl</w:t>
+      </w:r>
+    </w:p>
+    <w:p>
+      <w:r>
+        <w:t xml:space="preserve">Theoretical mass NaCl = 0.2001 </w:t>
+      </w:r>
+      <w:r>
+        <w:rPr>
+          <w:strike w:val="true"/>
+        </w:rPr>
+        <w:t>mol</w:t>
+      </w:r>
+      <w:r>
+        <w:t xml:space="preserve"> × (58.44 g / 1 </w:t>
+      </w:r>
+      <w:r>
+        <w:rPr>
+          <w:strike w:val="true"/>
+        </w:rPr>
+        <w:t>mol</w:t>
+      </w:r>
+      <w:r>
+        <w:t>) = 11.7 g</w:t>
+      </w:r>
+    </w:p>
+    <w:p>
+      <w:r>
+        <w:rPr>
+          <w:i/>
+        </w:rPr>
+        <w:t>Three cancellations across the chain. The 2:2 ratio is effectively 1:1.</w:t>
+      </w:r>
+    </w:p>
+    <w:p>
+      <w:pPr>
+        <w:pStyle w:val="Heading3"/>
+      </w:pPr>
+      <w:r>
+        <w:t>Limiting Reactant</w:t>
+      </w:r>
+    </w:p>
+    <w:p>
+      <w:pPr>
+        <w:pStyle w:val="ListParagraph"/>
+        <w:numPr>
+          <w:ilvl w:val="0"/>
+          <w:numId w:val="10"/>
+        </w:numPr>
+      </w:pPr>
+      <w:r>
+        <w:t>For N₂ + 3 H₂ → 2 NH₃, identify the limiting reactant from 1.0 mol N₂ and 4.0 mol H₂.</w:t>
+      </w:r>
+    </w:p>
+    <w:p>
+      <w:r>
+        <w:rPr>
+          <w:b/>
+        </w:rPr>
+        <w:t xml:space="preserve">Solution: </w:t>
+      </w:r>
+      <w:r>
+        <w:t xml:space="preserve">Test N₂ as limiting: 1.0 </w:t>
+      </w:r>
+      <w:r>
+        <w:rPr>
+          <w:strike w:val="true"/>
+        </w:rPr>
+        <w:t>mol N₂</w:t>
+      </w:r>
+      <w:r>
+        <w:t xml:space="preserve"> × (3 mol H₂ / 1 </w:t>
+      </w:r>
+      <w:r>
+        <w:rPr>
+          <w:strike w:val="true"/>
+        </w:rPr>
+        <w:t>mol N₂</w:t>
+      </w:r>
+      <w:r>
+        <w:t>) = 3.0 mol H₂ needed; have 4.0 mol H₂ — N₂ would consume only 3.0</w:t>
+      </w:r>
+    </w:p>
+    <w:p>
+      <w:r>
+        <w:t xml:space="preserve">Test H₂ as limiting: 4.0 </w:t>
+      </w:r>
+      <w:r>
+        <w:rPr>
+          <w:strike w:val="true"/>
+        </w:rPr>
         <w:t>mol H₂</w:t>
       </w:r>
       <w:r>
-        <w:t xml:space="preserve"> / </w:t>
-      </w:r>
-      <w:r>
-        <w:t>1</w:t>
-      </w:r>
-      <w:r>
-        <w:t xml:space="preserve"> </w:t>
+        <w:t xml:space="preserve"> × (1 mol N₂ / 3 </w:t>
+      </w:r>
+      <w:r>
+        <w:rPr>
+          <w:strike w:val="true"/>
+        </w:rPr>
+        <w:t>mol H₂</w:t>
+      </w:r>
+      <w:r>
+        <w:t>) = 1.33 mol N₂ needed; have only 1.0 — N₂ runs out first</w:t>
+      </w:r>
+    </w:p>
+    <w:p>
+      <w:r>
+        <w:t>Conclusion: N₂ is the limiting reactant</w:t>
+      </w:r>
+    </w:p>
+    <w:p>
+      <w:r>
+        <w:rPr>
+          <w:i/>
+        </w:rPr>
+        <w:t>Each "if-this-were-limiting" test cancels its own moles. The reactant whose required partner exceeds what is available is the limiting one — here, N₂.</w:t>
+      </w:r>
+    </w:p>
+    <w:p>
+      <w:pPr>
+        <w:pStyle w:val="ListParagraph"/>
+        <w:numPr>
+          <w:ilvl w:val="0"/>
+          <w:numId w:val="10"/>
+        </w:numPr>
+      </w:pPr>
+      <w:r>
+        <w:t>Using the limiting reactant in the prior problem, how many moles of NH₃ are produced?</w:t>
+      </w:r>
+    </w:p>
+    <w:p>
+      <w:r>
+        <w:rPr>
+          <w:b/>
+        </w:rPr>
+        <w:t xml:space="preserve">Solution: </w:t>
+      </w:r>
+      <w:r>
+        <w:t xml:space="preserve">n(NH₃) = 1.0 </w:t>
       </w:r>
       <w:r>
         <w:rPr>
@@ -4938,13 +6566,16 @@
         <w:t>mol N₂</w:t>
       </w:r>
       <w:r>
-        <w:t>)</w:t>
-      </w:r>
-      <w:r>
-        <w:t xml:space="preserve"> = </w:t>
-      </w:r>
-      <w:r>
-        <w:t>12.0 mol H₂</w:t>
+        <w:t xml:space="preserve"> × (2 mol NH₃ / 1 </w:t>
+      </w:r>
+      <w:r>
+        <w:rPr>
+          <w:strike w:val="true"/>
+        </w:rPr>
+        <w:t>mol N₂</w:t>
+      </w:r>
+      <w:r>
+        <w:t>) = 2.0 mol NH₃</w:t>
       </w:r>
     </w:p>
     <w:p>
@@ -4952,70 +6583,250 @@
         <w:rPr>
           <w:i/>
         </w:rPr>
-        <w:t>Units cancel as marked: "mol N₂" cancel(s) where the strikethrough crosses them out. The remaining unit is "mol H₂".</w:t>
-      </w:r>
-    </w:p>
-    <w:p>
-      <w:pPr>
-        <w:pStyle w:val="ListParagraph"/>
-        <w:numPr>
-          <w:ilvl w:val="0"/>
-          <w:numId w:val="7"/>
-        </w:numPr>
-      </w:pPr>
-      <w:r>
-        <w:t>For 2 Al + 3 Cl₂ → 2 AlCl₃, mass of AlCl₃ produced from 0.500 mol Al? (M(AlCl₃) = 133.34.)</w:t>
-      </w:r>
-    </w:p>
-    <w:p>
-      <w:r>
-        <w:rPr>
-          <w:b/>
+        <w:t>"mol N₂" cancels via the 2:1 stoichiometric ratio.</w:t>
+      </w:r>
+    </w:p>
+    <w:p>
+      <w:pPr>
+        <w:pStyle w:val="ListParagraph"/>
+        <w:numPr>
+          <w:ilvl w:val="0"/>
+          <w:numId w:val="10"/>
+        </w:numPr>
+      </w:pPr>
+      <w:r>
+        <w:t>For 2 Al + 3 Cl₂ → 2 AlCl₃, identify limiting reactant from 0.50 mol Al and 0.50 mol Cl₂.</w:t>
+      </w:r>
+    </w:p>
+    <w:p>
+      <w:r>
+        <w:rPr>
+          <w:b/>
+        </w:rPr>
+        <w:t xml:space="preserve">Solution: </w:t>
+      </w:r>
+      <w:r>
+        <w:t xml:space="preserve">Test Al as limiting: 0.50 </w:t>
+      </w:r>
+      <w:r>
+        <w:rPr>
+          <w:strike w:val="true"/>
+        </w:rPr>
+        <w:t>mol Al</w:t>
+      </w:r>
+      <w:r>
+        <w:t xml:space="preserve"> × (3 mol Cl₂ / 2 </w:t>
+      </w:r>
+      <w:r>
+        <w:rPr>
+          <w:strike w:val="true"/>
+        </w:rPr>
+        <w:t>mol Al</w:t>
+      </w:r>
+      <w:r>
+        <w:t>) = 0.75 mol Cl₂ needed; have only 0.50 — Cl₂ runs out first</w:t>
+      </w:r>
+    </w:p>
+    <w:p>
+      <w:r>
+        <w:t>Conclusion: Cl₂ is the limiting reactant</w:t>
+      </w:r>
+    </w:p>
+    <w:p>
+      <w:r>
+        <w:rPr>
           <w:i/>
         </w:rPr>
+        <w:t>"mol Al" cancels in the requirement test. Cl₂ is limiting because the chemistry would need more Cl₂ than is available.</w:t>
+      </w:r>
+    </w:p>
+    <w:p>
+      <w:pPr>
+        <w:pStyle w:val="ListParagraph"/>
+        <w:numPr>
+          <w:ilvl w:val="0"/>
+          <w:numId w:val="10"/>
+        </w:numPr>
+      </w:pPr>
+      <w:r>
+        <w:t>Using the limiting reactant from the prior problem, mass of AlCl₃ produced? (M = 133.34.)</w:t>
+      </w:r>
+    </w:p>
+    <w:p>
+      <w:r>
+        <w:rPr>
+          <w:b/>
+        </w:rPr>
         <w:t xml:space="preserve">Solution: </w:t>
       </w:r>
       <w:r>
-        <w:t>0.500 mol Al × (2/2) = 0.500 mol AlCl₃; mass = 0.500 × 133.34 = 66.67 g.</w:t>
-      </w:r>
-    </w:p>
-    <w:p>
-      <w:pPr>
-        <w:pStyle w:val="ListParagraph"/>
-        <w:numPr>
-          <w:ilvl w:val="0"/>
-          <w:numId w:val="7"/>
-        </w:numPr>
-      </w:pPr>
-      <w:r>
-        <w:t>For CaCO₃ → CaO + CO₂, mass of CO₂ produced from 2.00 mol CaCO₃? (M(CO₂) = 44.01.)</w:t>
-      </w:r>
-    </w:p>
-    <w:p>
-      <w:r>
-        <w:rPr>
-          <w:b/>
+        <w:t xml:space="preserve">n(AlCl₃) = 0.50 </w:t>
+      </w:r>
+      <w:r>
+        <w:rPr>
+          <w:strike w:val="true"/>
+        </w:rPr>
+        <w:t>mol Cl₂</w:t>
+      </w:r>
+      <w:r>
+        <w:t xml:space="preserve"> × (2 mol AlCl₃ / 3 </w:t>
+      </w:r>
+      <w:r>
+        <w:rPr>
+          <w:strike w:val="true"/>
+        </w:rPr>
+        <w:t>mol Cl₂</w:t>
+      </w:r>
+      <w:r>
+        <w:t>) = 0.333 mol AlCl₃</w:t>
+      </w:r>
+    </w:p>
+    <w:p>
+      <w:r>
+        <w:t xml:space="preserve">Mass AlCl₃ = 0.333 </w:t>
+      </w:r>
+      <w:r>
+        <w:rPr>
+          <w:strike w:val="true"/>
+        </w:rPr>
+        <w:t>mol</w:t>
+      </w:r>
+      <w:r>
+        <w:t xml:space="preserve"> × (133.34 g / 1 </w:t>
+      </w:r>
+      <w:r>
+        <w:rPr>
+          <w:strike w:val="true"/>
+        </w:rPr>
+        <w:t>mol</w:t>
+      </w:r>
+      <w:r>
+        <w:t>) = 44.4 g</w:t>
+      </w:r>
+    </w:p>
+    <w:p>
+      <w:r>
+        <w:rPr>
           <w:i/>
         </w:rPr>
+        <w:t>"mol Cl₂" cancels via the 2:3 stoichiometric ratio (from 2 Al + 3 Cl₂ → 2 AlCl₃); "mol" cancels via molar mass.</w:t>
+      </w:r>
+    </w:p>
+    <w:p>
+      <w:pPr>
+        <w:pStyle w:val="ListParagraph"/>
+        <w:numPr>
+          <w:ilvl w:val="0"/>
+          <w:numId w:val="10"/>
+        </w:numPr>
+      </w:pPr>
+      <w:r>
+        <w:t>How much excess reactant remains unconsumed (in moles) in the prior problem?</w:t>
+      </w:r>
+    </w:p>
+    <w:p>
+      <w:r>
+        <w:rPr>
+          <w:b/>
+        </w:rPr>
         <w:t xml:space="preserve">Solution: </w:t>
       </w:r>
       <w:r>
-        <w:t>2.00 mol CaCO₃ × (1/1) = 2.00 mol CO₂; mass = 2.00 × 44.01 = 88.0 g.</w:t>
-      </w:r>
-    </w:p>
-    <w:p>
-      <w:pPr>
-        <w:pStyle w:val="ListParagraph"/>
-        <w:numPr>
-          <w:ilvl w:val="0"/>
-          <w:numId w:val="7"/>
-        </w:numPr>
-      </w:pPr>
-      <w:r>
-        <w:t>For 4 Fe + 3 O₂ → 2 Fe₂O₃, moles of O₂ needed to react with 0.200 mol Fe?</w:t>
-      </w:r>
-    </w:p>
-    <w:p>
+        <w:t xml:space="preserve">Al consumed = 0.50 </w:t>
+      </w:r>
+      <w:r>
+        <w:rPr>
+          <w:strike w:val="true"/>
+        </w:rPr>
+        <w:t>mol Cl₂</w:t>
+      </w:r>
+      <w:r>
+        <w:t xml:space="preserve"> × (2 mol Al / 3 </w:t>
+      </w:r>
+      <w:r>
+        <w:rPr>
+          <w:strike w:val="true"/>
+        </w:rPr>
+        <w:t>mol Cl₂</w:t>
+      </w:r>
+      <w:r>
+        <w:t>) = 0.333 mol Al</w:t>
+      </w:r>
+    </w:p>
+    <w:p>
+      <w:r>
+        <w:t>Al leftover = 0.50 mol initial − 0.333 mol consumed = 0.167 mol Al</w:t>
+      </w:r>
+    </w:p>
+    <w:p>
+      <w:r>
+        <w:rPr>
+          <w:i/>
+        </w:rPr>
+        <w:t>"mol Cl₂" cancels in the consumption calculation. The leftover Al is the excess after the limiting reactant has been used up.</w:t>
+      </w:r>
+    </w:p>
+    <w:p>
+      <w:pPr>
+        <w:pStyle w:val="Heading2"/>
+      </w:pPr>
+      <w:r>
+        <w:rPr>
+          <w:b/>
+          <w:bCs/>
+        </w:rPr>
+        <w:t xml:space="preserve">Multi-Concept Problems</w:t>
+      </w:r>
+    </w:p>
+    <w:p>
+      <w:pPr>
+        <w:pStyle w:val="ListParagraph"/>
+        <w:spacing w:after="80" w:line="300"/>
+        <w:numPr>
+          <w:ilvl w:val="0"/>
+          <w:numId w:val="12"/>
+        </w:numPr>
+      </w:pPr>
+      <w:r>
+        <w:rPr>
+          <w:b/>
+          <w:bCs/>
+        </w:rPr>
+        <w:t xml:space="preserve"/>
+      </w:r>
+      <w:r>
+        <w:t xml:space="preserve">Iron rusts: 4 Fe + 3 O₂ → 2 Fe₂O₃. </w:t>
+      </w:r>
+    </w:p>
+    <w:p>
+      <w:pPr>
+        <w:pStyle w:val="ListParagraph"/>
+        <w:numPr>
+          <w:ilvl w:val="0"/>
+          <w:numId w:val="15"/>
+        </w:numPr>
+      </w:pPr>
+      <w:r>
+        <w:t xml:space="preserve">How many g of Fe₂O₃ form from 10.00 g of Fe (excess O₂)? </w:t>
+      </w:r>
+    </w:p>
+    <w:p>
+      <w:pPr>
+        <w:pStyle w:val="ListParagraph"/>
+        <w:numPr>
+          <w:ilvl w:val="0"/>
+          <w:numId w:val="15"/>
+        </w:numPr>
+      </w:pPr>
+      <w:r>
+        <w:t xml:space="preserve">If only 12.5 g of Fe₂O₃ are recovered, what is the percent yield?</w:t>
+      </w:r>
+    </w:p>
+    <w:p>
+      <w:pPr>
+        <w:spacing w:after="160" w:line="300"/>
+        <w:ind w:left="360"/>
+      </w:pPr>
       <w:r>
         <w:rPr>
           <w:b/>
@@ -5023,7 +6834,34 @@
         <w:t xml:space="preserve">Solution: </w:t>
       </w:r>
       <w:r>
-        <w:t xml:space="preserve">0.200 </w:t>
+        <w:t xml:space="preserve">n(Fe) = 10.00 </w:t>
+      </w:r>
+      <w:r>
+        <w:rPr>
+          <w:strike w:val="true"/>
+        </w:rPr>
+        <w:t>g</w:t>
+      </w:r>
+      <w:r>
+        <w:t xml:space="preserve"> × (1 mol / 55.845 </w:t>
+      </w:r>
+      <w:r>
+        <w:rPr>
+          <w:strike w:val="true"/>
+        </w:rPr>
+        <w:t>g</w:t>
+      </w:r>
+      <w:r>
+        <w:t>) = 0.1791 mol Fe</w:t>
+      </w:r>
+    </w:p>
+    <w:p>
+      <w:pPr>
+        <w:spacing w:after="160" w:line="300"/>
+        <w:ind w:left="360"/>
+      </w:pPr>
+      <w:r>
+        <w:t xml:space="preserve">n(Fe₂O₃) = 0.1791 </w:t>
       </w:r>
       <w:r>
         <w:rPr>
@@ -5032,25 +6870,7 @@
         <w:t>mol Fe</w:t>
       </w:r>
       <w:r>
-        <w:t xml:space="preserve"> × (</w:t>
-      </w:r>
-      <w:r>
-        <w:t>3</w:t>
-      </w:r>
-      <w:r>
-        <w:t xml:space="preserve"> </w:t>
-      </w:r>
-      <w:r>
-        <w:t>mol O₂</w:t>
-      </w:r>
-      <w:r>
-        <w:t xml:space="preserve"> / </w:t>
-      </w:r>
-      <w:r>
-        <w:t>4</w:t>
-      </w:r>
-      <w:r>
-        <w:t xml:space="preserve"> </w:t>
+        <w:t xml:space="preserve"> × (2 mol Fe₂O₃ / 4 </w:t>
       </w:r>
       <w:r>
         <w:rPr>
@@ -5059,1017 +6879,1503 @@
         <w:t>mol Fe</w:t>
       </w:r>
       <w:r>
-        <w:t>)</w:t>
-      </w:r>
-      <w:r>
-        <w:t xml:space="preserve"> = </w:t>
-      </w:r>
-      <w:r>
-        <w:t>0.150 mol O₂</w:t>
-      </w:r>
-    </w:p>
-    <w:p>
+        <w:t>) = 0.08953 mol Fe₂O₃</w:t>
+      </w:r>
+    </w:p>
+    <w:p>
+      <w:pPr>
+        <w:spacing w:after="160" w:line="300"/>
+        <w:ind w:left="360"/>
+      </w:pPr>
+      <w:r>
+        <w:t xml:space="preserve">Theoretical mass Fe₂O₃ = 0.08953 </w:t>
+      </w:r>
+      <w:r>
+        <w:rPr>
+          <w:strike w:val="true"/>
+        </w:rPr>
+        <w:t>mol</w:t>
+      </w:r>
+      <w:r>
+        <w:t xml:space="preserve"> × (159.69 g / 1 </w:t>
+      </w:r>
+      <w:r>
+        <w:rPr>
+          <w:strike w:val="true"/>
+        </w:rPr>
+        <w:t>mol</w:t>
+      </w:r>
+      <w:r>
+        <w:t>) = 14.30 g</w:t>
+      </w:r>
+    </w:p>
+    <w:p>
+      <w:pPr>
+        <w:spacing w:after="160" w:line="300"/>
+        <w:ind w:left="360"/>
+      </w:pPr>
+      <w:r>
+        <w:t xml:space="preserve">% yield = (12.5 </w:t>
+      </w:r>
+      <w:r>
+        <w:rPr>
+          <w:strike w:val="true"/>
+        </w:rPr>
+        <w:t>g</w:t>
+      </w:r>
+      <w:r>
+        <w:t xml:space="preserve"> actual / 14.30 </w:t>
+      </w:r>
+      <w:r>
+        <w:rPr>
+          <w:strike w:val="true"/>
+        </w:rPr>
+        <w:t>g</w:t>
+      </w:r>
+      <w:r>
+        <w:t xml:space="preserve"> theoretical) × 100% = 87.4%</w:t>
+      </w:r>
+    </w:p>
+    <w:p>
+      <w:pPr>
+        <w:spacing w:after="160" w:line="300"/>
+        <w:ind w:left="360"/>
+      </w:pPr>
       <w:r>
         <w:rPr>
           <w:i/>
         </w:rPr>
-        <w:t>Units cancel as marked: "mol Fe" cancel(s) where the strikethrough crosses them out. The remaining unit is "mol O₂".</w:t>
-      </w:r>
-    </w:p>
-    <w:p>
-      <w:pPr>
-        <w:pStyle w:val="Heading3"/>
-      </w:pPr>
-      <w:r>
-        <w:t>Mass-to-mass Stoichiometry</w:t>
-      </w:r>
-    </w:p>
-    <w:p>
-      <w:pPr>
-        <w:pStyle w:val="ListParagraph"/>
-        <w:numPr>
-          <w:ilvl w:val="0"/>
-          <w:numId w:val="8"/>
-        </w:numPr>
-      </w:pPr>
-      <w:r>
-        <w:t>For 2 H₂ + O₂ → 2 H₂O, mass of water from 8.00 g H₂? (M(H₂) = 2.016, M(H₂O) = 18.02.)</w:t>
-      </w:r>
-    </w:p>
-    <w:p>
-      <w:r>
-        <w:rPr>
-          <w:b/>
+        <w:t>Four cancellations: "g" (mass→mol Fe), "mol Fe" (2:4 stoichiometry), "mol" (mol Fe₂O₃→mass), "g" (yield ratio). Four sig figs reduce to 3 by the end.</w:t>
+      </w:r>
+    </w:p>
+    <w:p>
+      <w:pPr>
+        <w:pStyle w:val="ListParagraph"/>
+        <w:numPr>
+          <w:ilvl w:val="0"/>
+          <w:numId w:val="16"/>
+        </w:numPr>
+      </w:pPr>
+      <w:r>
+        <w:t xml:space="preserve">12.5/14.30 × 100 = 87.4%.</w:t>
+      </w:r>
+    </w:p>
+    <w:p>
+      <w:pPr>
+        <w:pStyle w:val="ListParagraph"/>
+        <w:spacing w:after="80" w:line="300"/>
+        <w:numPr>
+          <w:ilvl w:val="0"/>
+          <w:numId w:val="12"/>
+        </w:numPr>
+      </w:pPr>
+      <w:r>
+        <w:rPr>
+          <w:b/>
+          <w:bCs/>
+        </w:rPr>
+        <w:t xml:space="preserve"/>
+      </w:r>
+      <w:r>
+        <w:t xml:space="preserve">Lithium reacts with water: 2 Li + 2 H₂O → 2 LiOH + H₂. 0.500 g of Li is added to 50.0 g of water. </w:t>
+      </w:r>
+    </w:p>
+    <w:p>
+      <w:pPr>
+        <w:pStyle w:val="ListParagraph"/>
+        <w:numPr>
+          <w:ilvl w:val="0"/>
+          <w:numId w:val="17"/>
+        </w:numPr>
+      </w:pPr>
+      <w:r>
+        <w:t xml:space="preserve">Limiting reactant. </w:t>
+      </w:r>
+    </w:p>
+    <w:p>
+      <w:pPr>
+        <w:pStyle w:val="ListParagraph"/>
+        <w:numPr>
+          <w:ilvl w:val="0"/>
+          <w:numId w:val="17"/>
+        </w:numPr>
+      </w:pPr>
+      <w:r>
+        <w:t xml:space="preserve">Theoretical yield of H₂ in g.</w:t>
+      </w:r>
+    </w:p>
+    <w:p>
+      <w:pPr>
+        <w:spacing w:after="160" w:line="300"/>
+        <w:ind w:left="360"/>
+      </w:pPr>
+      <w:r>
+        <w:rPr>
+          <w:b/>
+        </w:rPr>
+        <w:t xml:space="preserve">Solution: </w:t>
+      </w:r>
+      <w:r>
+        <w:t xml:space="preserve">n(Li) = 0.500 </w:t>
+      </w:r>
+      <w:r>
+        <w:rPr>
+          <w:strike w:val="true"/>
+        </w:rPr>
+        <w:t>g</w:t>
+      </w:r>
+      <w:r>
+        <w:t xml:space="preserve"> × (1 mol / 6.94 </w:t>
+      </w:r>
+      <w:r>
+        <w:rPr>
+          <w:strike w:val="true"/>
+        </w:rPr>
+        <w:t>g</w:t>
+      </w:r>
+      <w:r>
+        <w:t>) = 0.0721 mol Li</w:t>
+      </w:r>
+    </w:p>
+    <w:p>
+      <w:pPr>
+        <w:spacing w:after="160" w:line="300"/>
+        <w:ind w:left="360"/>
+      </w:pPr>
+      <w:r>
+        <w:t xml:space="preserve">n(H₂O) = 50.0 </w:t>
+      </w:r>
+      <w:r>
+        <w:rPr>
+          <w:strike w:val="true"/>
+        </w:rPr>
+        <w:t>g</w:t>
+      </w:r>
+      <w:r>
+        <w:t xml:space="preserve"> × (1 mol / 18.015 </w:t>
+      </w:r>
+      <w:r>
+        <w:rPr>
+          <w:strike w:val="true"/>
+        </w:rPr>
+        <w:t>g</w:t>
+      </w:r>
+      <w:r>
+        <w:t>) = 2.776 mol H₂O</w:t>
+      </w:r>
+    </w:p>
+    <w:p>
+      <w:pPr>
+        <w:spacing w:after="160" w:line="300"/>
+        <w:ind w:left="360"/>
+      </w:pPr>
+      <w:r>
+        <w:t>Divide by coefficient: Li 0.0721/2 = 0.03605; H₂O 2.776/2 = 1.388 → Li is limiting</w:t>
+      </w:r>
+    </w:p>
+    <w:p>
+      <w:pPr>
+        <w:spacing w:after="160" w:line="300"/>
+        <w:ind w:left="360"/>
+      </w:pPr>
+      <w:r>
+        <w:t xml:space="preserve">n(H₂) = 0.0721 </w:t>
+      </w:r>
+      <w:r>
+        <w:rPr>
+          <w:strike w:val="true"/>
+        </w:rPr>
+        <w:t>mol Li</w:t>
+      </w:r>
+      <w:r>
+        <w:t xml:space="preserve"> × (1 mol H₂ / 2 </w:t>
+      </w:r>
+      <w:r>
+        <w:rPr>
+          <w:strike w:val="true"/>
+        </w:rPr>
+        <w:t>mol Li</w:t>
+      </w:r>
+      <w:r>
+        <w:t>) = 0.03605 mol H₂</w:t>
+      </w:r>
+    </w:p>
+    <w:p>
+      <w:pPr>
+        <w:spacing w:after="160" w:line="300"/>
+        <w:ind w:left="360"/>
+      </w:pPr>
+      <w:r>
+        <w:t xml:space="preserve">Mass H₂ = 0.03605 </w:t>
+      </w:r>
+      <w:r>
+        <w:rPr>
+          <w:strike w:val="true"/>
+        </w:rPr>
+        <w:t>mol</w:t>
+      </w:r>
+      <w:r>
+        <w:t xml:space="preserve"> × (2.016 g / 1 </w:t>
+      </w:r>
+      <w:r>
+        <w:rPr>
+          <w:strike w:val="true"/>
+        </w:rPr>
+        <w:t>mol</w:t>
+      </w:r>
+      <w:r>
+        <w:t>) = 0.0727 g = 72.7 mg</w:t>
+      </w:r>
+    </w:p>
+    <w:p>
+      <w:pPr>
+        <w:spacing w:after="160" w:line="300"/>
+        <w:ind w:left="360"/>
+      </w:pPr>
+      <w:r>
+        <w:rPr>
           <w:i/>
         </w:rPr>
+        <w:t>Multiple cancellations: "g" twice (mass→mol for both reactants), "mol Li" (1:2 ratio), "mol" (mol H₂→mass). Li runs out first because there are far fewer moles of it relative to its coefficient.</w:t>
+      </w:r>
+    </w:p>
+    <w:p>
+      <w:pPr>
+        <w:pStyle w:val="ListParagraph"/>
+        <w:spacing w:after="80" w:line="300"/>
+        <w:numPr>
+          <w:ilvl w:val="0"/>
+          <w:numId w:val="12"/>
+        </w:numPr>
+      </w:pPr>
+      <w:r>
+        <w:rPr>
+          <w:b/>
+          <w:bCs/>
+        </w:rPr>
+        <w:t xml:space="preserve"/>
+      </w:r>
+      <w:r>
+        <w:t xml:space="preserve">Photosynthesis (overall): 6 CO₂ + 6 H₂O → C₆H₁₂O₆ + 6 O₂. </w:t>
+      </w:r>
+    </w:p>
+    <w:p>
+      <w:pPr>
+        <w:pStyle w:val="ListParagraph"/>
+        <w:numPr>
+          <w:ilvl w:val="0"/>
+          <w:numId w:val="18"/>
+        </w:numPr>
+      </w:pPr>
+      <w:r>
+        <w:t xml:space="preserve">How many g of O₂ are released when 100.0 g of CO₂ is consumed? </w:t>
+      </w:r>
+    </w:p>
+    <w:p>
+      <w:pPr>
+        <w:pStyle w:val="ListParagraph"/>
+        <w:numPr>
+          <w:ilvl w:val="0"/>
+          <w:numId w:val="18"/>
+        </w:numPr>
+      </w:pPr>
+      <w:r>
+        <w:t xml:space="preserve">How many molecules of glucose form?</w:t>
+      </w:r>
+    </w:p>
+    <w:p>
+      <w:pPr>
+        <w:spacing w:after="160" w:line="300"/>
+        <w:ind w:left="360"/>
+      </w:pPr>
+      <w:r>
+        <w:rPr>
+          <w:b/>
+        </w:rPr>
         <w:t xml:space="preserve">Solution: </w:t>
       </w:r>
       <w:r>
-        <w:t>n(H₂) = 8.00/2.016 = 3.97 mol; n(H₂O) = 3.97 mol; m = 3.97 × 18.02 = 71.5 g.</w:t>
-      </w:r>
-    </w:p>
-    <w:p>
-      <w:pPr>
-        <w:pStyle w:val="ListParagraph"/>
-        <w:numPr>
-          <w:ilvl w:val="0"/>
-          <w:numId w:val="8"/>
-        </w:numPr>
-      </w:pPr>
-      <w:r>
-        <w:t>For 2 Mg + O₂ → 2 MgO, mass of MgO from 12.0 g Mg? (M(Mg) = 24.31, M(MgO) = 40.30.)</w:t>
-      </w:r>
-    </w:p>
-    <w:p>
-      <w:r>
-        <w:rPr>
-          <w:b/>
+        <w:t xml:space="preserve">n(CO₂) = 100.0 </w:t>
+      </w:r>
+      <w:r>
+        <w:rPr>
+          <w:strike w:val="true"/>
+        </w:rPr>
+        <w:t>g</w:t>
+      </w:r>
+      <w:r>
+        <w:t xml:space="preserve"> × (1 mol / 44.01 </w:t>
+      </w:r>
+      <w:r>
+        <w:rPr>
+          <w:strike w:val="true"/>
+        </w:rPr>
+        <w:t>g</w:t>
+      </w:r>
+      <w:r>
+        <w:t>) = 2.272 mol CO₂</w:t>
+      </w:r>
+    </w:p>
+    <w:p>
+      <w:pPr>
+        <w:spacing w:after="160" w:line="300"/>
+        <w:ind w:left="360"/>
+      </w:pPr>
+      <w:r>
+        <w:t xml:space="preserve">n(O₂) = 2.272 </w:t>
+      </w:r>
+      <w:r>
+        <w:rPr>
+          <w:strike w:val="true"/>
+        </w:rPr>
+        <w:t>mol CO₂</w:t>
+      </w:r>
+      <w:r>
+        <w:t xml:space="preserve"> × (6 mol O₂ / 6 </w:t>
+      </w:r>
+      <w:r>
+        <w:rPr>
+          <w:strike w:val="true"/>
+        </w:rPr>
+        <w:t>mol CO₂</w:t>
+      </w:r>
+      <w:r>
+        <w:t>) = 2.272 mol O₂</w:t>
+      </w:r>
+    </w:p>
+    <w:p>
+      <w:pPr>
+        <w:spacing w:after="160" w:line="300"/>
+        <w:ind w:left="360"/>
+      </w:pPr>
+      <w:r>
+        <w:t xml:space="preserve">Mass O₂ = 2.272 </w:t>
+      </w:r>
+      <w:r>
+        <w:rPr>
+          <w:strike w:val="true"/>
+        </w:rPr>
+        <w:t>mol</w:t>
+      </w:r>
+      <w:r>
+        <w:t xml:space="preserve"> × (32.00 g / 1 </w:t>
+      </w:r>
+      <w:r>
+        <w:rPr>
+          <w:strike w:val="true"/>
+        </w:rPr>
+        <w:t>mol</w:t>
+      </w:r>
+      <w:r>
+        <w:t>) = 72.7 g</w:t>
+      </w:r>
+    </w:p>
+    <w:p>
+      <w:pPr>
+        <w:spacing w:after="160" w:line="300"/>
+        <w:ind w:left="360"/>
+      </w:pPr>
+      <w:r>
+        <w:t xml:space="preserve">n(C₆H₁₂O₆) = 2.272 </w:t>
+      </w:r>
+      <w:r>
+        <w:rPr>
+          <w:strike w:val="true"/>
+        </w:rPr>
+        <w:t>mol CO₂</w:t>
+      </w:r>
+      <w:r>
+        <w:t xml:space="preserve"> × (1 mol C₆H₁₂O₆ / 6 </w:t>
+      </w:r>
+      <w:r>
+        <w:rPr>
+          <w:strike w:val="true"/>
+        </w:rPr>
+        <w:t>mol CO₂</w:t>
+      </w:r>
+      <w:r>
+        <w:t>) = 0.3787 mol C₆H₁₂O₆</w:t>
+      </w:r>
+    </w:p>
+    <w:p>
+      <w:pPr>
+        <w:spacing w:after="160" w:line="300"/>
+        <w:ind w:left="360"/>
+      </w:pPr>
+      <w:r>
+        <w:t xml:space="preserve">Molecules C₆H₁₂O₆ = 0.3787 </w:t>
+      </w:r>
+      <w:r>
+        <w:rPr>
+          <w:strike w:val="true"/>
+        </w:rPr>
+        <w:t>mol</w:t>
+      </w:r>
+      <w:r>
+        <w:t xml:space="preserve"> × (6.022 × 10²³ molecules / 1 </w:t>
+      </w:r>
+      <w:r>
+        <w:rPr>
+          <w:strike w:val="true"/>
+        </w:rPr>
+        <w:t>mol</w:t>
+      </w:r>
+      <w:r>
+        <w:t>) = 2.281 × 10²³ molecules</w:t>
+      </w:r>
+    </w:p>
+    <w:p>
+      <w:pPr>
+        <w:spacing w:after="160" w:line="300"/>
+        <w:ind w:left="360"/>
+      </w:pPr>
+      <w:r>
+        <w:rPr>
           <w:i/>
         </w:rPr>
+        <w:t>Cancellations chain: "g" → "mol CO₂" (6:6, then 6:1) → "mol" (twice, for mass and Avogadro). Three sig figs throughout.</w:t>
+      </w:r>
+    </w:p>
+    <w:p>
+      <w:pPr>
+        <w:pStyle w:val="ListParagraph"/>
+        <w:numPr>
+          <w:ilvl w:val="0"/>
+          <w:numId w:val="19"/>
+        </w:numPr>
+      </w:pPr>
+      <w:r>
+        <w:t xml:space="preserve">Mol glucose = 2.272/6 = 0.3787; molecules = 0.3787 × 6.022 × 10²³ = 2.281 × 10²³.</w:t>
+      </w:r>
+    </w:p>
+    <w:p>
+      <w:pPr>
+        <w:pStyle w:val="ListParagraph"/>
+        <w:spacing w:after="80" w:line="300"/>
+        <w:numPr>
+          <w:ilvl w:val="0"/>
+          <w:numId w:val="12"/>
+        </w:numPr>
+      </w:pPr>
+      <w:r>
+        <w:rPr>
+          <w:b/>
+          <w:bCs/>
+        </w:rPr>
+        <w:t xml:space="preserve"/>
+      </w:r>
+      <w:r>
+        <w:t xml:space="preserve">Aspirin synthesis: salicylic acid + acetic anhydride → aspirin + acetic acid (1:1:1:1 mole stoichiometry). 5.00 g of salicylic acid (M = 138.12) reacts to give 4.50 g of aspirin (M = 180.16). </w:t>
+      </w:r>
+    </w:p>
+    <w:p>
+      <w:pPr>
+        <w:pStyle w:val="ListParagraph"/>
+        <w:numPr>
+          <w:ilvl w:val="0"/>
+          <w:numId w:val="20"/>
+        </w:numPr>
+      </w:pPr>
+      <w:r>
+        <w:t xml:space="preserve">Theoretical yield of aspirin. </w:t>
+      </w:r>
+    </w:p>
+    <w:p>
+      <w:pPr>
+        <w:pStyle w:val="ListParagraph"/>
+        <w:numPr>
+          <w:ilvl w:val="0"/>
+          <w:numId w:val="20"/>
+        </w:numPr>
+      </w:pPr>
+      <w:r>
+        <w:t xml:space="preserve">Percent yield.</w:t>
+      </w:r>
+    </w:p>
+    <w:p>
+      <w:pPr>
+        <w:spacing w:after="160" w:line="300"/>
+        <w:ind w:left="360"/>
+      </w:pPr>
+      <w:r>
+        <w:rPr>
+          <w:b/>
+        </w:rPr>
         <w:t xml:space="preserve">Solution: </w:t>
       </w:r>
       <w:r>
-        <w:t>n(Mg) = 12.0/24.31 = 0.4937 mol; n(MgO) = 0.4937 mol; m = 0.4937 × 40.30 = 19.9 g.</w:t>
-      </w:r>
-    </w:p>
-    <w:p>
-      <w:pPr>
-        <w:pStyle w:val="ListParagraph"/>
-        <w:numPr>
-          <w:ilvl w:val="0"/>
-          <w:numId w:val="8"/>
-        </w:numPr>
-      </w:pPr>
-      <w:r>
-        <w:t>For C₃H₈ + 5 O₂ → 3 CO₂ + 4 H₂O, mass of CO₂ from 22.0 g C₃H₈? (M(C₃H₈) = 44.10, M(CO₂) = 44.01.)</w:t>
-      </w:r>
-    </w:p>
-    <w:p>
-      <w:r>
-        <w:rPr>
-          <w:b/>
+        <w:t xml:space="preserve">n(salicylic acid) = 5.00 </w:t>
+      </w:r>
+      <w:r>
+        <w:rPr>
+          <w:strike w:val="true"/>
+        </w:rPr>
+        <w:t>g</w:t>
+      </w:r>
+      <w:r>
+        <w:t xml:space="preserve"> × (1 mol / 138.12 </w:t>
+      </w:r>
+      <w:r>
+        <w:rPr>
+          <w:strike w:val="true"/>
+        </w:rPr>
+        <w:t>g</w:t>
+      </w:r>
+      <w:r>
+        <w:t>) = 0.03620 mol</w:t>
+      </w:r>
+    </w:p>
+    <w:p>
+      <w:pPr>
+        <w:spacing w:after="160" w:line="300"/>
+        <w:ind w:left="360"/>
+      </w:pPr>
+      <w:r>
+        <w:t xml:space="preserve">n(aspirin) = 0.03620 </w:t>
+      </w:r>
+      <w:r>
+        <w:rPr>
+          <w:strike w:val="true"/>
+        </w:rPr>
+        <w:t>mol salicylic acid</w:t>
+      </w:r>
+      <w:r>
+        <w:t xml:space="preserve"> × (1 mol aspirin / 1 </w:t>
+      </w:r>
+      <w:r>
+        <w:rPr>
+          <w:strike w:val="true"/>
+        </w:rPr>
+        <w:t>mol salicylic acid</w:t>
+      </w:r>
+      <w:r>
+        <w:t>) = 0.03620 mol aspirin</w:t>
+      </w:r>
+    </w:p>
+    <w:p>
+      <w:pPr>
+        <w:spacing w:after="160" w:line="300"/>
+        <w:ind w:left="360"/>
+      </w:pPr>
+      <w:r>
+        <w:t xml:space="preserve">Theoretical mass aspirin = 0.03620 </w:t>
+      </w:r>
+      <w:r>
+        <w:rPr>
+          <w:strike w:val="true"/>
+        </w:rPr>
+        <w:t>mol</w:t>
+      </w:r>
+      <w:r>
+        <w:t xml:space="preserve"> × (180.16 g / 1 </w:t>
+      </w:r>
+      <w:r>
+        <w:rPr>
+          <w:strike w:val="true"/>
+        </w:rPr>
+        <w:t>mol</w:t>
+      </w:r>
+      <w:r>
+        <w:t>) = 6.523 g</w:t>
+      </w:r>
+    </w:p>
+    <w:p>
+      <w:pPr>
+        <w:spacing w:after="160" w:line="300"/>
+        <w:ind w:left="360"/>
+      </w:pPr>
+      <w:r>
+        <w:t xml:space="preserve">% yield = (4.50 </w:t>
+      </w:r>
+      <w:r>
+        <w:rPr>
+          <w:strike w:val="true"/>
+        </w:rPr>
+        <w:t>g</w:t>
+      </w:r>
+      <w:r>
+        <w:t xml:space="preserve"> actual / 6.523 </w:t>
+      </w:r>
+      <w:r>
+        <w:rPr>
+          <w:strike w:val="true"/>
+        </w:rPr>
+        <w:t>g</w:t>
+      </w:r>
+      <w:r>
+        <w:t xml:space="preserve"> theoretical) × 100% = 69.0%</w:t>
+      </w:r>
+    </w:p>
+    <w:p>
+      <w:pPr>
+        <w:spacing w:after="160" w:line="300"/>
+        <w:ind w:left="360"/>
+      </w:pPr>
+      <w:r>
+        <w:rPr>
           <w:i/>
         </w:rPr>
+        <w:t>Three cancellation pairs across the chain plus a final "g" cancellation in the percent-yield ratio. The 1:1 mole ratio is the simplest possible stoichiometry.</w:t>
+      </w:r>
+    </w:p>
+    <w:p>
+      <w:pPr>
+        <w:pStyle w:val="ListParagraph"/>
+        <w:numPr>
+          <w:ilvl w:val="0"/>
+          <w:numId w:val="21"/>
+        </w:numPr>
+      </w:pPr>
+      <w:r>
+        <w:t xml:space="preserve">4.50/6.523 × 100 = 69.0%.</w:t>
+      </w:r>
+    </w:p>
+    <w:p>
+      <w:pPr>
+        <w:pStyle w:val="ListParagraph"/>
+        <w:spacing w:after="80" w:line="300"/>
+        <w:numPr>
+          <w:ilvl w:val="0"/>
+          <w:numId w:val="12"/>
+        </w:numPr>
+      </w:pPr>
+      <w:r>
+        <w:rPr>
+          <w:b/>
+          <w:bCs/>
+        </w:rPr>
+        <w:t xml:space="preserve"/>
+      </w:r>
+      <w:r>
+        <w:t xml:space="preserve">Synthesis of ammonia: N₂ + 3 H₂ → 2 NH₃. Industrially, 28.0 kg N₂ reacts with 6.00 kg H₂. </w:t>
+      </w:r>
+    </w:p>
+    <w:p>
+      <w:pPr>
+        <w:pStyle w:val="ListParagraph"/>
+        <w:numPr>
+          <w:ilvl w:val="0"/>
+          <w:numId w:val="22"/>
+        </w:numPr>
+      </w:pPr>
+      <w:r>
+        <w:t xml:space="preserve">Limiting reactant. </w:t>
+      </w:r>
+    </w:p>
+    <w:p>
+      <w:pPr>
+        <w:pStyle w:val="ListParagraph"/>
+        <w:numPr>
+          <w:ilvl w:val="0"/>
+          <w:numId w:val="22"/>
+        </w:numPr>
+      </w:pPr>
+      <w:r>
+        <w:t xml:space="preserve">Theoretical mass of NH₃.</w:t>
+      </w:r>
+    </w:p>
+    <w:p>
+      <w:pPr>
+        <w:spacing w:after="160" w:line="300"/>
+        <w:ind w:left="360"/>
+      </w:pPr>
+      <w:r>
+        <w:rPr>
+          <w:b/>
+        </w:rPr>
         <w:t xml:space="preserve">Solution: </w:t>
       </w:r>
       <w:r>
-        <w:t>n(C₃H₈) = 22.0/44.10 = 0.499 mol; n(CO₂) = 3 × 0.499 = 1.497 mol; m = 1.497 × 44.01 = 65.9 g.</w:t>
-      </w:r>
-    </w:p>
-    <w:p>
-      <w:pPr>
-        <w:pStyle w:val="ListParagraph"/>
-        <w:numPr>
-          <w:ilvl w:val="0"/>
-          <w:numId w:val="8"/>
-        </w:numPr>
-      </w:pPr>
-      <w:r>
-        <w:t>For 2 KClO₃ → 2 KCl + 3 O₂, mass of O₂ from 5.00 g KClO₃? (M(KClO₃) = 122.55, M(O₂) = 32.00.)</w:t>
-      </w:r>
-    </w:p>
-    <w:p>
-      <w:r>
-        <w:rPr>
-          <w:b/>
+        <w:t xml:space="preserve">n(N₂) = 28.0 </w:t>
+      </w:r>
+      <w:r>
+        <w:rPr>
+          <w:strike w:val="true"/>
+        </w:rPr>
+        <w:t>kg</w:t>
+      </w:r>
+      <w:r>
+        <w:t xml:space="preserve"> × (1000 </w:t>
+      </w:r>
+      <w:r>
+        <w:rPr>
+          <w:strike w:val="true"/>
+        </w:rPr>
+        <w:t>g</w:t>
+      </w:r>
+      <w:r>
+        <w:t xml:space="preserve"> / 1 </w:t>
+      </w:r>
+      <w:r>
+        <w:rPr>
+          <w:strike w:val="true"/>
+        </w:rPr>
+        <w:t>kg</w:t>
+      </w:r>
+      <w:r>
+        <w:t xml:space="preserve">) × (1 mol / 28.014 </w:t>
+      </w:r>
+      <w:r>
+        <w:rPr>
+          <w:strike w:val="true"/>
+        </w:rPr>
+        <w:t>g</w:t>
+      </w:r>
+      <w:r>
+        <w:t>) = 999.5 mol N₂</w:t>
+      </w:r>
+    </w:p>
+    <w:p>
+      <w:pPr>
+        <w:spacing w:after="160" w:line="300"/>
+        <w:ind w:left="360"/>
+      </w:pPr>
+      <w:r>
+        <w:t xml:space="preserve">n(H₂) = 6.00 </w:t>
+      </w:r>
+      <w:r>
+        <w:rPr>
+          <w:strike w:val="true"/>
+        </w:rPr>
+        <w:t>kg</w:t>
+      </w:r>
+      <w:r>
+        <w:t xml:space="preserve"> × (1000 </w:t>
+      </w:r>
+      <w:r>
+        <w:rPr>
+          <w:strike w:val="true"/>
+        </w:rPr>
+        <w:t>g</w:t>
+      </w:r>
+      <w:r>
+        <w:t xml:space="preserve"> / 1 </w:t>
+      </w:r>
+      <w:r>
+        <w:rPr>
+          <w:strike w:val="true"/>
+        </w:rPr>
+        <w:t>kg</w:t>
+      </w:r>
+      <w:r>
+        <w:t xml:space="preserve">) × (1 mol / 2.016 </w:t>
+      </w:r>
+      <w:r>
+        <w:rPr>
+          <w:strike w:val="true"/>
+        </w:rPr>
+        <w:t>g</w:t>
+      </w:r>
+      <w:r>
+        <w:t>) = 2976 mol H₂</w:t>
+      </w:r>
+    </w:p>
+    <w:p>
+      <w:pPr>
+        <w:spacing w:after="160" w:line="300"/>
+        <w:ind w:left="360"/>
+      </w:pPr>
+      <w:r>
+        <w:t>Divide by coefficient: N₂ 999.5/1 = 999.5; H₂ 2976/3 = 992 → H₂ is limiting (smaller value)</w:t>
+      </w:r>
+    </w:p>
+    <w:p>
+      <w:pPr>
+        <w:spacing w:after="160" w:line="300"/>
+        <w:ind w:left="360"/>
+      </w:pPr>
+      <w:r>
+        <w:t xml:space="preserve">n(NH₃) = 2976 </w:t>
+      </w:r>
+      <w:r>
+        <w:rPr>
+          <w:strike w:val="true"/>
+        </w:rPr>
+        <w:t>mol H₂</w:t>
+      </w:r>
+      <w:r>
+        <w:t xml:space="preserve"> × (2 mol NH₃ / 3 </w:t>
+      </w:r>
+      <w:r>
+        <w:rPr>
+          <w:strike w:val="true"/>
+        </w:rPr>
+        <w:t>mol H₂</w:t>
+      </w:r>
+      <w:r>
+        <w:t>) = 1984 mol NH₃</w:t>
+      </w:r>
+    </w:p>
+    <w:p>
+      <w:pPr>
+        <w:spacing w:after="160" w:line="300"/>
+        <w:ind w:left="360"/>
+      </w:pPr>
+      <w:r>
+        <w:t xml:space="preserve">Mass NH₃ = 1984 </w:t>
+      </w:r>
+      <w:r>
+        <w:rPr>
+          <w:strike w:val="true"/>
+        </w:rPr>
+        <w:t>mol</w:t>
+      </w:r>
+      <w:r>
+        <w:t xml:space="preserve"> × (17.031 g / 1 </w:t>
+      </w:r>
+      <w:r>
+        <w:rPr>
+          <w:strike w:val="true"/>
+        </w:rPr>
+        <w:t>mol</w:t>
+      </w:r>
+      <w:r>
+        <w:t xml:space="preserve">) × (1 </w:t>
+      </w:r>
+      <w:r>
+        <w:rPr>
+          <w:strike w:val="true"/>
+        </w:rPr>
+        <w:t>kg</w:t>
+      </w:r>
+      <w:r>
+        <w:t xml:space="preserve"> / 1000 </w:t>
+      </w:r>
+      <w:r>
+        <w:rPr>
+          <w:strike w:val="true"/>
+        </w:rPr>
+        <w:t>g</w:t>
+      </w:r>
+      <w:r>
+        <w:t>) ... wait — Mass = 1984 × 17.031 = 33780 g = 33.8 kg</w:t>
+      </w:r>
+    </w:p>
+    <w:p>
+      <w:pPr>
+        <w:spacing w:after="160" w:line="300"/>
+        <w:ind w:left="360"/>
+      </w:pPr>
+      <w:r>
+        <w:rPr>
           <w:i/>
         </w:rPr>
+        <w:t>Cancellations: "kg" → "g" → "mol H₂" → "mol". H₂ is the (slight) limiting reagent because it has the smaller mol/coefficient ratio.</w:t>
+      </w:r>
+    </w:p>
+    <w:p>
+      <w:pPr>
+        <w:pStyle w:val="ListParagraph"/>
+        <w:spacing w:after="80" w:line="300"/>
+        <w:numPr>
+          <w:ilvl w:val="0"/>
+          <w:numId w:val="12"/>
+        </w:numPr>
+      </w:pPr>
+      <w:r>
+        <w:rPr>
+          <w:b/>
+          <w:bCs/>
+        </w:rPr>
+        <w:t xml:space="preserve"/>
+      </w:r>
+      <w:r>
+        <w:t xml:space="preserve">Decomposition: 2 KClO₃ → 2 KCl + 3 O₂. Heating 25.00 g of KClO₃ produces 9.50 g of O₂. </w:t>
+      </w:r>
+    </w:p>
+    <w:p>
+      <w:pPr>
+        <w:pStyle w:val="ListParagraph"/>
+        <w:numPr>
+          <w:ilvl w:val="0"/>
+          <w:numId w:val="23"/>
+        </w:numPr>
+      </w:pPr>
+      <w:r>
+        <w:t xml:space="preserve">Theoretical yield of O₂. </w:t>
+      </w:r>
+    </w:p>
+    <w:p>
+      <w:pPr>
+        <w:pStyle w:val="ListParagraph"/>
+        <w:numPr>
+          <w:ilvl w:val="0"/>
+          <w:numId w:val="23"/>
+        </w:numPr>
+      </w:pPr>
+      <w:r>
+        <w:t xml:space="preserve">Percent yield. </w:t>
+      </w:r>
+    </w:p>
+    <w:p>
+      <w:pPr>
+        <w:pStyle w:val="ListParagraph"/>
+        <w:numPr>
+          <w:ilvl w:val="0"/>
+          <w:numId w:val="23"/>
+        </w:numPr>
+      </w:pPr>
+      <w:r>
+        <w:t xml:space="preserve">How many g of KCl are produced?</w:t>
+      </w:r>
+    </w:p>
+    <w:p>
+      <w:pPr>
+        <w:spacing w:after="160" w:line="300"/>
+        <w:ind w:left="360"/>
+      </w:pPr>
+      <w:r>
+        <w:rPr>
+          <w:b/>
+        </w:rPr>
         <w:t xml:space="preserve">Solution: </w:t>
       </w:r>
       <w:r>
-        <w:t>n(KClO₃) = 5.00/122.55 = 0.04080 mol; n(O₂) = 0.04080 × (3/2) = 0.0612 mol; m = 0.0612 × 32.00 = 1.96 g.</w:t>
-      </w:r>
-    </w:p>
-    <w:p>
-      <w:pPr>
-        <w:pStyle w:val="ListParagraph"/>
-        <w:numPr>
-          <w:ilvl w:val="0"/>
-          <w:numId w:val="8"/>
-        </w:numPr>
-      </w:pPr>
-      <w:r>
-        <w:t>For N₂ + 3 H₂ → 2 NH₃, mass of NH₃ from 28.0 g N₂? (M(N₂) = 28.02, M(NH₃) = 17.03.)</w:t>
-      </w:r>
-    </w:p>
-    <w:p>
-      <w:r>
-        <w:rPr>
-          <w:b/>
+        <w:t xml:space="preserve">n(KClO₃) = 25.00 </w:t>
+      </w:r>
+      <w:r>
+        <w:rPr>
+          <w:strike w:val="true"/>
+        </w:rPr>
+        <w:t>g</w:t>
+      </w:r>
+      <w:r>
+        <w:t xml:space="preserve"> × (1 mol / 122.55 </w:t>
+      </w:r>
+      <w:r>
+        <w:rPr>
+          <w:strike w:val="true"/>
+        </w:rPr>
+        <w:t>g</w:t>
+      </w:r>
+      <w:r>
+        <w:t>) = 0.2040 mol KClO₃</w:t>
+      </w:r>
+    </w:p>
+    <w:p>
+      <w:pPr>
+        <w:spacing w:after="160" w:line="300"/>
+        <w:ind w:left="360"/>
+      </w:pPr>
+      <w:r>
+        <w:t xml:space="preserve">n(O₂) = 0.2040 </w:t>
+      </w:r>
+      <w:r>
+        <w:rPr>
+          <w:strike w:val="true"/>
+        </w:rPr>
+        <w:t>mol KClO₃</w:t>
+      </w:r>
+      <w:r>
+        <w:t xml:space="preserve"> × (3 mol O₂ / 2 </w:t>
+      </w:r>
+      <w:r>
+        <w:rPr>
+          <w:strike w:val="true"/>
+        </w:rPr>
+        <w:t>mol KClO₃</w:t>
+      </w:r>
+      <w:r>
+        <w:t>) = 0.3060 mol O₂</w:t>
+      </w:r>
+    </w:p>
+    <w:p>
+      <w:pPr>
+        <w:spacing w:after="160" w:line="300"/>
+        <w:ind w:left="360"/>
+      </w:pPr>
+      <w:r>
+        <w:t xml:space="preserve">Theoretical mass O₂ = 0.3060 </w:t>
+      </w:r>
+      <w:r>
+        <w:rPr>
+          <w:strike w:val="true"/>
+        </w:rPr>
+        <w:t>mol</w:t>
+      </w:r>
+      <w:r>
+        <w:t xml:space="preserve"> × (32.00 g / 1 </w:t>
+      </w:r>
+      <w:r>
+        <w:rPr>
+          <w:strike w:val="true"/>
+        </w:rPr>
+        <w:t>mol</w:t>
+      </w:r>
+      <w:r>
+        <w:t>) = 9.79 g</w:t>
+      </w:r>
+    </w:p>
+    <w:p>
+      <w:pPr>
+        <w:spacing w:after="160" w:line="300"/>
+        <w:ind w:left="360"/>
+      </w:pPr>
+      <w:r>
+        <w:t xml:space="preserve">% yield = (9.50 </w:t>
+      </w:r>
+      <w:r>
+        <w:rPr>
+          <w:strike w:val="true"/>
+        </w:rPr>
+        <w:t>g</w:t>
+      </w:r>
+      <w:r>
+        <w:t xml:space="preserve"> actual / 9.79 </w:t>
+      </w:r>
+      <w:r>
+        <w:rPr>
+          <w:strike w:val="true"/>
+        </w:rPr>
+        <w:t>g</w:t>
+      </w:r>
+      <w:r>
+        <w:t xml:space="preserve"> theoretical) × 100% = 97.0%</w:t>
+      </w:r>
+    </w:p>
+    <w:p>
+      <w:pPr>
+        <w:spacing w:after="160" w:line="300"/>
+        <w:ind w:left="360"/>
+      </w:pPr>
+      <w:r>
+        <w:t xml:space="preserve">n(KCl) = 0.2040 </w:t>
+      </w:r>
+      <w:r>
+        <w:rPr>
+          <w:strike w:val="true"/>
+        </w:rPr>
+        <w:t>mol KClO₃</w:t>
+      </w:r>
+      <w:r>
+        <w:t xml:space="preserve"> × (2 mol KCl / 2 </w:t>
+      </w:r>
+      <w:r>
+        <w:rPr>
+          <w:strike w:val="true"/>
+        </w:rPr>
+        <w:t>mol KClO₃</w:t>
+      </w:r>
+      <w:r>
+        <w:t>) = 0.2040 mol KCl</w:t>
+      </w:r>
+    </w:p>
+    <w:p>
+      <w:pPr>
+        <w:spacing w:after="160" w:line="300"/>
+        <w:ind w:left="360"/>
+      </w:pPr>
+      <w:r>
+        <w:t xml:space="preserve">Mass KCl = 0.2040 </w:t>
+      </w:r>
+      <w:r>
+        <w:rPr>
+          <w:strike w:val="true"/>
+        </w:rPr>
+        <w:t>mol</w:t>
+      </w:r>
+      <w:r>
+        <w:t xml:space="preserve"> × (74.55 g / 1 </w:t>
+      </w:r>
+      <w:r>
+        <w:rPr>
+          <w:strike w:val="true"/>
+        </w:rPr>
+        <w:t>mol</w:t>
+      </w:r>
+      <w:r>
+        <w:t>) = 15.21 g</w:t>
+      </w:r>
+    </w:p>
+    <w:p>
+      <w:pPr>
+        <w:spacing w:after="160" w:line="300"/>
+        <w:ind w:left="360"/>
+      </w:pPr>
+      <w:r>
+        <w:rPr>
           <w:i/>
         </w:rPr>
+        <w:t>Five cancellation pairs across three sub-questions. Each product (O₂ and KCl) tracks back to the same starting moles of KClO₃.</w:t>
+      </w:r>
+    </w:p>
+    <w:p>
+      <w:pPr>
+        <w:pStyle w:val="ListParagraph"/>
+        <w:numPr>
+          <w:ilvl w:val="0"/>
+          <w:numId w:val="24"/>
+        </w:numPr>
+      </w:pPr>
+      <w:r>
+        <w:t xml:space="preserve">Mol KCl = 0.2040; mass = 0.2040 × 74.55 = 15.21 g.</w:t>
+      </w:r>
+    </w:p>
+    <w:p>
+      <w:pPr>
+        <w:pStyle w:val="ListParagraph"/>
+        <w:spacing w:after="80" w:line="300"/>
+        <w:numPr>
+          <w:ilvl w:val="0"/>
+          <w:numId w:val="12"/>
+        </w:numPr>
+      </w:pPr>
+      <w:r>
+        <w:rPr>
+          <w:b/>
+          <w:bCs/>
+        </w:rPr>
+        <w:t xml:space="preserve"/>
+      </w:r>
+      <w:r>
+        <w:t xml:space="preserve">Combustion of methanol: 2 CH₃OH + 3 O₂ → 2 CO₂ + 4 H₂O. </w:t>
+      </w:r>
+    </w:p>
+    <w:p>
+      <w:pPr>
+        <w:pStyle w:val="ListParagraph"/>
+        <w:numPr>
+          <w:ilvl w:val="0"/>
+          <w:numId w:val="25"/>
+        </w:numPr>
+      </w:pPr>
+      <w:r>
+        <w:t xml:space="preserve">How many g of O₂ to burn 64.0 g of CH₃OH? </w:t>
+      </w:r>
+    </w:p>
+    <w:p>
+      <w:pPr>
+        <w:pStyle w:val="ListParagraph"/>
+        <w:numPr>
+          <w:ilvl w:val="0"/>
+          <w:numId w:val="25"/>
+        </w:numPr>
+      </w:pPr>
+      <w:r>
+        <w:t xml:space="preserve">Total mass of products?</w:t>
+      </w:r>
+    </w:p>
+    <w:p>
+      <w:pPr>
+        <w:spacing w:after="160" w:line="300"/>
+        <w:ind w:left="360"/>
+      </w:pPr>
+      <w:r>
+        <w:rPr>
+          <w:b/>
+        </w:rPr>
         <w:t xml:space="preserve">Solution: </w:t>
       </w:r>
       <w:r>
-        <w:t>n(N₂) = 28.0/28.02 = 0.9993 mol; n(NH₃) = 2 × 0.9993 = 1.999 mol; m = 1.999 × 17.03 = 34.0 g.</w:t>
-      </w:r>
-    </w:p>
-    <w:p>
-      <w:pPr>
-        <w:pStyle w:val="Heading3"/>
-      </w:pPr>
-      <w:r>
-        <w:t>Theoretical, actual, percent yield</w:t>
-      </w:r>
-    </w:p>
-    <w:p>
-      <w:pPr>
-        <w:pStyle w:val="ListParagraph"/>
-        <w:numPr>
-          <w:ilvl w:val="0"/>
-          <w:numId w:val="9"/>
-        </w:numPr>
-      </w:pPr>
-      <w:r>
-        <w:t>In a reaction the theoretical yield is 25.0 g and the actual yield is 22.5 g. Compute % yield.</w:t>
-      </w:r>
-    </w:p>
-    <w:p>
-      <w:r>
-        <w:rPr>
-          <w:b/>
+        <w:t xml:space="preserve">n(CH₃OH) = 64.0 </w:t>
+      </w:r>
+      <w:r>
+        <w:rPr>
+          <w:strike w:val="true"/>
+        </w:rPr>
+        <w:t>g</w:t>
+      </w:r>
+      <w:r>
+        <w:t xml:space="preserve"> × (1 mol / 32.04 </w:t>
+      </w:r>
+      <w:r>
+        <w:rPr>
+          <w:strike w:val="true"/>
+        </w:rPr>
+        <w:t>g</w:t>
+      </w:r>
+      <w:r>
+        <w:t>) = 1.998 mol CH₃OH</w:t>
+      </w:r>
+    </w:p>
+    <w:p>
+      <w:pPr>
+        <w:spacing w:after="160" w:line="300"/>
+        <w:ind w:left="360"/>
+      </w:pPr>
+      <w:r>
+        <w:t xml:space="preserve">n(O₂) = 1.998 </w:t>
+      </w:r>
+      <w:r>
+        <w:rPr>
+          <w:strike w:val="true"/>
+        </w:rPr>
+        <w:t>mol CH₃OH</w:t>
+      </w:r>
+      <w:r>
+        <w:t xml:space="preserve"> × (3 mol O₂ / 2 </w:t>
+      </w:r>
+      <w:r>
+        <w:rPr>
+          <w:strike w:val="true"/>
+        </w:rPr>
+        <w:t>mol CH₃OH</w:t>
+      </w:r>
+      <w:r>
+        <w:t>) = 2.997 mol O₂</w:t>
+      </w:r>
+    </w:p>
+    <w:p>
+      <w:pPr>
+        <w:spacing w:after="160" w:line="300"/>
+        <w:ind w:left="360"/>
+      </w:pPr>
+      <w:r>
+        <w:t xml:space="preserve">Mass O₂ = 2.997 </w:t>
+      </w:r>
+      <w:r>
+        <w:rPr>
+          <w:strike w:val="true"/>
+        </w:rPr>
+        <w:t>mol</w:t>
+      </w:r>
+      <w:r>
+        <w:t xml:space="preserve"> × (32.00 g / 1 </w:t>
+      </w:r>
+      <w:r>
+        <w:rPr>
+          <w:strike w:val="true"/>
+        </w:rPr>
+        <w:t>mol</w:t>
+      </w:r>
+      <w:r>
+        <w:t>) = 95.9 g</w:t>
+      </w:r>
+    </w:p>
+    <w:p>
+      <w:pPr>
+        <w:spacing w:after="160" w:line="300"/>
+        <w:ind w:left="360"/>
+      </w:pPr>
+      <w:r>
+        <w:t>Mass of products (by conservation of mass) = 64.0 g CH₃OH + 95.9 g O₂ = 159.9 g (= mass CO₂ + mass H₂O)</w:t>
+      </w:r>
+    </w:p>
+    <w:p>
+      <w:pPr>
+        <w:spacing w:after="160" w:line="300"/>
+        <w:ind w:left="360"/>
+      </w:pPr>
+      <w:r>
+        <w:rPr>
           <w:i/>
         </w:rPr>
+        <w:t>"g" / "mol CH₃OH" / "mol" cancel in turn. Conservation of mass means total product mass equals total reactant mass — no need to compute CO₂ and H₂O separately.</w:t>
+      </w:r>
+    </w:p>
+    <w:p>
+      <w:pPr>
+        <w:pStyle w:val="ListParagraph"/>
+        <w:spacing w:after="80" w:line="300"/>
+        <w:numPr>
+          <w:ilvl w:val="0"/>
+          <w:numId w:val="12"/>
+        </w:numPr>
+      </w:pPr>
+      <w:r>
+        <w:rPr>
+          <w:b/>
+          <w:bCs/>
+        </w:rPr>
+        <w:t xml:space="preserve"/>
+      </w:r>
+      <w:r>
+        <w:t xml:space="preserve">A student adds 50.0 mL of 1.00 M Pb(NO₃)₂ to 50.0 mL of 1.00 M KI. The reaction Pb(NO₃)₂ + 2 KI → PbI₂ + 2 KNO₃ produces a yellow PbI₂ precipitate. </w:t>
+      </w:r>
+    </w:p>
+    <w:p>
+      <w:pPr>
+        <w:pStyle w:val="ListParagraph"/>
+        <w:numPr>
+          <w:ilvl w:val="0"/>
+          <w:numId w:val="26"/>
+        </w:numPr>
+      </w:pPr>
+      <w:r>
+        <w:t xml:space="preserve">Limiting reactant. </w:t>
+      </w:r>
+    </w:p>
+    <w:p>
+      <w:pPr>
+        <w:pStyle w:val="ListParagraph"/>
+        <w:numPr>
+          <w:ilvl w:val="0"/>
+          <w:numId w:val="26"/>
+        </w:numPr>
+      </w:pPr>
+      <w:r>
+        <w:t xml:space="preserve">Theoretical yield of PbI₂ in g.</w:t>
+      </w:r>
+    </w:p>
+    <w:p>
+      <w:pPr>
+        <w:spacing w:after="160" w:line="300"/>
+        <w:ind w:left="360"/>
+      </w:pPr>
+      <w:r>
+        <w:rPr>
+          <w:b/>
+        </w:rPr>
         <w:t xml:space="preserve">Solution: </w:t>
       </w:r>
       <w:r>
-        <w:t>22.5/25.0 × 100% = 90.0%.</w:t>
-      </w:r>
-    </w:p>
-    <w:p>
-      <w:pPr>
-        <w:pStyle w:val="ListParagraph"/>
-        <w:numPr>
-          <w:ilvl w:val="0"/>
-          <w:numId w:val="9"/>
-        </w:numPr>
-      </w:pPr>
-      <w:r>
-        <w:t>If a reaction has 78.0% yield and theoretical mass 4.50 g, what is the actual yield?</w:t>
-      </w:r>
-    </w:p>
-    <w:p>
-      <w:r>
-        <w:rPr>
-          <w:b/>
+        <w:t xml:space="preserve">n(Pb(NO₃)₂) = 50.0 </w:t>
+      </w:r>
+      <w:r>
+        <w:rPr>
+          <w:strike w:val="true"/>
+        </w:rPr>
+        <w:t>mL</w:t>
+      </w:r>
+      <w:r>
+        <w:t xml:space="preserve"> × (1 </w:t>
+      </w:r>
+      <w:r>
+        <w:rPr>
+          <w:strike w:val="true"/>
+        </w:rPr>
+        <w:t>L</w:t>
+      </w:r>
+      <w:r>
+        <w:t xml:space="preserve"> / 1000 </w:t>
+      </w:r>
+      <w:r>
+        <w:rPr>
+          <w:strike w:val="true"/>
+        </w:rPr>
+        <w:t>mL</w:t>
+      </w:r>
+      <w:r>
+        <w:t xml:space="preserve">) × (1.00 mol / 1 </w:t>
+      </w:r>
+      <w:r>
+        <w:rPr>
+          <w:strike w:val="true"/>
+        </w:rPr>
+        <w:t>L</w:t>
+      </w:r>
+      <w:r>
+        <w:t>) = 0.0500 mol</w:t>
+      </w:r>
+    </w:p>
+    <w:p>
+      <w:pPr>
+        <w:spacing w:after="160" w:line="300"/>
+        <w:ind w:left="360"/>
+      </w:pPr>
+      <w:r>
+        <w:t xml:space="preserve">n(KI) = 50.0 </w:t>
+      </w:r>
+      <w:r>
+        <w:rPr>
+          <w:strike w:val="true"/>
+        </w:rPr>
+        <w:t>mL</w:t>
+      </w:r>
+      <w:r>
+        <w:t xml:space="preserve"> × (1 </w:t>
+      </w:r>
+      <w:r>
+        <w:rPr>
+          <w:strike w:val="true"/>
+        </w:rPr>
+        <w:t>L</w:t>
+      </w:r>
+      <w:r>
+        <w:t xml:space="preserve"> / 1000 </w:t>
+      </w:r>
+      <w:r>
+        <w:rPr>
+          <w:strike w:val="true"/>
+        </w:rPr>
+        <w:t>mL</w:t>
+      </w:r>
+      <w:r>
+        <w:t xml:space="preserve">) × (1.00 mol / 1 </w:t>
+      </w:r>
+      <w:r>
+        <w:rPr>
+          <w:strike w:val="true"/>
+        </w:rPr>
+        <w:t>L</w:t>
+      </w:r>
+      <w:r>
+        <w:t>) = 0.0500 mol</w:t>
+      </w:r>
+    </w:p>
+    <w:p>
+      <w:pPr>
+        <w:spacing w:after="160" w:line="300"/>
+        <w:ind w:left="360"/>
+      </w:pPr>
+      <w:r>
+        <w:t>Divide by coefficient: Pb(NO₃)₂ 0.0500/1 = 0.0500; KI 0.0500/2 = 0.0250 → KI is limiting</w:t>
+      </w:r>
+    </w:p>
+    <w:p>
+      <w:pPr>
+        <w:spacing w:after="160" w:line="300"/>
+        <w:ind w:left="360"/>
+      </w:pPr>
+      <w:r>
+        <w:t xml:space="preserve">n(PbI₂) = 0.0500 </w:t>
+      </w:r>
+      <w:r>
+        <w:rPr>
+          <w:strike w:val="true"/>
+        </w:rPr>
+        <w:t>mol KI</w:t>
+      </w:r>
+      <w:r>
+        <w:t xml:space="preserve"> × (1 mol PbI₂ / 2 </w:t>
+      </w:r>
+      <w:r>
+        <w:rPr>
+          <w:strike w:val="true"/>
+        </w:rPr>
+        <w:t>mol KI</w:t>
+      </w:r>
+      <w:r>
+        <w:t>) = 0.0250 mol PbI₂</w:t>
+      </w:r>
+    </w:p>
+    <w:p>
+      <w:pPr>
+        <w:spacing w:after="160" w:line="300"/>
+        <w:ind w:left="360"/>
+      </w:pPr>
+      <w:r>
+        <w:t xml:space="preserve">Mass PbI₂ = 0.0250 </w:t>
+      </w:r>
+      <w:r>
+        <w:rPr>
+          <w:strike w:val="true"/>
+        </w:rPr>
+        <w:t>mol</w:t>
+      </w:r>
+      <w:r>
+        <w:t xml:space="preserve"> × (461.01 g / 1 </w:t>
+      </w:r>
+      <w:r>
+        <w:rPr>
+          <w:strike w:val="true"/>
+        </w:rPr>
+        <w:t>mol</w:t>
+      </w:r>
+      <w:r>
+        <w:t>) = 11.5 g</w:t>
+      </w:r>
+    </w:p>
+    <w:p>
+      <w:pPr>
+        <w:spacing w:after="160" w:line="300"/>
+        <w:ind w:left="360"/>
+      </w:pPr>
+      <w:r>
+        <w:rPr>
           <w:i/>
         </w:rPr>
-        <w:t xml:space="preserve">Solution: </w:t>
-      </w:r>
-      <w:r>
-        <w:t>0.780 × 4.50 = 3.51 g.</w:t>
-      </w:r>
-    </w:p>
-    <w:p>
-      <w:pPr>
-        <w:pStyle w:val="ListParagraph"/>
-        <w:numPr>
-          <w:ilvl w:val="0"/>
-          <w:numId w:val="9"/>
-        </w:numPr>
-      </w:pPr>
-      <w:r>
-        <w:t>A reaction yielded 14.0 g of product, theoretical = 17.5 g. % yield?</w:t>
-      </w:r>
-    </w:p>
-    <w:p>
-      <w:r>
-        <w:rPr>
-          <w:b/>
-          <w:i/>
-        </w:rPr>
-        <w:t xml:space="preserve">Solution: </w:t>
-      </w:r>
-      <w:r>
-        <w:t>14.0/17.5 × 100% = 80.0%.</w:t>
-      </w:r>
-    </w:p>
-    <w:p>
-      <w:pPr>
-        <w:pStyle w:val="ListParagraph"/>
-        <w:numPr>
-          <w:ilvl w:val="0"/>
-          <w:numId w:val="9"/>
-        </w:numPr>
-      </w:pPr>
-      <w:r>
-        <w:t>Why is actual yield usually less than theoretical yield?</w:t>
-      </w:r>
-    </w:p>
-    <w:p>
-      <w:r>
-        <w:rPr>
-          <w:b/>
-          <w:i/>
-        </w:rPr>
-        <w:t xml:space="preserve">Solution: </w:t>
-      </w:r>
-      <w:r>
-        <w:t>Side reactions, incomplete reaction, mechanical losses (transferring product), and impurities all reduce actual yield below the stoichiometric maximum.</w:t>
-      </w:r>
-    </w:p>
-    <w:p>
-      <w:pPr>
-        <w:pStyle w:val="ListParagraph"/>
-        <w:numPr>
-          <w:ilvl w:val="0"/>
-          <w:numId w:val="9"/>
-        </w:numPr>
-      </w:pPr>
-      <w:r>
-        <w:t>For 2 Na + Cl₂ → 2 NaCl, calculate theoretical mass of NaCl from 4.60 g Na (excess Cl₂). M(Na) = 22.99, M(NaCl) = 58.44.</w:t>
-      </w:r>
-    </w:p>
-    <w:p>
-      <w:r>
-        <w:rPr>
-          <w:b/>
-          <w:i/>
-        </w:rPr>
-        <w:t xml:space="preserve">Solution: </w:t>
-      </w:r>
-      <w:r>
-        <w:t>n(Na) = 4.60/22.99 = 0.2001 mol; n(NaCl) = 0.2001 mol; m = 0.2001 × 58.44 = 11.7 g (theoretical).</w:t>
-      </w:r>
-    </w:p>
-    <w:p>
-      <w:pPr>
-        <w:pStyle w:val="Heading3"/>
-      </w:pPr>
-      <w:r>
-        <w:t>Limiting Reactant</w:t>
-      </w:r>
-    </w:p>
-    <w:p>
-      <w:pPr>
-        <w:pStyle w:val="ListParagraph"/>
-        <w:numPr>
-          <w:ilvl w:val="0"/>
-          <w:numId w:val="10"/>
-        </w:numPr>
-      </w:pPr>
-      <w:r>
-        <w:t>For N₂ + 3 H₂ → 2 NH₃, identify the limiting reactant from 1.0 mol N₂ and 4.0 mol H₂.</w:t>
-      </w:r>
-    </w:p>
-    <w:p>
-      <w:r>
-        <w:rPr>
-          <w:b/>
-          <w:i/>
-        </w:rPr>
-        <w:t xml:space="preserve">Solution: </w:t>
-      </w:r>
-      <w:r>
-        <w:t>From 1.0 mol N₂, need 3.0 mol H₂; available 4.0. From 4.0 mol H₂, need 4.0/3 = 1.33 mol N₂; available 1.0. N₂ limits.</w:t>
-      </w:r>
-    </w:p>
-    <w:p>
-      <w:pPr>
-        <w:pStyle w:val="ListParagraph"/>
-        <w:numPr>
-          <w:ilvl w:val="0"/>
-          <w:numId w:val="10"/>
-        </w:numPr>
-      </w:pPr>
-      <w:r>
-        <w:t>Using the limiting reactant in the prior problem, how many moles of NH₃ are produced?</w:t>
-      </w:r>
-    </w:p>
-    <w:p>
-      <w:r>
-        <w:rPr>
-          <w:b/>
-          <w:i/>
-        </w:rPr>
-        <w:t xml:space="preserve">Solution: </w:t>
-      </w:r>
-      <w:r>
-        <w:t>1.0 mol N₂ × (2/1) = 2.0 mol NH₃.</w:t>
-      </w:r>
-    </w:p>
-    <w:p>
-      <w:pPr>
-        <w:pStyle w:val="ListParagraph"/>
-        <w:numPr>
-          <w:ilvl w:val="0"/>
-          <w:numId w:val="10"/>
-        </w:numPr>
-      </w:pPr>
-      <w:r>
-        <w:t>For 2 Al + 3 Cl₂ → 2 AlCl₃, identify limiting reactant from 0.50 mol Al and 0.50 mol Cl₂.</w:t>
-      </w:r>
-    </w:p>
-    <w:p>
-      <w:r>
-        <w:rPr>
-          <w:b/>
-          <w:i/>
-        </w:rPr>
-        <w:t xml:space="preserve">Solution: </w:t>
-      </w:r>
-      <w:r>
-        <w:t>0.50 mol Al would need 0.75 mol Cl₂; only 0.50 available. So Cl₂ limits.</w:t>
-      </w:r>
-    </w:p>
-    <w:p>
-      <w:pPr>
-        <w:pStyle w:val="ListParagraph"/>
-        <w:numPr>
-          <w:ilvl w:val="0"/>
-          <w:numId w:val="10"/>
-        </w:numPr>
-      </w:pPr>
-      <w:r>
-        <w:t>Using the limiting reactant from the prior problem, mass of AlCl₃ produced? (M = 133.34.)</w:t>
-      </w:r>
-    </w:p>
-    <w:p>
-      <w:r>
-        <w:rPr>
-          <w:b/>
-          <w:i/>
-        </w:rPr>
-        <w:t xml:space="preserve">Solution: </w:t>
-      </w:r>
-      <w:r>
-        <w:t>n(AlCl₃) = 0.50 mol Cl₂ × (2/3) = 0.333 mol; m = 0.333 × 133.34 = 44.4 g.</w:t>
-      </w:r>
-    </w:p>
-    <w:p>
-      <w:pPr>
-        <w:pStyle w:val="ListParagraph"/>
-        <w:numPr>
-          <w:ilvl w:val="0"/>
-          <w:numId w:val="10"/>
-        </w:numPr>
-      </w:pPr>
-      <w:r>
-        <w:t>How much excess reactant remains unconsumed (in moles) in the prior problem?</w:t>
-      </w:r>
-    </w:p>
-    <w:p>
-      <w:r>
-        <w:rPr>
-          <w:b/>
-          <w:i/>
-        </w:rPr>
-        <w:t xml:space="preserve">Solution: </w:t>
-      </w:r>
-      <w:r>
-        <w:t>Al consumed = 0.50 mol Cl₂ × (2/3) = 0.333 mol; Al leftover = 0.50 − 0.333 = 0.167 mol.</w:t>
-      </w:r>
-    </w:p>
-    <w:p>
-      <w:pPr>
-        <w:pStyle w:val="Heading2"/>
-      </w:pPr>
-      <w:r>
-        <w:rPr>
-          <w:b/>
-          <w:bCs/>
-        </w:rPr>
-        <w:t xml:space="preserve">Multi-Concept Problems</w:t>
-      </w:r>
-    </w:p>
-    <w:p>
-      <w:pPr>
-        <w:pStyle w:val="ListParagraph"/>
-        <w:spacing w:after="80" w:line="300"/>
-        <w:numPr>
-          <w:ilvl w:val="0"/>
-          <w:numId w:val="12"/>
-        </w:numPr>
-      </w:pPr>
-      <w:r>
-        <w:rPr>
-          <w:b/>
-          <w:bCs/>
-        </w:rPr>
-        <w:t xml:space="preserve"/>
-      </w:r>
-      <w:r>
-        <w:t xml:space="preserve">Iron rusts: 4 Fe + 3 O₂ → 2 Fe₂O₃. </w:t>
-      </w:r>
-    </w:p>
-    <w:p>
-      <w:pPr>
-        <w:pStyle w:val="ListParagraph"/>
-        <w:numPr>
-          <w:ilvl w:val="0"/>
-          <w:numId w:val="15"/>
-        </w:numPr>
-      </w:pPr>
-      <w:r>
-        <w:t xml:space="preserve">How many g of Fe₂O₃ form from 10.00 g of Fe (excess O₂)? </w:t>
-      </w:r>
-    </w:p>
-    <w:p>
-      <w:pPr>
-        <w:pStyle w:val="ListParagraph"/>
-        <w:numPr>
-          <w:ilvl w:val="0"/>
-          <w:numId w:val="15"/>
-        </w:numPr>
-      </w:pPr>
-      <w:r>
-        <w:t xml:space="preserve">If only 12.5 g of Fe₂O₃ are recovered, what is the percent yield?</w:t>
-      </w:r>
-    </w:p>
-    <w:p>
-      <w:pPr>
-        <w:spacing w:after="160" w:line="300"/>
-        <w:ind w:left="360"/>
-      </w:pPr>
-      <w:r>
-        <w:rPr>
-          <w:b/>
-          <w:bCs/>
-        </w:rPr>
-        <w:t xml:space="preserve">Solution: </w:t>
-      </w:r>
-      <w:r>
-        <w:t xml:space="preserve"/>
-      </w:r>
-    </w:p>
-    <w:p>
-      <w:pPr>
-        <w:pStyle w:val="ListParagraph"/>
-        <w:numPr>
-          <w:ilvl w:val="0"/>
-          <w:numId w:val="16"/>
-        </w:numPr>
-      </w:pPr>
-      <w:r>
-        <w:t xml:space="preserve">Mol Fe = 10.00/55.845 = 0.1791; mol Fe₂O₃ = 0.1791/2 = 0.08953; mass = 0.08953 × 159.69 = 14.30 g. </w:t>
-      </w:r>
-    </w:p>
-    <w:p>
-      <w:pPr>
-        <w:pStyle w:val="ListParagraph"/>
-        <w:numPr>
-          <w:ilvl w:val="0"/>
-          <w:numId w:val="16"/>
-        </w:numPr>
-      </w:pPr>
-      <w:r>
-        <w:t xml:space="preserve">12.5/14.30 × 100 = 87.4%.</w:t>
-      </w:r>
-    </w:p>
-    <w:p>
-      <w:pPr>
-        <w:pStyle w:val="ListParagraph"/>
-        <w:spacing w:after="80" w:line="300"/>
-        <w:numPr>
-          <w:ilvl w:val="0"/>
-          <w:numId w:val="12"/>
-        </w:numPr>
-      </w:pPr>
-      <w:r>
-        <w:rPr>
-          <w:b/>
-          <w:bCs/>
-        </w:rPr>
-        <w:t xml:space="preserve"/>
-      </w:r>
-      <w:r>
-        <w:t xml:space="preserve">Lithium reacts with water: 2 Li + 2 H₂O → 2 LiOH + H₂. 0.500 g of Li is added to 50.0 g of water. </w:t>
-      </w:r>
-    </w:p>
-    <w:p>
-      <w:pPr>
-        <w:pStyle w:val="ListParagraph"/>
-        <w:numPr>
-          <w:ilvl w:val="0"/>
-          <w:numId w:val="17"/>
-        </w:numPr>
-      </w:pPr>
-      <w:r>
-        <w:t xml:space="preserve">Limiting reactant. </w:t>
-      </w:r>
-    </w:p>
-    <w:p>
-      <w:pPr>
-        <w:pStyle w:val="ListParagraph"/>
-        <w:numPr>
-          <w:ilvl w:val="0"/>
-          <w:numId w:val="17"/>
-        </w:numPr>
-      </w:pPr>
-      <w:r>
-        <w:t xml:space="preserve">Theoretical yield of H₂ in g.</w:t>
-      </w:r>
-    </w:p>
-    <w:p>
-      <w:pPr>
-        <w:spacing w:after="160" w:line="300"/>
-        <w:ind w:left="360"/>
-      </w:pPr>
-      <w:r>
-        <w:rPr>
-          <w:b/>
-          <w:bCs/>
-        </w:rPr>
-        <w:t xml:space="preserve">Solution: </w:t>
-      </w:r>
-      <w:r>
-        <w:t xml:space="preserve">Mol Li = 0.500/6.94 = 0.0721; mol H₂O = 50.0/18.015 = 2.776. Divide by coefficient: Li 0.0721/2 = 0.03605; H₂O 2.776/2 = 1.388. Li is limiting. Mol H₂ = 0.0721/2 = 0.03603; mass H₂ = 0.03603 × 2.016 = 0.0726 g = 72.6 mg.</w:t>
-      </w:r>
-    </w:p>
-    <w:p>
-      <w:pPr>
-        <w:pStyle w:val="ListParagraph"/>
-        <w:spacing w:after="80" w:line="300"/>
-        <w:numPr>
-          <w:ilvl w:val="0"/>
-          <w:numId w:val="12"/>
-        </w:numPr>
-      </w:pPr>
-      <w:r>
-        <w:rPr>
-          <w:b/>
-          <w:bCs/>
-        </w:rPr>
-        <w:t xml:space="preserve"/>
-      </w:r>
-      <w:r>
-        <w:t xml:space="preserve">Photosynthesis (overall): 6 CO₂ + 6 H₂O → C₆H₁₂O₆ + 6 O₂. </w:t>
-      </w:r>
-    </w:p>
-    <w:p>
-      <w:pPr>
-        <w:pStyle w:val="ListParagraph"/>
-        <w:numPr>
-          <w:ilvl w:val="0"/>
-          <w:numId w:val="18"/>
-        </w:numPr>
-      </w:pPr>
-      <w:r>
-        <w:t xml:space="preserve">How many g of O₂ are released when 100.0 g of CO₂ is consumed? </w:t>
-      </w:r>
-    </w:p>
-    <w:p>
-      <w:pPr>
-        <w:pStyle w:val="ListParagraph"/>
-        <w:numPr>
-          <w:ilvl w:val="0"/>
-          <w:numId w:val="18"/>
-        </w:numPr>
-      </w:pPr>
-      <w:r>
-        <w:t xml:space="preserve">How many molecules of glucose form?</w:t>
-      </w:r>
-    </w:p>
-    <w:p>
-      <w:pPr>
-        <w:spacing w:after="160" w:line="300"/>
-        <w:ind w:left="360"/>
-      </w:pPr>
-      <w:r>
-        <w:rPr>
-          <w:b/>
-          <w:bCs/>
-        </w:rPr>
-        <w:t xml:space="preserve">Solution: </w:t>
-      </w:r>
-      <w:r>
-        <w:t xml:space="preserve"/>
-      </w:r>
-    </w:p>
-    <w:p>
-      <w:pPr>
-        <w:pStyle w:val="ListParagraph"/>
-        <w:numPr>
-          <w:ilvl w:val="0"/>
-          <w:numId w:val="19"/>
-        </w:numPr>
-      </w:pPr>
-      <w:r>
-        <w:t xml:space="preserve">Mol CO₂ = 100.0/44.01 = 2.272; mol O₂ = 2.272 × 6/6 = 2.272; mass = 2.272 × 32.00 = 72.7 g. </w:t>
-      </w:r>
-    </w:p>
-    <w:p>
-      <w:pPr>
-        <w:pStyle w:val="ListParagraph"/>
-        <w:numPr>
-          <w:ilvl w:val="0"/>
-          <w:numId w:val="19"/>
-        </w:numPr>
-      </w:pPr>
-      <w:r>
-        <w:t xml:space="preserve">Mol glucose = 2.272/6 = 0.3787; molecules = 0.3787 × 6.022 × 10²³ = 2.281 × 10²³.</w:t>
-      </w:r>
-    </w:p>
-    <w:p>
-      <w:pPr>
-        <w:pStyle w:val="ListParagraph"/>
-        <w:spacing w:after="80" w:line="300"/>
-        <w:numPr>
-          <w:ilvl w:val="0"/>
-          <w:numId w:val="12"/>
-        </w:numPr>
-      </w:pPr>
-      <w:r>
-        <w:rPr>
-          <w:b/>
-          <w:bCs/>
-        </w:rPr>
-        <w:t xml:space="preserve"/>
-      </w:r>
-      <w:r>
-        <w:t xml:space="preserve">Aspirin synthesis: salicylic acid + acetic anhydride → aspirin + acetic acid (1:1:1:1 mole stoichiometry). 5.00 g of salicylic acid (M = 138.12) reacts to give 4.50 g of aspirin (M = 180.16). </w:t>
-      </w:r>
-    </w:p>
-    <w:p>
-      <w:pPr>
-        <w:pStyle w:val="ListParagraph"/>
-        <w:numPr>
-          <w:ilvl w:val="0"/>
-          <w:numId w:val="20"/>
-        </w:numPr>
-      </w:pPr>
-      <w:r>
-        <w:t xml:space="preserve">Theoretical yield of aspirin. </w:t>
-      </w:r>
-    </w:p>
-    <w:p>
-      <w:pPr>
-        <w:pStyle w:val="ListParagraph"/>
-        <w:numPr>
-          <w:ilvl w:val="0"/>
-          <w:numId w:val="20"/>
-        </w:numPr>
-      </w:pPr>
-      <w:r>
-        <w:t xml:space="preserve">Percent yield.</w:t>
-      </w:r>
-    </w:p>
-    <w:p>
-      <w:pPr>
-        <w:spacing w:after="160" w:line="300"/>
-        <w:ind w:left="360"/>
-      </w:pPr>
-      <w:r>
-        <w:rPr>
-          <w:b/>
-          <w:bCs/>
-        </w:rPr>
-        <w:t xml:space="preserve">Solution: </w:t>
-      </w:r>
-      <w:r>
-        <w:t xml:space="preserve"/>
-      </w:r>
-    </w:p>
-    <w:p>
-      <w:pPr>
-        <w:pStyle w:val="ListParagraph"/>
-        <w:numPr>
-          <w:ilvl w:val="0"/>
-          <w:numId w:val="21"/>
-        </w:numPr>
-      </w:pPr>
-      <w:r>
-        <w:t xml:space="preserve">Mol salicylic = 5.00/138.12 = 0.03620; mol aspirin = 0.03620; mass = 0.03620 × 180.16 = 6.523 g. </w:t>
-      </w:r>
-    </w:p>
-    <w:p>
-      <w:pPr>
-        <w:pStyle w:val="ListParagraph"/>
-        <w:numPr>
-          <w:ilvl w:val="0"/>
-          <w:numId w:val="21"/>
-        </w:numPr>
-      </w:pPr>
-      <w:r>
-        <w:t xml:space="preserve">4.50/6.523 × 100 = 69.0%.</w:t>
-      </w:r>
-    </w:p>
-    <w:p>
-      <w:pPr>
-        <w:pStyle w:val="ListParagraph"/>
-        <w:spacing w:after="80" w:line="300"/>
-        <w:numPr>
-          <w:ilvl w:val="0"/>
-          <w:numId w:val="12"/>
-        </w:numPr>
-      </w:pPr>
-      <w:r>
-        <w:rPr>
-          <w:b/>
-          <w:bCs/>
-        </w:rPr>
-        <w:t xml:space="preserve"/>
-      </w:r>
-      <w:r>
-        <w:t xml:space="preserve">Synthesis of ammonia: N₂ + 3 H₂ → 2 NH₃. Industrially, 28.0 kg N₂ reacts with 6.00 kg H₂. </w:t>
-      </w:r>
-    </w:p>
-    <w:p>
-      <w:pPr>
-        <w:pStyle w:val="ListParagraph"/>
-        <w:numPr>
-          <w:ilvl w:val="0"/>
-          <w:numId w:val="22"/>
-        </w:numPr>
-      </w:pPr>
-      <w:r>
-        <w:t xml:space="preserve">Limiting reactant. </w:t>
-      </w:r>
-    </w:p>
-    <w:p>
-      <w:pPr>
-        <w:pStyle w:val="ListParagraph"/>
-        <w:numPr>
-          <w:ilvl w:val="0"/>
-          <w:numId w:val="22"/>
-        </w:numPr>
-      </w:pPr>
-      <w:r>
-        <w:t xml:space="preserve">Theoretical mass of NH₃.</w:t>
-      </w:r>
-    </w:p>
-    <w:p>
-      <w:pPr>
-        <w:spacing w:after="160" w:line="300"/>
-        <w:ind w:left="360"/>
-      </w:pPr>
-      <w:r>
-        <w:rPr>
-          <w:b/>
-          <w:bCs/>
-        </w:rPr>
-        <w:t xml:space="preserve">Solution: </w:t>
-      </w:r>
-      <w:r>
-        <w:t xml:space="preserve">Mol N₂ = 28000/28.014 = 999.5; mol H₂ = 6000/2.016 = 2976. Divide by coeff: N₂: 999.5/1; H₂: 2976/3 = 992. H₂ is limiting (smallest). Mol NH₃ = 2976 × 2/3 = 1984; mass = 1984 × 17.031 = 33800 g = 33.8 kg.</w:t>
-      </w:r>
-    </w:p>
-    <w:p>
-      <w:pPr>
-        <w:pStyle w:val="ListParagraph"/>
-        <w:spacing w:after="80" w:line="300"/>
-        <w:numPr>
-          <w:ilvl w:val="0"/>
-          <w:numId w:val="12"/>
-        </w:numPr>
-      </w:pPr>
-      <w:r>
-        <w:rPr>
-          <w:b/>
-          <w:bCs/>
-        </w:rPr>
-        <w:t xml:space="preserve"/>
-      </w:r>
-      <w:r>
-        <w:t xml:space="preserve">Decomposition: 2 KClO₃ → 2 KCl + 3 O₂. Heating 25.00 g of KClO₃ produces 9.50 g of O₂. </w:t>
-      </w:r>
-    </w:p>
-    <w:p>
-      <w:pPr>
-        <w:pStyle w:val="ListParagraph"/>
-        <w:numPr>
-          <w:ilvl w:val="0"/>
-          <w:numId w:val="23"/>
-        </w:numPr>
-      </w:pPr>
-      <w:r>
-        <w:t xml:space="preserve">Theoretical yield of O₂. </w:t>
-      </w:r>
-    </w:p>
-    <w:p>
-      <w:pPr>
-        <w:pStyle w:val="ListParagraph"/>
-        <w:numPr>
-          <w:ilvl w:val="0"/>
-          <w:numId w:val="23"/>
-        </w:numPr>
-      </w:pPr>
-      <w:r>
-        <w:t xml:space="preserve">Percent yield. </w:t>
-      </w:r>
-    </w:p>
-    <w:p>
-      <w:pPr>
-        <w:pStyle w:val="ListParagraph"/>
-        <w:numPr>
-          <w:ilvl w:val="0"/>
-          <w:numId w:val="23"/>
-        </w:numPr>
-      </w:pPr>
-      <w:r>
-        <w:t xml:space="preserve">How many g of KCl are produced?</w:t>
-      </w:r>
-    </w:p>
-    <w:p>
-      <w:pPr>
-        <w:spacing w:after="160" w:line="300"/>
-        <w:ind w:left="360"/>
-      </w:pPr>
-      <w:r>
-        <w:rPr>
-          <w:b/>
-          <w:bCs/>
-        </w:rPr>
-        <w:t xml:space="preserve">Solution: </w:t>
-      </w:r>
-      <w:r>
-        <w:t xml:space="preserve"/>
-      </w:r>
-    </w:p>
-    <w:p>
-      <w:pPr>
-        <w:pStyle w:val="ListParagraph"/>
-        <w:numPr>
-          <w:ilvl w:val="0"/>
-          <w:numId w:val="24"/>
-        </w:numPr>
-      </w:pPr>
-      <w:r>
-        <w:t xml:space="preserve">Mol KClO₃ = 25.00/122.55 = 0.2040; mol O₂ = 0.2040 × 3/2 = 0.3060; mass = 0.3060 × 32.00 = 9.79 g. </w:t>
-      </w:r>
-    </w:p>
-    <w:p>
-      <w:pPr>
-        <w:pStyle w:val="ListParagraph"/>
-        <w:numPr>
-          <w:ilvl w:val="0"/>
-          <w:numId w:val="24"/>
-        </w:numPr>
-      </w:pPr>
-      <w:r>
-        <w:t xml:space="preserve">9.50/9.79 × 100 = 97.0%. </w:t>
-      </w:r>
-    </w:p>
-    <w:p>
-      <w:pPr>
-        <w:pStyle w:val="ListParagraph"/>
-        <w:numPr>
-          <w:ilvl w:val="0"/>
-          <w:numId w:val="24"/>
-        </w:numPr>
-      </w:pPr>
-      <w:r>
-        <w:t xml:space="preserve">Mol KCl = 0.2040; mass = 0.2040 × 74.55 = 15.21 g.</w:t>
-      </w:r>
-    </w:p>
-    <w:p>
-      <w:pPr>
-        <w:pStyle w:val="ListParagraph"/>
-        <w:spacing w:after="80" w:line="300"/>
-        <w:numPr>
-          <w:ilvl w:val="0"/>
-          <w:numId w:val="12"/>
-        </w:numPr>
-      </w:pPr>
-      <w:r>
-        <w:rPr>
-          <w:b/>
-          <w:bCs/>
-        </w:rPr>
-        <w:t xml:space="preserve"/>
-      </w:r>
-      <w:r>
-        <w:t xml:space="preserve">Combustion of methanol: 2 CH₃OH + 3 O₂ → 2 CO₂ + 4 H₂O. </w:t>
-      </w:r>
-    </w:p>
-    <w:p>
-      <w:pPr>
-        <w:pStyle w:val="ListParagraph"/>
-        <w:numPr>
-          <w:ilvl w:val="0"/>
-          <w:numId w:val="25"/>
-        </w:numPr>
-      </w:pPr>
-      <w:r>
-        <w:t xml:space="preserve">How many g of O₂ to burn 64.0 g of CH₃OH? </w:t>
-      </w:r>
-    </w:p>
-    <w:p>
-      <w:pPr>
-        <w:pStyle w:val="ListParagraph"/>
-        <w:numPr>
-          <w:ilvl w:val="0"/>
-          <w:numId w:val="25"/>
-        </w:numPr>
-      </w:pPr>
-      <w:r>
-        <w:t xml:space="preserve">Total mass of products?</w:t>
-      </w:r>
-    </w:p>
-    <w:p>
-      <w:pPr>
-        <w:spacing w:after="160" w:line="300"/>
-        <w:ind w:left="360"/>
-      </w:pPr>
-      <w:r>
-        <w:rPr>
-          <w:b/>
-          <w:bCs/>
-        </w:rPr>
-        <w:t xml:space="preserve">Solution: </w:t>
-      </w:r>
-      <w:r>
-        <w:t xml:space="preserve">Mol CH₃OH = 64.0/32.04 = 1.998. Mol O₂ = 1.998 × 3/2 = 2.997; mass = 2.997 × 32.00 = 95.9 g. Mass products: by mass balance = 64.0 + 95.9 = 159.9 g (= mass CO₂ + mass H₂O).</w:t>
-      </w:r>
-    </w:p>
-    <w:p>
-      <w:pPr>
-        <w:pStyle w:val="ListParagraph"/>
-        <w:spacing w:after="80" w:line="300"/>
-        <w:numPr>
-          <w:ilvl w:val="0"/>
-          <w:numId w:val="12"/>
-        </w:numPr>
-      </w:pPr>
-      <w:r>
-        <w:rPr>
-          <w:b/>
-          <w:bCs/>
-        </w:rPr>
-        <w:t xml:space="preserve"/>
-      </w:r>
-      <w:r>
-        <w:t xml:space="preserve">A student adds 50.0 mL of 1.00 M Pb(NO₃)₂ to 50.0 mL of 1.00 M KI. The reaction Pb(NO₃)₂ + 2 KI → PbI₂ + 2 KNO₃ produces a yellow PbI₂ precipitate. </w:t>
-      </w:r>
-    </w:p>
-    <w:p>
-      <w:pPr>
-        <w:pStyle w:val="ListParagraph"/>
-        <w:numPr>
-          <w:ilvl w:val="0"/>
-          <w:numId w:val="26"/>
-        </w:numPr>
-      </w:pPr>
-      <w:r>
-        <w:t xml:space="preserve">Limiting reactant. </w:t>
-      </w:r>
-    </w:p>
-    <w:p>
-      <w:pPr>
-        <w:pStyle w:val="ListParagraph"/>
-        <w:numPr>
-          <w:ilvl w:val="0"/>
-          <w:numId w:val="26"/>
-        </w:numPr>
-      </w:pPr>
-      <w:r>
-        <w:t xml:space="preserve">Theoretical yield of PbI₂ in g.</w:t>
-      </w:r>
-    </w:p>
-    <w:p>
-      <w:pPr>
-        <w:spacing w:after="160" w:line="300"/>
-        <w:ind w:left="360"/>
-      </w:pPr>
-      <w:r>
-        <w:rPr>
-          <w:b/>
-          <w:bCs/>
-        </w:rPr>
-        <w:t xml:space="preserve">Solution: </w:t>
-      </w:r>
-      <w:r>
-        <w:t xml:space="preserve">Mol Pb(NO₃)₂ = 0.0500 × 1.00 = 0.0500. Mol KI = 0.0500 × 1.00 = 0.0500. Coefficients 1 and 2: 0.0500/1 = 0.0500; 0.0500/2 = 0.0250. KI is limiting. Mol PbI₂ = 0.0500/2 = 0.0250; mass = 0.0250 × 461.01 = 11.5 g.</w:t>
+        <w:t>Cancellations chain: "mL" → "L" twice (volume→moles via molarity), then "mol KI" (2:1 stoichiometry), then "mol" (mol PbI₂→mass). KI is limiting because there are 2 KI consumed per Pb(NO₃)₂.</w:t>
       </w:r>
     </w:p>
     <w:p>

--- a/Chapter_09_Chemical_Calculations_and_Equations.docx
+++ b/Chapter_09_Chemical_Calculations_and_Equations.docx
@@ -2270,11 +2270,36 @@
               <w:spacing w:after="80" w:line="280"/>
             </w:pPr>
             <w:r>
-              <w:rPr>
-                <w:b w:val="false"/>
-                <w:bCs w:val="false"/>
-              </w:rPr>
-              <w:t xml:space="preserve">Step 3 — 5.00 mol H₂ × (1 mol O₂ / 2 mol H₂) = 2.50 mol O₂.</w:t>
+              <w:t xml:space="preserve">Step 3 — 5.00 </w:t>
+            </w:r>
+            <w:r>
+              <w:rPr>
+                <w:strike w:val="true"/>
+              </w:rPr>
+              <w:t>mol H₂</w:t>
+            </w:r>
+            <w:r>
+              <w:t xml:space="preserve"> × (1 mol O₂ / 2 </w:t>
+            </w:r>
+            <w:r>
+              <w:rPr>
+                <w:strike w:val="true"/>
+              </w:rPr>
+              <w:t>mol H₂</w:t>
+            </w:r>
+            <w:r>
+              <w:t>) = 2.50 mol O₂.</w:t>
+            </w:r>
+          </w:p>
+          <w:p>
+            <w:pPr>
+              <w:spacing w:after="80" w:line="280"/>
+            </w:pPr>
+            <w:r>
+              <w:rPr>
+                <w:i/>
+              </w:rPr>
+              <w:t>"mol H₂" cancels via the 2:1 stoichiometric ratio, leaving "mol O₂".</w:t>
             </w:r>
           </w:p>
         </w:tc>
@@ -2561,11 +2586,25 @@
               <w:spacing w:after="80" w:line="280"/>
             </w:pPr>
             <w:r>
-              <w:rPr>
-                <w:b w:val="false"/>
-                <w:bCs w:val="false"/>
-              </w:rPr>
-              <w:t xml:space="preserve">Step 2 — 0.250 mol H₂ × 1 = 0.250 mol H₂O.</w:t>
+              <w:t xml:space="preserve">Step 2 — 0.250 </w:t>
+            </w:r>
+            <w:r>
+              <w:rPr>
+                <w:strike w:val="true"/>
+              </w:rPr>
+              <w:t>mol H₂</w:t>
+            </w:r>
+            <w:r>
+              <w:t xml:space="preserve"> × (2 mol H₂O / 2 </w:t>
+            </w:r>
+            <w:r>
+              <w:rPr>
+                <w:strike w:val="true"/>
+              </w:rPr>
+              <w:t>mol H₂</w:t>
+            </w:r>
+            <w:r>
+              <w:t>) = 0.250 mol H₂O.</w:t>
             </w:r>
           </w:p>
           <w:p>
@@ -2574,10 +2613,46 @@
             </w:pPr>
             <w:r>
               <w:rPr>
-                <w:b w:val="false"/>
-                <w:bCs w:val="false"/>
-              </w:rPr>
-              <w:t xml:space="preserve">Step 3 — Mass: 0.250 × 18.015 = 4.50 g H₂O.</w:t>
+                <w:i/>
+              </w:rPr>
+              <w:t>"mol H₂" cancels via the 2:2 stoichiometric ratio (effectively 1:1).</w:t>
+            </w:r>
+          </w:p>
+          <w:p>
+            <w:pPr>
+              <w:spacing w:after="80" w:line="280"/>
+            </w:pPr>
+            <w:r>
+              <w:t xml:space="preserve">Step 3 — Mass = 0.250 </w:t>
+            </w:r>
+            <w:r>
+              <w:rPr>
+                <w:strike w:val="true"/>
+              </w:rPr>
+              <w:t>mol</w:t>
+            </w:r>
+            <w:r>
+              <w:t xml:space="preserve"> × (18.015 g / 1 </w:t>
+            </w:r>
+            <w:r>
+              <w:rPr>
+                <w:strike w:val="true"/>
+              </w:rPr>
+              <w:t>mol</w:t>
+            </w:r>
+            <w:r>
+              <w:t>) = 4.50 g H₂O.</w:t>
+            </w:r>
+          </w:p>
+          <w:p>
+            <w:pPr>
+              <w:spacing w:after="80" w:line="280"/>
+            </w:pPr>
+            <w:r>
+              <w:rPr>
+                <w:i/>
+              </w:rPr>
+              <w:t>"mol" cancels via the molar mass of water, leaving "g".</w:t>
             </w:r>
           </w:p>
         </w:tc>
@@ -2645,11 +2720,25 @@
               <w:spacing w:after="80" w:line="280"/>
             </w:pPr>
             <w:r>
-              <w:rPr>
-                <w:b w:val="false"/>
-                <w:bCs w:val="false"/>
-              </w:rPr>
-              <w:t xml:space="preserve">Step 1 — Moles CH₄ = 8.00 / 16.04 = 0.4988 mol.</w:t>
+              <w:t xml:space="preserve">Step 1 — Moles CH₄ = 8.00 </w:t>
+            </w:r>
+            <w:r>
+              <w:rPr>
+                <w:strike w:val="true"/>
+              </w:rPr>
+              <w:t>g</w:t>
+            </w:r>
+            <w:r>
+              <w:t xml:space="preserve"> × (1 mol / 16.04 </w:t>
+            </w:r>
+            <w:r>
+              <w:rPr>
+                <w:strike w:val="true"/>
+              </w:rPr>
+              <w:t>g</w:t>
+            </w:r>
+            <w:r>
+              <w:t>) = 0.4988 mol CH₄.</w:t>
             </w:r>
           </w:p>
           <w:p>
@@ -2658,10 +2747,9 @@
             </w:pPr>
             <w:r>
               <w:rPr>
-                <w:b w:val="false"/>
-                <w:bCs w:val="false"/>
-              </w:rPr>
-              <w:t xml:space="preserve">Step 2 — Mole ratio CO₂ / CH₄ = 1/1; moles CO₂ = 0.4988 mol.</w:t>
+                <w:i/>
+              </w:rPr>
+              <w:t>"g" cancels via the inverted molar mass of CH₄.</w:t>
             </w:r>
           </w:p>
           <w:p>
@@ -2673,7 +2761,44 @@
                 <w:b w:val="false"/>
                 <w:bCs w:val="false"/>
               </w:rPr>
-              <w:t xml:space="preserve">Step 3 — Mass CO₂ = 0.4988 × 44.01 = 21.95 g.</w:t>
+              <w:t xml:space="preserve">Step 2 — Mole ratio CO₂ / CH₄ = 1/1; moles CO₂ = 0.4988 mol.</w:t>
+            </w:r>
+          </w:p>
+          <w:p>
+            <w:pPr>
+              <w:spacing w:after="80" w:line="280"/>
+            </w:pPr>
+            <w:r>
+              <w:t xml:space="preserve">Step 3 — Mass CO₂ = 0.4988 </w:t>
+            </w:r>
+            <w:r>
+              <w:rPr>
+                <w:strike w:val="true"/>
+              </w:rPr>
+              <w:t>mol</w:t>
+            </w:r>
+            <w:r>
+              <w:t xml:space="preserve"> × (44.01 g / 1 </w:t>
+            </w:r>
+            <w:r>
+              <w:rPr>
+                <w:strike w:val="true"/>
+              </w:rPr>
+              <w:t>mol</w:t>
+            </w:r>
+            <w:r>
+              <w:t>) = 21.95 g.</w:t>
+            </w:r>
+          </w:p>
+          <w:p>
+            <w:pPr>
+              <w:spacing w:after="80" w:line="280"/>
+            </w:pPr>
+            <w:r>
+              <w:rPr>
+                <w:i/>
+              </w:rPr>
+              <w:t>"mol" cancels via the molar mass of CO₂.</w:t>
             </w:r>
           </w:p>
           <w:p>
@@ -2765,11 +2890,25 @@
               <w:spacing w:after="80" w:line="280"/>
             </w:pPr>
             <w:r>
-              <w:rPr>
-                <w:b w:val="false"/>
-                <w:bCs w:val="false"/>
-              </w:rPr>
-              <w:t xml:space="preserve">Step 1 — Moles NH₃ = 100.0 / 17.03 = 5.872 mol.</w:t>
+              <w:t xml:space="preserve">Step 1 — Moles NH₃ = 100.0 </w:t>
+            </w:r>
+            <w:r>
+              <w:rPr>
+                <w:strike w:val="true"/>
+              </w:rPr>
+              <w:t>g</w:t>
+            </w:r>
+            <w:r>
+              <w:t xml:space="preserve"> × (1 mol / 17.03 </w:t>
+            </w:r>
+            <w:r>
+              <w:rPr>
+                <w:strike w:val="true"/>
+              </w:rPr>
+              <w:t>g</w:t>
+            </w:r>
+            <w:r>
+              <w:t>) = 5.872 mol NH₃.</w:t>
             </w:r>
           </w:p>
           <w:p>
@@ -2778,10 +2917,9 @@
             </w:pPr>
             <w:r>
               <w:rPr>
-                <w:b w:val="false"/>
-                <w:bCs w:val="false"/>
-              </w:rPr>
-              <w:t xml:space="preserve">Step 2 — Mole ratio N₂ / NH₃ = 1/2; moles N₂ = 5.872 / 2 = 2.936.</w:t>
+                <w:i/>
+              </w:rPr>
+              <w:t>"g" cancels via the inverted molar mass.</w:t>
             </w:r>
           </w:p>
           <w:p>
@@ -2789,11 +2927,73 @@
               <w:spacing w:after="80" w:line="280"/>
             </w:pPr>
             <w:r>
-              <w:rPr>
-                <w:b w:val="false"/>
-                <w:bCs w:val="false"/>
-              </w:rPr>
-              <w:t xml:space="preserve">Step 3 — Mass N₂ = 2.936 × 28.014 = 82.26 g → 82.3 g.</w:t>
+              <w:t xml:space="preserve">Step 2 — n(N₂) = 5.872 </w:t>
+            </w:r>
+            <w:r>
+              <w:rPr>
+                <w:strike w:val="true"/>
+              </w:rPr>
+              <w:t>mol NH₃</w:t>
+            </w:r>
+            <w:r>
+              <w:t xml:space="preserve"> × (1 mol N₂ / 2 </w:t>
+            </w:r>
+            <w:r>
+              <w:rPr>
+                <w:strike w:val="true"/>
+              </w:rPr>
+              <w:t>mol NH₃</w:t>
+            </w:r>
+            <w:r>
+              <w:t>) = 2.936 mol N₂.</w:t>
+            </w:r>
+          </w:p>
+          <w:p>
+            <w:pPr>
+              <w:spacing w:after="80" w:line="280"/>
+            </w:pPr>
+            <w:r>
+              <w:rPr>
+                <w:i/>
+              </w:rPr>
+              <w:t>"mol NH₃" cancels via the 1:2 stoichiometric ratio (N₂ + 3 H₂ → 2 NH₃).</w:t>
+            </w:r>
+          </w:p>
+          <w:p>
+            <w:pPr>
+              <w:spacing w:after="80" w:line="280"/>
+            </w:pPr>
+            <w:r>
+              <w:t xml:space="preserve">Step 3 — Mass N₂ = 2.936 </w:t>
+            </w:r>
+            <w:r>
+              <w:rPr>
+                <w:strike w:val="true"/>
+              </w:rPr>
+              <w:t>mol</w:t>
+            </w:r>
+            <w:r>
+              <w:t xml:space="preserve"> × (28.014 g / 1 </w:t>
+            </w:r>
+            <w:r>
+              <w:rPr>
+                <w:strike w:val="true"/>
+              </w:rPr>
+              <w:t>mol</w:t>
+            </w:r>
+            <w:r>
+              <w:t>) = 82.26 g → 82.3 g.</w:t>
+            </w:r>
+          </w:p>
+          <w:p>
+            <w:pPr>
+              <w:spacing w:after="80" w:line="280"/>
+            </w:pPr>
+            <w:r>
+              <w:rPr>
+                <w:i/>
+              </w:rPr>
+              <w:t>"mol" cancels via the molar mass of N₂.</w:t>
             </w:r>
           </w:p>
         </w:tc>
@@ -2873,11 +3073,25 @@
               <w:spacing w:after="80" w:line="280"/>
             </w:pPr>
             <w:r>
-              <w:rPr>
-                <w:b w:val="false"/>
-                <w:bCs w:val="false"/>
-              </w:rPr>
-              <w:t xml:space="preserve">Step 2 — Moles C₃H₈ = 50.0 / 44.10 = 1.134 mol.</w:t>
+              <w:t xml:space="preserve">Step 2 — Moles C₃H₈ = 50.0 </w:t>
+            </w:r>
+            <w:r>
+              <w:rPr>
+                <w:strike w:val="true"/>
+              </w:rPr>
+              <w:t>g</w:t>
+            </w:r>
+            <w:r>
+              <w:t xml:space="preserve"> × (1 mol / 44.10 </w:t>
+            </w:r>
+            <w:r>
+              <w:rPr>
+                <w:strike w:val="true"/>
+              </w:rPr>
+              <w:t>g</w:t>
+            </w:r>
+            <w:r>
+              <w:t>) = 1.134 mol.</w:t>
             </w:r>
           </w:p>
           <w:p>
@@ -2886,10 +3100,9 @@
             </w:pPr>
             <w:r>
               <w:rPr>
-                <w:b w:val="false"/>
-                <w:bCs w:val="false"/>
-              </w:rPr>
-              <w:t xml:space="preserve">Step 3 — Mole ratio O₂ / C₃H₈ = 5; moles O₂ = 5 × 1.134 = 5.669 mol.</w:t>
+                <w:i/>
+              </w:rPr>
+              <w:t>"g" cancels via the inverted molar mass of propane.</w:t>
             </w:r>
           </w:p>
           <w:p>
@@ -2897,11 +3110,73 @@
               <w:spacing w:after="80" w:line="280"/>
             </w:pPr>
             <w:r>
-              <w:rPr>
-                <w:b w:val="false"/>
-                <w:bCs w:val="false"/>
-              </w:rPr>
-              <w:t xml:space="preserve">Step 4 — Mass O₂ = 5.669 × 31.998 = 181.4 g.</w:t>
+              <w:t xml:space="preserve">Step 3 — n(O₂) = 1.134 </w:t>
+            </w:r>
+            <w:r>
+              <w:rPr>
+                <w:strike w:val="true"/>
+              </w:rPr>
+              <w:t>mol C₃H₈</w:t>
+            </w:r>
+            <w:r>
+              <w:t xml:space="preserve"> × (5 mol O₂ / 1 </w:t>
+            </w:r>
+            <w:r>
+              <w:rPr>
+                <w:strike w:val="true"/>
+              </w:rPr>
+              <w:t>mol C₃H₈</w:t>
+            </w:r>
+            <w:r>
+              <w:t>) = 5.669 mol O₂.</w:t>
+            </w:r>
+          </w:p>
+          <w:p>
+            <w:pPr>
+              <w:spacing w:after="80" w:line="280"/>
+            </w:pPr>
+            <w:r>
+              <w:rPr>
+                <w:i/>
+              </w:rPr>
+              <w:t>"mol C₃H₈" cancels via the 5:1 stoichiometric ratio.</w:t>
+            </w:r>
+          </w:p>
+          <w:p>
+            <w:pPr>
+              <w:spacing w:after="80" w:line="280"/>
+            </w:pPr>
+            <w:r>
+              <w:t xml:space="preserve">Step 4 — Mass O₂ = 5.669 </w:t>
+            </w:r>
+            <w:r>
+              <w:rPr>
+                <w:strike w:val="true"/>
+              </w:rPr>
+              <w:t>mol</w:t>
+            </w:r>
+            <w:r>
+              <w:t xml:space="preserve"> × (31.998 g / 1 </w:t>
+            </w:r>
+            <w:r>
+              <w:rPr>
+                <w:strike w:val="true"/>
+              </w:rPr>
+              <w:t>mol</w:t>
+            </w:r>
+            <w:r>
+              <w:t>) = 181.4 g.</w:t>
+            </w:r>
+          </w:p>
+          <w:p>
+            <w:pPr>
+              <w:spacing w:after="80" w:line="280"/>
+            </w:pPr>
+            <w:r>
+              <w:rPr>
+                <w:i/>
+              </w:rPr>
+              <w:t>"mol" cancels via the molar mass of O₂.</w:t>
             </w:r>
           </w:p>
           <w:p>
@@ -2981,11 +3256,36 @@
               <w:spacing w:after="80" w:line="280"/>
             </w:pPr>
             <w:r>
-              <w:rPr>
-                <w:b w:val="false"/>
-                <w:bCs w:val="false"/>
-              </w:rPr>
-              <w:t xml:space="preserve">Step 1 — Moles H₂ = 5.00 / 2.016 = 2.480 mol.</w:t>
+              <w:t xml:space="preserve">Step 1 — Moles H₂ = 5.00 </w:t>
+            </w:r>
+            <w:r>
+              <w:rPr>
+                <w:strike w:val="true"/>
+              </w:rPr>
+              <w:t>g</w:t>
+            </w:r>
+            <w:r>
+              <w:t xml:space="preserve"> × (1 mol / 2.016 </w:t>
+            </w:r>
+            <w:r>
+              <w:rPr>
+                <w:strike w:val="true"/>
+              </w:rPr>
+              <w:t>g</w:t>
+            </w:r>
+            <w:r>
+              <w:t>) = 2.480 mol H₂.</w:t>
+            </w:r>
+          </w:p>
+          <w:p>
+            <w:pPr>
+              <w:spacing w:after="80" w:line="280"/>
+            </w:pPr>
+            <w:r>
+              <w:rPr>
+                <w:i/>
+              </w:rPr>
+              <w:t>"g" cancels via the inverted molar mass of H₂.</w:t>
             </w:r>
           </w:p>
           <w:p>
@@ -3365,11 +3665,25 @@
               <w:spacing w:after="80" w:line="280"/>
             </w:pPr>
             <w:r>
-              <w:rPr>
-                <w:b w:val="false"/>
-                <w:bCs w:val="false"/>
-              </w:rPr>
-              <w:t xml:space="preserve">Step 2 — Mole ratio NH₃ / N₂ = 2; moles NH₃ = 2 × 0.357 = 0.714.</w:t>
+              <w:t xml:space="preserve">Step 2 — n(NH₃) = 0.357 </w:t>
+            </w:r>
+            <w:r>
+              <w:rPr>
+                <w:strike w:val="true"/>
+              </w:rPr>
+              <w:t>mol N₂</w:t>
+            </w:r>
+            <w:r>
+              <w:t xml:space="preserve"> × (2 mol NH₃ / 1 </w:t>
+            </w:r>
+            <w:r>
+              <w:rPr>
+                <w:strike w:val="true"/>
+              </w:rPr>
+              <w:t>mol N₂</w:t>
+            </w:r>
+            <w:r>
+              <w:t>) = 0.714 mol.</w:t>
             </w:r>
           </w:p>
           <w:p>
@@ -3378,10 +3692,46 @@
             </w:pPr>
             <w:r>
               <w:rPr>
-                <w:b w:val="false"/>
-                <w:bCs w:val="false"/>
-              </w:rPr>
-              <w:t xml:space="preserve">Step 3 — Mass NH₃ = 0.714 × 17.031 = 12.16 g.</w:t>
+                <w:i/>
+              </w:rPr>
+              <w:t>"mol N₂" cancels via the 2:1 stoichiometric ratio.</w:t>
+            </w:r>
+          </w:p>
+          <w:p>
+            <w:pPr>
+              <w:spacing w:after="80" w:line="280"/>
+            </w:pPr>
+            <w:r>
+              <w:t xml:space="preserve">Step 3 — Mass NH₃ = 0.714 </w:t>
+            </w:r>
+            <w:r>
+              <w:rPr>
+                <w:strike w:val="true"/>
+              </w:rPr>
+              <w:t>mol</w:t>
+            </w:r>
+            <w:r>
+              <w:t xml:space="preserve"> × (17.031 g / 1 </w:t>
+            </w:r>
+            <w:r>
+              <w:rPr>
+                <w:strike w:val="true"/>
+              </w:rPr>
+              <w:t>mol</w:t>
+            </w:r>
+            <w:r>
+              <w:t>) = 12.16 g.</w:t>
+            </w:r>
+          </w:p>
+          <w:p>
+            <w:pPr>
+              <w:spacing w:after="80" w:line="280"/>
+            </w:pPr>
+            <w:r>
+              <w:rPr>
+                <w:i/>
+              </w:rPr>
+              <w:t>"mol" cancels via the molar mass of NH₃.</w:t>
             </w:r>
           </w:p>
           <w:p>

--- a/Chapter_09_Chemical_Calculations_and_Equations.docx
+++ b/Chapter_09_Chemical_Calculations_and_Equations.docx
@@ -9315,6 +9315,217 @@
           <w:bCs/>
         </w:rPr>
         <w:t xml:space="preserve">Answer Key: 1-B   2-C   3-B   4-D   5-C   6-C   7-B   8-B   9-C   10-D</w:t>
+      </w:r>
+    </w:p>
+    <w:p>
+      <w:pPr>
+        <w:spacing w:after="120" w:line="300"/>
+      </w:pPr>
+      <w:r>
+        <w:rPr>
+          <w:b/>
+        </w:rPr>
+        <w:t>Answer Key — Worked Rationales</w:t>
+      </w:r>
+    </w:p>
+    <w:p>
+      <w:pPr>
+        <w:spacing w:after="120" w:line="300"/>
+      </w:pPr>
+      <w:r>
+        <w:rPr>
+          <w:b/>
+        </w:rPr>
+        <w:t xml:space="preserve">1. </w:t>
+      </w:r>
+      <w:r>
+        <w:t xml:space="preserve">B. </w:t>
+      </w:r>
+      <w:r>
+        <w:rPr>
+          <w:i/>
+        </w:rPr>
+        <w:t>Conservation of mass requires the SAME number of atoms of each element on both sides — that's what balancing enforces. Total moles can change.</w:t>
+      </w:r>
+    </w:p>
+    <w:p>
+      <w:pPr>
+        <w:spacing w:after="120" w:line="300"/>
+      </w:pPr>
+      <w:r>
+        <w:rPr>
+          <w:b/>
+        </w:rPr>
+        <w:t xml:space="preserve">2. </w:t>
+      </w:r>
+      <w:r>
+        <w:t xml:space="preserve">C. </w:t>
+      </w:r>
+      <w:r>
+        <w:rPr>
+          <w:i/>
+        </w:rPr>
+        <w:t>N₂ + 3 H₂ → 2 NH₃ balances atoms (2 N, 6 H on each side) with the smallest whole-number coefficients.</w:t>
+      </w:r>
+    </w:p>
+    <w:p>
+      <w:pPr>
+        <w:spacing w:after="120" w:line="300"/>
+      </w:pPr>
+      <w:r>
+        <w:rPr>
+          <w:b/>
+        </w:rPr>
+        <w:t xml:space="preserve">3. </w:t>
+      </w:r>
+      <w:r>
+        <w:t xml:space="preserve">B. </w:t>
+      </w:r>
+      <w:r>
+        <w:rPr>
+          <w:i/>
+        </w:rPr>
+        <w:t>One reactant breaking into two products → decomposition (AB → A + B).</w:t>
+      </w:r>
+    </w:p>
+    <w:p>
+      <w:pPr>
+        <w:spacing w:after="120" w:line="300"/>
+      </w:pPr>
+      <w:r>
+        <w:rPr>
+          <w:b/>
+        </w:rPr>
+        <w:t xml:space="preserve">4. </w:t>
+      </w:r>
+      <w:r>
+        <w:t xml:space="preserve">D. </w:t>
+      </w:r>
+      <w:r>
+        <w:rPr>
+          <w:i/>
+        </w:rPr>
+        <w:t>Two compounds swap partners (Ag goes with Cl, Na goes with NO₃) → double replacement (AB + CD → AD + CB).</w:t>
+      </w:r>
+    </w:p>
+    <w:p>
+      <w:pPr>
+        <w:spacing w:after="120" w:line="300"/>
+      </w:pPr>
+      <w:r>
+        <w:rPr>
+          <w:b/>
+        </w:rPr>
+        <w:t xml:space="preserve">5. </w:t>
+      </w:r>
+      <w:r>
+        <w:t xml:space="preserve">C. </w:t>
+      </w:r>
+      <w:r>
+        <w:rPr>
+          <w:i/>
+        </w:rPr>
+        <w:t>Coefficient ratio H₂O : O₂ = 2 : 1, so the mole ratio is 2/1.</w:t>
+      </w:r>
+    </w:p>
+    <w:p>
+      <w:pPr>
+        <w:spacing w:after="120" w:line="300"/>
+      </w:pPr>
+      <w:r>
+        <w:rPr>
+          <w:b/>
+        </w:rPr>
+        <w:t xml:space="preserve">6. </w:t>
+      </w:r>
+      <w:r>
+        <w:t xml:space="preserve">C. </w:t>
+      </w:r>
+      <w:r>
+        <w:rPr>
+          <w:i/>
+        </w:rPr>
+        <w:t>n(CO₂) = 1.00 mol C₃H₈ × (3 mol CO₂ / 1 mol C₃H₈) = 3.00 mol; mass = 3.00 mol × 44.01 g/mol = 132 g.</w:t>
+      </w:r>
+    </w:p>
+    <w:p>
+      <w:pPr>
+        <w:spacing w:after="120" w:line="300"/>
+      </w:pPr>
+      <w:r>
+        <w:rPr>
+          <w:b/>
+        </w:rPr>
+        <w:t xml:space="preserve">7. </w:t>
+      </w:r>
+      <w:r>
+        <w:t xml:space="preserve">B. </w:t>
+      </w:r>
+      <w:r>
+        <w:rPr>
+          <w:i/>
+        </w:rPr>
+        <w:t>From 2 mol N₂ we'd need 6 mol H₂; only 3 mol H₂ are available → H₂ runs out first → H₂ is limiting.</w:t>
+      </w:r>
+    </w:p>
+    <w:p>
+      <w:pPr>
+        <w:spacing w:after="120" w:line="300"/>
+      </w:pPr>
+      <w:r>
+        <w:rPr>
+          <w:b/>
+        </w:rPr>
+        <w:t xml:space="preserve">8. </w:t>
+      </w:r>
+      <w:r>
+        <w:t xml:space="preserve">B. </w:t>
+      </w:r>
+      <w:r>
+        <w:rPr>
+          <w:i/>
+        </w:rPr>
+        <w:t>% yield = 75 / 100 × 100% = 75%.</w:t>
+      </w:r>
+    </w:p>
+    <w:p>
+      <w:pPr>
+        <w:spacing w:after="120" w:line="300"/>
+      </w:pPr>
+      <w:r>
+        <w:rPr>
+          <w:b/>
+        </w:rPr>
+        <w:t xml:space="preserve">9. </w:t>
+      </w:r>
+      <w:r>
+        <w:t xml:space="preserve">C. </w:t>
+      </w:r>
+      <w:r>
+        <w:rPr>
+          <w:i/>
+        </w:rPr>
+        <w:t>Cu sits below H in the activity series → Cu cannot displace H₂ from acids → no reaction with HCl.</w:t>
+      </w:r>
+    </w:p>
+    <w:p>
+      <w:pPr>
+        <w:spacing w:after="120" w:line="300"/>
+      </w:pPr>
+      <w:r>
+        <w:rPr>
+          <w:b/>
+        </w:rPr>
+        <w:t xml:space="preserve">10. </w:t>
+      </w:r>
+      <w:r>
+        <w:t xml:space="preserve">D. </w:t>
+      </w:r>
+      <w:r>
+        <w:rPr>
+          <w:i/>
+        </w:rPr>
+        <w:t>(aq) means aqueous — dissolved in water.</w:t>
       </w:r>
     </w:p>
     <w:p>

--- a/Chapter_09_Chemical_Calculations_and_Equations.docx
+++ b/Chapter_09_Chemical_Calculations_and_Equations.docx
@@ -68,6 +68,17 @@
       <w:proofErr w:type="gramEnd"/>
       <w:r>
         <w:t xml:space="preserve"> and reactants are usually not in exactly the right ratio (limiting reactant). We close the chapter with both.</w:t>
+      </w:r>
+    </w:p>
+    <w:p>
+      <w:r>
+        <w:rPr>
+          <w:b/>
+        </w:rPr>
+        <w:t xml:space="preserve">Why this matters: </w:t>
+      </w:r>
+      <w:r>
+        <w:t>Stoichiometry is what turns a balanced equation into actionable numbers — how much of one thing you need to make a target amount of another, and how much you actually got versus what you should have. The same calculation a chemistry student does for a 1-gram reaction in a beaker is what a pre-engineering student will do for a ten-ton industrial reactor and what a pre-med student will see in pharmacology dose sizing. Limiting-reactant and percent-yield reasoning reappear directly in organic-synthesis lab reports, in biochemistry metabolic-flux analysis, and in any pre-engineering process course. Get fluent here and you will read industrial chemistry papers with the same fluency you read recipes.</w:t>
       </w:r>
     </w:p>
     <w:p>

--- a/Chapter_09_Chemical_Calculations_and_Equations.docx
+++ b/Chapter_09_Chemical_Calculations_and_Equations.docx
@@ -2321,6 +2321,1107 @@
         <w:t>Source: Standard activity series; reproduced in any general chemistry text. Metals above hydrogen displace H₂ from acids; metals below hydrogen do not.</w:t>
       </w:r>
     </w:p>
+    <w:tbl>
+      <w:tblPr>
+        <w:tblW w:type="auto" w:w="0"/>
+        <w:tblLook w:firstColumn="1" w:firstRow="1" w:lastColumn="0" w:lastRow="0" w:noHBand="0" w:noVBand="1" w:val="04A0"/>
+      </w:tblPr>
+      <w:tblGrid>
+        <w:gridCol w:w="9360"/>
+      </w:tblGrid>
+      <w:tr>
+        <w:tc>
+          <w:tcPr>
+            <w:tcW w:type="dxa" w:w="9360"/>
+            <w:shd w:val="clear" w:color="auto" w:fill="EEF3FA"/>
+          </w:tcPr>
+          <w:p>
+            <w:pPr/>
+            <w:r>
+              <w:rPr>
+                <w:b w:val="0"/>
+                <w:i w:val="0"/>
+              </w:rPr>
+              <w:t>EXAMPLE 9.6A: Synthesis (combination)</w:t>
+            </w:r>
+          </w:p>
+          <w:p>
+            <w:pPr/>
+            <w:r>
+              <w:rPr>
+                <w:b w:val="0"/>
+                <w:i w:val="0"/>
+              </w:rPr>
+              <w:t>Magnesium burns in nitrogen to form magnesium nitride. Write and balance the equation, then identify the class.</w:t>
+            </w:r>
+          </w:p>
+          <w:p>
+            <w:pPr/>
+            <w:r>
+              <w:rPr>
+                <w:b w:val="0"/>
+                <w:i w:val="0"/>
+              </w:rPr>
+              <w:t>Step 1 — Identify reactants and products. Mg(s) + N₂(g) → Mg₃N₂(s). Two simple substances combine into one compound.</w:t>
+            </w:r>
+          </w:p>
+          <w:p>
+            <w:pPr/>
+            <w:r>
+              <w:rPr>
+                <w:b w:val="0"/>
+                <w:i w:val="0"/>
+              </w:rPr>
+              <w:t>Step 2 — Balance. Mg: 1 → 3, place 3 in front of Mg: 3 Mg + N₂ → Mg₃N₂. N: 2 = 2 ✓.</w:t>
+            </w:r>
+          </w:p>
+          <w:p>
+            <w:pPr/>
+            <w:r>
+              <w:rPr>
+                <w:b w:val="0"/>
+                <w:i w:val="0"/>
+              </w:rPr>
+              <w:t>Step 3 — Class. Two reactants → one product, so this is a synthesis (combination) reaction.</w:t>
+            </w:r>
+          </w:p>
+          <w:p>
+            <w:pPr/>
+            <w:r>
+              <w:rPr>
+                <w:b w:val="0"/>
+                <w:i/>
+              </w:rPr>
+              <w:t>One product is built from two reactants — the defining shape of synthesis.</w:t>
+            </w:r>
+          </w:p>
+        </w:tc>
+      </w:tr>
+      <w:tr>
+        <w:tc>
+          <w:tcPr>
+            <w:tcW w:type="dxa" w:w="9360"/>
+            <w:shd w:val="clear" w:color="auto" w:fill="EEF3FA"/>
+          </w:tcPr>
+          <w:p>
+            <w:pPr/>
+            <w:r>
+              <w:rPr>
+                <w:b w:val="0"/>
+                <w:i w:val="0"/>
+              </w:rPr>
+              <w:t>EXAMPLE 9.6B: Decomposition</w:t>
+            </w:r>
+          </w:p>
+          <w:p>
+            <w:pPr/>
+            <w:r>
+              <w:rPr>
+                <w:b w:val="0"/>
+                <w:i w:val="0"/>
+              </w:rPr>
+              <w:t>Limestone (CaCO₃) is heated in a kiln. Predict the products, balance the equation, and classify it.</w:t>
+            </w:r>
+          </w:p>
+          <w:p>
+            <w:pPr/>
+            <w:r>
+              <w:rPr>
+                <w:b w:val="0"/>
+                <w:i w:val="0"/>
+              </w:rPr>
+              <w:t>Step 1 — Predict. Carbonates of Group 2 metals decompose on heating to give the metal oxide and CO₂. CaCO₃(s) →(Δ) CaO(s) + CO₂(g).</w:t>
+            </w:r>
+          </w:p>
+          <w:p>
+            <w:pPr/>
+            <w:r>
+              <w:rPr>
+                <w:b w:val="0"/>
+                <w:i w:val="0"/>
+              </w:rPr>
+              <w:t>Step 2 — Balance. Ca: 1 = 1; C: 1 = 1; O: 3 = 2 + 1 = 3 ✓. Already balanced.</w:t>
+            </w:r>
+          </w:p>
+          <w:p>
+            <w:pPr/>
+            <w:r>
+              <w:rPr>
+                <w:b w:val="0"/>
+                <w:i w:val="0"/>
+              </w:rPr>
+              <w:t>Step 3 — Class. One reactant breaks apart into two products → decomposition.</w:t>
+            </w:r>
+          </w:p>
+          <w:p>
+            <w:pPr/>
+            <w:r>
+              <w:rPr>
+                <w:b w:val="0"/>
+                <w:i/>
+              </w:rPr>
+              <w:t>The Δ over the arrow signals heat is required. Industrial limestone calcination is a major source of atmospheric CO₂; see the green-chemistry note after §9.10.</w:t>
+            </w:r>
+          </w:p>
+        </w:tc>
+      </w:tr>
+      <w:tr>
+        <w:tc>
+          <w:tcPr>
+            <w:tcW w:type="dxa" w:w="9360"/>
+            <w:shd w:val="clear" w:color="auto" w:fill="EEF3FA"/>
+          </w:tcPr>
+          <w:p>
+            <w:pPr/>
+            <w:r>
+              <w:rPr>
+                <w:b w:val="0"/>
+                <w:i w:val="0"/>
+              </w:rPr>
+              <w:t>EXAMPLE 9.6C: Single replacement (using the activity series)</w:t>
+            </w:r>
+          </w:p>
+          <w:p>
+            <w:pPr/>
+            <w:r>
+              <w:rPr>
+                <w:b w:val="0"/>
+                <w:i w:val="0"/>
+              </w:rPr>
+              <w:t>A strip of zinc is dropped into copper(II) sulfate solution. Will a reaction occur? If yes, write the balanced equation and explain.</w:t>
+            </w:r>
+          </w:p>
+          <w:p>
+            <w:pPr/>
+            <w:r>
+              <w:rPr>
+                <w:b w:val="0"/>
+                <w:i w:val="0"/>
+              </w:rPr>
+              <w:t>Step 1 — Compare activities. Look up Zn and Cu in Table 9.2. Zn is above Cu in the activity series (Zn is more active).</w:t>
+            </w:r>
+          </w:p>
+          <w:p>
+            <w:pPr/>
+            <w:r>
+              <w:rPr>
+                <w:b w:val="0"/>
+                <w:i w:val="0"/>
+              </w:rPr>
+              <w:t>Step 2 — Apply the rule. A more-active metal replaces a less-active metal from solution. Zn replaces Cu²⁺.</w:t>
+            </w:r>
+          </w:p>
+          <w:p>
+            <w:pPr/>
+            <w:r>
+              <w:rPr>
+                <w:b w:val="0"/>
+                <w:i w:val="0"/>
+              </w:rPr>
+              <w:t>Step 3 — Write and balance. Zn(s) + CuSO₄(aq) → ZnSO₄(aq) + Cu(s). Atoms: Zn 1 = 1; Cu 1 = 1; S 1 = 1; O 4 = 4 ✓.</w:t>
+            </w:r>
+          </w:p>
+          <w:p>
+            <w:pPr/>
+            <w:r>
+              <w:rPr>
+                <w:b w:val="0"/>
+                <w:i w:val="0"/>
+              </w:rPr>
+              <w:t>Step 4 — Class. A free element replaces another element in a compound → single replacement.</w:t>
+            </w:r>
+          </w:p>
+          <w:p>
+            <w:pPr/>
+            <w:r>
+              <w:rPr>
+                <w:b w:val="0"/>
+                <w:i/>
+              </w:rPr>
+              <w:t>Visible evidence: the blue Cu²⁺(aq) color fades as red-brown copper metal coats the zinc strip. The activity series also explains why Cu does NOT react with ZnSO₄ — Cu is below Zn.</w:t>
+            </w:r>
+          </w:p>
+        </w:tc>
+      </w:tr>
+      <w:tr>
+        <w:tc>
+          <w:tcPr>
+            <w:tcW w:type="dxa" w:w="9360"/>
+            <w:shd w:val="clear" w:color="auto" w:fill="EEF3FA"/>
+          </w:tcPr>
+          <w:p>
+            <w:pPr/>
+            <w:r>
+              <w:rPr>
+                <w:b w:val="0"/>
+                <w:i w:val="0"/>
+              </w:rPr>
+              <w:t>EXAMPLE 9.6D: Double replacement (precipitation)</w:t>
+            </w:r>
+          </w:p>
+          <w:p>
+            <w:pPr/>
+            <w:r>
+              <w:rPr>
+                <w:b w:val="0"/>
+                <w:i w:val="0"/>
+              </w:rPr>
+              <w:t>Aqueous lead(II) nitrate is mixed with aqueous potassium iodide. Predict whether a precipitate forms.</w:t>
+            </w:r>
+          </w:p>
+          <w:p>
+            <w:pPr/>
+            <w:r>
+              <w:rPr>
+                <w:b w:val="0"/>
+                <w:i w:val="0"/>
+              </w:rPr>
+              <w:t>Step 1 — Swap partners. Pb²⁺ pairs with I⁻ to give PbI₂; K⁺ pairs with NO₃⁻ to give KNO₃.</w:t>
+            </w:r>
+          </w:p>
+          <w:p>
+            <w:pPr/>
+            <w:r>
+              <w:rPr>
+                <w:b w:val="0"/>
+                <w:i w:val="0"/>
+              </w:rPr>
+              <w:t>Step 2 — Apply solubility rules (Table 9.3 below). Most iodides are soluble, BUT Pb²⁺ iodide is one of the listed exceptions → PbI₂ is insoluble. Most nitrates are always soluble → KNO₃ stays dissolved.</w:t>
+            </w:r>
+          </w:p>
+          <w:p>
+            <w:pPr/>
+            <w:r>
+              <w:rPr>
+                <w:b w:val="0"/>
+                <w:i w:val="0"/>
+              </w:rPr>
+              <w:t>Step 3 — Write and balance. Pb(NO₃)₂(aq) + 2 KI(aq) → PbI₂(s) ↓ + 2 KNO₃(aq).</w:t>
+            </w:r>
+          </w:p>
+          <w:p>
+            <w:pPr/>
+            <w:r>
+              <w:rPr>
+                <w:b w:val="0"/>
+                <w:i w:val="0"/>
+              </w:rPr>
+              <w:t>Step 4 — Class. Cations and anions exchange partners and one product is insoluble → double replacement (precipitation).</w:t>
+            </w:r>
+          </w:p>
+          <w:p>
+            <w:pPr/>
+            <w:r>
+              <w:rPr>
+                <w:b w:val="0"/>
+                <w:i/>
+              </w:rPr>
+              <w:t>The bright-yellow PbI₂ precipitate is the demonstration known as the 'golden rain' reaction.</w:t>
+            </w:r>
+          </w:p>
+        </w:tc>
+      </w:tr>
+      <w:tr>
+        <w:tc>
+          <w:tcPr>
+            <w:tcW w:type="dxa" w:w="9360"/>
+            <w:shd w:val="clear" w:color="auto" w:fill="EEF3FA"/>
+          </w:tcPr>
+          <w:p>
+            <w:pPr/>
+            <w:r>
+              <w:rPr>
+                <w:b w:val="0"/>
+                <w:i w:val="0"/>
+              </w:rPr>
+              <w:t>EXAMPLE 9.6E: Combustion (complete and incomplete)</w:t>
+            </w:r>
+          </w:p>
+          <w:p>
+            <w:pPr/>
+            <w:r>
+              <w:rPr>
+                <w:b w:val="0"/>
+                <w:i w:val="0"/>
+              </w:rPr>
+              <w:t>Methane (CH₄) is burned in air. Write the equation for complete combustion and contrast it with incomplete combustion.</w:t>
+            </w:r>
+          </w:p>
+          <w:p>
+            <w:pPr/>
+            <w:r>
+              <w:rPr>
+                <w:b w:val="0"/>
+                <w:i w:val="0"/>
+              </w:rPr>
+              <w:t>Step 1 — Complete combustion. Plenty of O₂. Hydrocarbon + O₂ → CO₂ + H₂O. CH₄ + 2 O₂ → CO₂ + 2 H₂O.</w:t>
+            </w:r>
+          </w:p>
+          <w:p>
+            <w:pPr/>
+            <w:r>
+              <w:rPr>
+                <w:b w:val="0"/>
+                <w:i w:val="0"/>
+              </w:rPr>
+              <w:t>Step 2 — Incomplete combustion. Limited O₂. Carbon monoxide (CO) and/or soot (C) appears instead of CO₂. 2 CH₄ + 3 O₂ → 2 CO + 4 H₂O.</w:t>
+            </w:r>
+          </w:p>
+          <w:p>
+            <w:pPr/>
+            <w:r>
+              <w:rPr>
+                <w:b w:val="0"/>
+                <w:i w:val="0"/>
+              </w:rPr>
+              <w:t>Step 3 — Class. A fuel reacts with O₂ to release energy → combustion. Combustion always involves transfer of electrons (oxidation–reduction).</w:t>
+            </w:r>
+          </w:p>
+          <w:p>
+            <w:pPr/>
+            <w:r>
+              <w:rPr>
+                <w:b w:val="0"/>
+                <w:i/>
+              </w:rPr>
+              <w:t>Incomplete combustion is the chemistry behind carbon-monoxide poisoning from poorly vented furnaces. CO binds hemoglobin ~250× more strongly than O₂ does, blocking oxygen transport in blood.</w:t>
+            </w:r>
+          </w:p>
+        </w:tc>
+      </w:tr>
+    </w:tbl>
+    <w:p>
+      <w:pPr>
+        <w:pStyle w:val="Heading3"/>
+      </w:pPr>
+      <w:r>
+        <w:rPr>
+          <w:b w:val="0"/>
+          <w:i w:val="0"/>
+        </w:rPr>
+        <w:t>9.6.5 Solubility Rules and Predicting Precipitates</w:t>
+      </w:r>
+    </w:p>
+    <w:p>
+      <w:pPr/>
+      <w:r>
+        <w:rPr>
+          <w:b w:val="0"/>
+          <w:i w:val="0"/>
+        </w:rPr>
+        <w:t>A double-replacement reaction in solution only 'really happens' if at least one product is removed from the aqueous mixture — typically as an insoluble precipitate, a gas that escapes, or a weak/non-electrolyte (water in a neutralization). The simplest case to predict is precipitation, governed by the solubility rules.</w:t>
+      </w:r>
+    </w:p>
+    <w:p>
+      <w:pPr/>
+      <w:r>
+        <w:rPr>
+          <w:b w:val="0"/>
+          <w:i w:val="0"/>
+        </w:rPr>
+        <w:t>Table 9.3 — Solubility rules for ionic compounds in water (memorize the bold rows; the rest are common exceptions).</w:t>
+      </w:r>
+    </w:p>
+    <w:tbl>
+      <w:tblPr>
+        <w:tblW w:type="auto" w:w="0"/>
+        <w:tblLook w:firstColumn="1" w:firstRow="1" w:lastColumn="0" w:lastRow="0" w:noHBand="0" w:noVBand="1" w:val="04A0"/>
+      </w:tblPr>
+      <w:tblGrid>
+        <w:gridCol w:w="3120"/>
+        <w:gridCol w:w="3120"/>
+        <w:gridCol w:w="3120"/>
+      </w:tblGrid>
+      <w:tr>
+        <w:tc>
+          <w:tcPr>
+            <w:tcW w:type="dxa" w:w="3120"/>
+            <w:shd w:val="clear" w:color="auto" w:fill="EEF3FA"/>
+          </w:tcPr>
+          <w:p>
+            <w:pPr/>
+            <w:r>
+              <w:rPr>
+                <w:b/>
+              </w:rPr>
+              <w:t>Rule</w:t>
+            </w:r>
+          </w:p>
+        </w:tc>
+        <w:tc>
+          <w:tcPr>
+            <w:tcW w:type="dxa" w:w="3120"/>
+            <w:shd w:val="clear" w:color="auto" w:fill="EEF3FA"/>
+          </w:tcPr>
+          <w:p>
+            <w:pPr/>
+            <w:r>
+              <w:rPr>
+                <w:b/>
+              </w:rPr>
+              <w:t>Soluble?</w:t>
+            </w:r>
+          </w:p>
+        </w:tc>
+        <w:tc>
+          <w:tcPr>
+            <w:tcW w:type="dxa" w:w="3120"/>
+            <w:shd w:val="clear" w:color="auto" w:fill="EEF3FA"/>
+          </w:tcPr>
+          <w:p>
+            <w:pPr/>
+            <w:r>
+              <w:rPr>
+                <w:b/>
+              </w:rPr>
+              <w:t>Common exceptions</w:t>
+            </w:r>
+          </w:p>
+        </w:tc>
+      </w:tr>
+      <w:tr>
+        <w:tc>
+          <w:tcPr>
+            <w:tcW w:type="dxa" w:w="3120"/>
+          </w:tcPr>
+          <w:p>
+            <w:pPr/>
+            <w:r>
+              <w:t>Group 1 (Li⁺, Na⁺, K⁺, etc.) and NH₄⁺ salts</w:t>
+            </w:r>
+          </w:p>
+        </w:tc>
+        <w:tc>
+          <w:tcPr>
+            <w:tcW w:type="dxa" w:w="3120"/>
+          </w:tcPr>
+          <w:p>
+            <w:pPr/>
+            <w:r>
+              <w:t>always soluble</w:t>
+            </w:r>
+          </w:p>
+        </w:tc>
+        <w:tc>
+          <w:tcPr>
+            <w:tcW w:type="dxa" w:w="3120"/>
+          </w:tcPr>
+          <w:p>
+            <w:pPr/>
+            <w:r>
+              <w:t>none</w:t>
+            </w:r>
+          </w:p>
+        </w:tc>
+      </w:tr>
+      <w:tr>
+        <w:tc>
+          <w:tcPr>
+            <w:tcW w:type="dxa" w:w="3120"/>
+          </w:tcPr>
+          <w:p>
+            <w:pPr/>
+            <w:r>
+              <w:t>Nitrates (NO₃⁻), acetates (C₂H₃O₂⁻), perchlorates (ClO₄⁻)</w:t>
+            </w:r>
+          </w:p>
+        </w:tc>
+        <w:tc>
+          <w:tcPr>
+            <w:tcW w:type="dxa" w:w="3120"/>
+          </w:tcPr>
+          <w:p>
+            <w:pPr/>
+            <w:r>
+              <w:t>always soluble</w:t>
+            </w:r>
+          </w:p>
+        </w:tc>
+        <w:tc>
+          <w:tcPr>
+            <w:tcW w:type="dxa" w:w="3120"/>
+          </w:tcPr>
+          <w:p>
+            <w:pPr/>
+            <w:r>
+              <w:t>none</w:t>
+            </w:r>
+          </w:p>
+        </w:tc>
+      </w:tr>
+      <w:tr>
+        <w:tc>
+          <w:tcPr>
+            <w:tcW w:type="dxa" w:w="3120"/>
+          </w:tcPr>
+          <w:p>
+            <w:pPr/>
+            <w:r>
+              <w:t>Halides (Cl⁻, Br⁻, I⁻)</w:t>
+            </w:r>
+          </w:p>
+        </w:tc>
+        <w:tc>
+          <w:tcPr>
+            <w:tcW w:type="dxa" w:w="3120"/>
+          </w:tcPr>
+          <w:p>
+            <w:pPr/>
+            <w:r>
+              <w:t>soluble</w:t>
+            </w:r>
+          </w:p>
+        </w:tc>
+        <w:tc>
+          <w:tcPr>
+            <w:tcW w:type="dxa" w:w="3120"/>
+          </w:tcPr>
+          <w:p>
+            <w:pPr/>
+            <w:r>
+              <w:t>Ag⁺, Pb²⁺, Hg₂²⁺ insoluble</w:t>
+            </w:r>
+          </w:p>
+        </w:tc>
+      </w:tr>
+      <w:tr>
+        <w:tc>
+          <w:tcPr>
+            <w:tcW w:type="dxa" w:w="3120"/>
+          </w:tcPr>
+          <w:p>
+            <w:pPr/>
+            <w:r>
+              <w:t>Sulfates (SO₄²⁻)</w:t>
+            </w:r>
+          </w:p>
+        </w:tc>
+        <w:tc>
+          <w:tcPr>
+            <w:tcW w:type="dxa" w:w="3120"/>
+          </w:tcPr>
+          <w:p>
+            <w:pPr/>
+            <w:r>
+              <w:t>soluble</w:t>
+            </w:r>
+          </w:p>
+        </w:tc>
+        <w:tc>
+          <w:tcPr>
+            <w:tcW w:type="dxa" w:w="3120"/>
+          </w:tcPr>
+          <w:p>
+            <w:pPr/>
+            <w:r>
+              <w:t>Ba²⁺, Sr²⁺, Pb²⁺, Ca²⁺ (slightly) insoluble</w:t>
+            </w:r>
+          </w:p>
+        </w:tc>
+      </w:tr>
+      <w:tr>
+        <w:tc>
+          <w:tcPr>
+            <w:tcW w:type="dxa" w:w="3120"/>
+          </w:tcPr>
+          <w:p>
+            <w:pPr/>
+            <w:r>
+              <w:t>Hydroxides (OH⁻)</w:t>
+            </w:r>
+          </w:p>
+        </w:tc>
+        <w:tc>
+          <w:tcPr>
+            <w:tcW w:type="dxa" w:w="3120"/>
+          </w:tcPr>
+          <w:p>
+            <w:pPr/>
+            <w:r>
+              <w:t>insoluble</w:t>
+            </w:r>
+          </w:p>
+        </w:tc>
+        <w:tc>
+          <w:tcPr>
+            <w:tcW w:type="dxa" w:w="3120"/>
+          </w:tcPr>
+          <w:p>
+            <w:pPr/>
+            <w:r>
+              <w:t>Group 1, Ba²⁺ soluble; Ca²⁺, Sr²⁺ slightly</w:t>
+            </w:r>
+          </w:p>
+        </w:tc>
+      </w:tr>
+      <w:tr>
+        <w:tc>
+          <w:tcPr>
+            <w:tcW w:type="dxa" w:w="3120"/>
+          </w:tcPr>
+          <w:p>
+            <w:pPr/>
+            <w:r>
+              <w:t>Sulfides (S²⁻), carbonates (CO₃²⁻), phosphates (PO₄³⁻)</w:t>
+            </w:r>
+          </w:p>
+        </w:tc>
+        <w:tc>
+          <w:tcPr>
+            <w:tcW w:type="dxa" w:w="3120"/>
+          </w:tcPr>
+          <w:p>
+            <w:pPr/>
+            <w:r>
+              <w:t>insoluble</w:t>
+            </w:r>
+          </w:p>
+        </w:tc>
+        <w:tc>
+          <w:tcPr>
+            <w:tcW w:type="dxa" w:w="3120"/>
+          </w:tcPr>
+          <w:p>
+            <w:pPr/>
+            <w:r>
+              <w:t>Group 1 and NH₄⁺ soluble</w:t>
+            </w:r>
+          </w:p>
+        </w:tc>
+      </w:tr>
+    </w:tbl>
+    <w:p>
+      <w:pPr/>
+      <w:r>
+        <w:rPr>
+          <w:b w:val="0"/>
+          <w:i w:val="0"/>
+        </w:rPr>
+        <w:t>How to use the rules. (1) Write the swap-partners products. (2) Look up each product. (3) If at least one is insoluble, label it (s) and put a ↓ next to it. If everything is soluble, no reaction occurs — the ions just stay mixed in solution.</w:t>
+      </w:r>
+    </w:p>
+    <w:tbl>
+      <w:tblPr>
+        <w:tblW w:type="auto" w:w="0"/>
+        <w:tblLook w:firstColumn="1" w:firstRow="1" w:lastColumn="0" w:lastRow="0" w:noHBand="0" w:noVBand="1" w:val="04A0"/>
+      </w:tblPr>
+      <w:tblGrid>
+        <w:gridCol w:w="9360"/>
+      </w:tblGrid>
+      <w:tr>
+        <w:tc>
+          <w:tcPr>
+            <w:tcW w:type="dxa" w:w="9360"/>
+            <w:shd w:val="clear" w:color="auto" w:fill="EEF3FA"/>
+          </w:tcPr>
+          <w:p>
+            <w:pPr/>
+            <w:r>
+              <w:rPr>
+                <w:b w:val="0"/>
+                <w:i w:val="0"/>
+              </w:rPr>
+              <w:t>EXAMPLE 9.6F: Predicting whether a reaction occurs</w:t>
+            </w:r>
+          </w:p>
+          <w:p>
+            <w:pPr/>
+            <w:r>
+              <w:rPr>
+                <w:b w:val="0"/>
+                <w:i w:val="0"/>
+              </w:rPr>
+              <w:t>Will a precipitate form when aqueous NaCl is mixed with aqueous KNO₃?</w:t>
+            </w:r>
+          </w:p>
+          <w:p>
+            <w:pPr/>
+            <w:r>
+              <w:rPr>
+                <w:b w:val="0"/>
+                <w:i w:val="0"/>
+              </w:rPr>
+              <w:t>Step 1 — Swap partners. Na⁺ + NO₃⁻ → NaNO₃; K⁺ + Cl⁻ → KCl.</w:t>
+            </w:r>
+          </w:p>
+          <w:p>
+            <w:pPr/>
+            <w:r>
+              <w:rPr>
+                <w:b w:val="0"/>
+                <w:i w:val="0"/>
+              </w:rPr>
+              <w:t>Step 2 — Solubility check. NaNO₃: Group 1 nitrate → soluble. KCl: Group 1 halide → soluble. Both products are soluble.</w:t>
+            </w:r>
+          </w:p>
+          <w:p>
+            <w:pPr/>
+            <w:r>
+              <w:rPr>
+                <w:b w:val="0"/>
+                <w:i w:val="0"/>
+              </w:rPr>
+              <w:t>Step 3 — Conclusion. No reaction. All four ions remain free in solution.</w:t>
+            </w:r>
+          </w:p>
+          <w:p>
+            <w:pPr/>
+            <w:r>
+              <w:rPr>
+                <w:b w:val="0"/>
+                <w:i/>
+              </w:rPr>
+              <w:t>Mixing seawater with potassium-rich runoff causes nothing to precipitate — every combination of Na⁺/K⁺/Cl⁻/NO₃⁻ is soluble.</w:t>
+            </w:r>
+          </w:p>
+        </w:tc>
+      </w:tr>
+    </w:tbl>
+    <w:p>
+      <w:pPr>
+        <w:pStyle w:val="Heading3"/>
+      </w:pPr>
+      <w:r>
+        <w:rPr>
+          <w:b w:val="0"/>
+          <w:i w:val="0"/>
+        </w:rPr>
+        <w:t>9.6.6 Net Ionic Equations and Spectator Ions</w:t>
+      </w:r>
+    </w:p>
+    <w:p>
+      <w:pPr/>
+      <w:r>
+        <w:rPr>
+          <w:b w:val="0"/>
+          <w:i w:val="0"/>
+        </w:rPr>
+        <w:t>When a double-replacement reaction occurs in aqueous solution, only some of the ions actually participate. The others — called spectator ions — appear unchanged on both sides of the equation and can be cancelled out, leaving the net ionic equation: the irreducible chemistry of what happened.</w:t>
+      </w:r>
+    </w:p>
+    <w:p>
+      <w:pPr/>
+      <w:r>
+        <w:rPr>
+          <w:b w:val="0"/>
+          <w:i w:val="0"/>
+        </w:rPr>
+        <w:t>There are three forms of the same reaction:</w:t>
+      </w:r>
+    </w:p>
+    <w:p>
+      <w:pPr/>
+      <w:r>
+        <w:rPr>
+          <w:b w:val="0"/>
+          <w:i w:val="0"/>
+        </w:rPr>
+        <w:t>(1) Molecular equation — all species written as neutral compounds.</w:t>
+      </w:r>
+    </w:p>
+    <w:p>
+      <w:pPr/>
+      <w:r>
+        <w:rPr>
+          <w:b w:val="0"/>
+          <w:i w:val="0"/>
+        </w:rPr>
+        <w:t>(2) Complete ionic equation — every soluble strong electrolyte (acids, bases, ionic salts that are soluble) written as separated ions; insoluble solids, gases, and water remain as molecular formulas.</w:t>
+      </w:r>
+    </w:p>
+    <w:p>
+      <w:pPr/>
+      <w:r>
+        <w:rPr>
+          <w:b w:val="0"/>
+          <w:i w:val="0"/>
+        </w:rPr>
+        <w:t>(3) Net ionic equation — spectator ions cancelled.</w:t>
+      </w:r>
+    </w:p>
+    <w:tbl>
+      <w:tblPr>
+        <w:tblW w:type="auto" w:w="0"/>
+        <w:tblLook w:firstColumn="1" w:firstRow="1" w:lastColumn="0" w:lastRow="0" w:noHBand="0" w:noVBand="1" w:val="04A0"/>
+      </w:tblPr>
+      <w:tblGrid>
+        <w:gridCol w:w="9360"/>
+      </w:tblGrid>
+      <w:tr>
+        <w:tc>
+          <w:tcPr>
+            <w:tcW w:type="dxa" w:w="9360"/>
+            <w:shd w:val="clear" w:color="auto" w:fill="EEF3FA"/>
+          </w:tcPr>
+          <w:p>
+            <w:pPr/>
+            <w:r>
+              <w:rPr>
+                <w:b w:val="0"/>
+                <w:i w:val="0"/>
+              </w:rPr>
+              <w:t>EXAMPLE 9.6G: Net ionic equation for a precipitation</w:t>
+            </w:r>
+          </w:p>
+          <w:p>
+            <w:pPr/>
+            <w:r>
+              <w:rPr>
+                <w:b w:val="0"/>
+                <w:i w:val="0"/>
+              </w:rPr>
+              <w:t>Write all three forms of the equation for Pb(NO₃)₂(aq) + 2 KI(aq).</w:t>
+            </w:r>
+          </w:p>
+          <w:p>
+            <w:pPr/>
+            <w:r>
+              <w:rPr>
+                <w:b w:val="0"/>
+                <w:i w:val="0"/>
+              </w:rPr>
+              <w:t>Step 1 — Molecular. Pb(NO₃)₂(aq) + 2 KI(aq) → PbI₂(s) + 2 KNO₃(aq).</w:t>
+            </w:r>
+          </w:p>
+          <w:p>
+            <w:pPr/>
+            <w:r>
+              <w:rPr>
+                <w:b w:val="0"/>
+                <w:i w:val="0"/>
+              </w:rPr>
+              <w:t>Step 2 — Complete ionic. Pb²⁺(aq) + 2 NO₃⁻(aq) + 2 K⁺(aq) + 2 I⁻(aq) → PbI₂(s) + 2 K⁺(aq) + 2 NO₃⁻(aq).</w:t>
+            </w:r>
+          </w:p>
+          <w:p>
+            <w:pPr/>
+            <w:r>
+              <w:rPr>
+                <w:b w:val="0"/>
+                <w:i w:val="0"/>
+              </w:rPr>
+              <w:t>Step 3 — Cancel spectators. K⁺ and NO₃⁻ appear identically on both sides; cancel.</w:t>
+            </w:r>
+          </w:p>
+          <w:p>
+            <w:pPr/>
+            <w:r>
+              <w:rPr>
+                <w:b w:val="0"/>
+                <w:i w:val="0"/>
+              </w:rPr>
+              <w:t>Step 4 — Net ionic. Pb²⁺(aq) + 2 I⁻(aq) → PbI₂(s).</w:t>
+            </w:r>
+          </w:p>
+          <w:p>
+            <w:pPr/>
+            <w:r>
+              <w:rPr>
+                <w:b w:val="0"/>
+                <w:i/>
+              </w:rPr>
+              <w:t>The net ionic equation captures the irreducible chemistry: Pb²⁺ meeting I⁻. K⁺ and NO₃⁻ are passengers — any soluble lead salt mixed with any soluble iodide salt would give the same precipitate.</w:t>
+            </w:r>
+          </w:p>
+        </w:tc>
+      </w:tr>
+    </w:tbl>
+    <w:p>
+      <w:pPr/>
+      <w:r>
+        <w:rPr>
+          <w:b w:val="0"/>
+          <w:i w:val="0"/>
+        </w:rPr>
+        <w:t>Quick rules of thumb: spectator ions stay (aq) on both sides; atoms AND charges must balance in the net ionic equation; if no ions remain on one side, no reaction occurs.</w:t>
+      </w:r>
+    </w:p>
+    <w:p>
+      <w:pPr>
+        <w:pStyle w:val="Heading3"/>
+      </w:pPr>
+      <w:r>
+        <w:rPr>
+          <w:b w:val="0"/>
+          <w:i w:val="0"/>
+        </w:rPr>
+        <w:t>9.6.7 Acid–Base Neutralization (a special double replacement)</w:t>
+      </w:r>
+    </w:p>
+    <w:p>
+      <w:pPr/>
+      <w:r>
+        <w:rPr>
+          <w:b w:val="0"/>
+          <w:i w:val="0"/>
+        </w:rPr>
+        <w:t>When an acid reacts with a base in water, the products are a salt and water. This is a neutralization reaction — a sub-class of double replacement where water is the weak-electrolyte product that drives the reaction forward.</w:t>
+      </w:r>
+    </w:p>
+    <w:p>
+      <w:pPr/>
+      <w:r>
+        <w:rPr>
+          <w:b w:val="0"/>
+          <w:i w:val="0"/>
+        </w:rPr>
+        <w:t>General form: acid + base → salt + water.</w:t>
+      </w:r>
+    </w:p>
+    <w:p>
+      <w:pPr/>
+      <w:r>
+        <w:rPr>
+          <w:b w:val="0"/>
+          <w:i w:val="0"/>
+        </w:rPr>
+        <w:t>Examples:</w:t>
+      </w:r>
+    </w:p>
+    <w:p>
+      <w:pPr/>
+      <w:r>
+        <w:rPr>
+          <w:b w:val="0"/>
+          <w:i w:val="0"/>
+        </w:rPr>
+        <w:t>• HCl(aq) + NaOH(aq) → NaCl(aq) + H₂O(l)</w:t>
+      </w:r>
+    </w:p>
+    <w:p>
+      <w:pPr/>
+      <w:r>
+        <w:rPr>
+          <w:b w:val="0"/>
+          <w:i w:val="0"/>
+        </w:rPr>
+        <w:t>• H₂SO₄(aq) + 2 KOH(aq) → K₂SO₄(aq) + 2 H₂O(l)</w:t>
+      </w:r>
+    </w:p>
+    <w:p>
+      <w:pPr/>
+      <w:r>
+        <w:rPr>
+          <w:b w:val="0"/>
+          <w:i w:val="0"/>
+        </w:rPr>
+        <w:t>• HNO₃(aq) + NH₃(aq) → NH₄NO₃(aq)  (no separate water — NH₃ accepts H⁺ directly)</w:t>
+      </w:r>
+    </w:p>
+    <w:tbl>
+      <w:tblPr>
+        <w:tblW w:type="auto" w:w="0"/>
+        <w:tblLook w:firstColumn="1" w:firstRow="1" w:lastColumn="0" w:lastRow="0" w:noHBand="0" w:noVBand="1" w:val="04A0"/>
+      </w:tblPr>
+      <w:tblGrid>
+        <w:gridCol w:w="9360"/>
+      </w:tblGrid>
+      <w:tr>
+        <w:tc>
+          <w:tcPr>
+            <w:tcW w:type="dxa" w:w="9360"/>
+            <w:shd w:val="clear" w:color="auto" w:fill="EEF3FA"/>
+          </w:tcPr>
+          <w:p>
+            <w:pPr/>
+            <w:r>
+              <w:rPr>
+                <w:b w:val="0"/>
+                <w:i w:val="0"/>
+              </w:rPr>
+              <w:t>EXAMPLE 9.6H: Net ionic for a strong acid + strong base</w:t>
+            </w:r>
+          </w:p>
+          <w:p>
+            <w:pPr/>
+            <w:r>
+              <w:rPr>
+                <w:b w:val="0"/>
+                <w:i w:val="0"/>
+              </w:rPr>
+              <w:t>Write the molecular, complete-ionic, and net-ionic equations for HCl(aq) + NaOH(aq).</w:t>
+            </w:r>
+          </w:p>
+          <w:p>
+            <w:pPr/>
+            <w:r>
+              <w:rPr>
+                <w:b w:val="0"/>
+                <w:i w:val="0"/>
+              </w:rPr>
+              <w:t>Molecular. HCl(aq) + NaOH(aq) → NaCl(aq) + H₂O(l).</w:t>
+            </w:r>
+          </w:p>
+          <w:p>
+            <w:pPr/>
+            <w:r>
+              <w:rPr>
+                <w:b w:val="0"/>
+                <w:i w:val="0"/>
+              </w:rPr>
+              <w:t>Complete ionic. H⁺(aq) + Cl⁻(aq) + Na⁺(aq) + OH⁻(aq) → Na⁺(aq) + Cl⁻(aq) + H₂O(l).</w:t>
+            </w:r>
+          </w:p>
+          <w:p>
+            <w:pPr/>
+            <w:r>
+              <w:rPr>
+                <w:b w:val="0"/>
+                <w:i w:val="0"/>
+              </w:rPr>
+              <w:t>Cancel spectators. Na⁺ and Cl⁻ appear on both sides.</w:t>
+            </w:r>
+          </w:p>
+          <w:p>
+            <w:pPr/>
+            <w:r>
+              <w:rPr>
+                <w:b w:val="0"/>
+                <w:i w:val="0"/>
+              </w:rPr>
+              <w:t>Net ionic. H⁺(aq) + OH⁻(aq) → H₂O(l).</w:t>
+            </w:r>
+          </w:p>
+          <w:p>
+            <w:pPr/>
+            <w:r>
+              <w:rPr>
+                <w:b w:val="0"/>
+                <w:i/>
+              </w:rPr>
+              <w:t>Every neutralization of a strong acid by a strong base reduces to this same net ionic equation — H⁺ meeting OH⁻ to form water. The salt is incidental.</w:t>
+            </w:r>
+          </w:p>
+        </w:tc>
+      </w:tr>
+    </w:tbl>
+    <w:tbl>
+      <w:tblPr>
+        <w:tblW w:type="auto" w:w="0"/>
+        <w:tblLook w:firstColumn="1" w:firstRow="1" w:lastColumn="0" w:lastRow="0" w:noHBand="0" w:noVBand="1" w:val="04A0"/>
+      </w:tblPr>
+      <w:tblGrid>
+        <w:gridCol w:w="9360"/>
+      </w:tblGrid>
+      <w:tr>
+        <w:tc>
+          <w:tcPr>
+            <w:tcW w:type="dxa" w:w="9360"/>
+            <w:shd w:val="clear" w:color="auto" w:fill="EEF3FA"/>
+          </w:tcPr>
+          <w:p>
+            <w:pPr/>
+            <w:r>
+              <w:rPr>
+                <w:b w:val="0"/>
+                <w:i w:val="0"/>
+              </w:rPr>
+              <w:t>NOTE — Forward pointer to oxidation–reduction. Two of the five reaction classes — single replacement and combustion — involve transfer of electrons between species. These are called oxidation–reduction (redox) reactions, and they are also the chemistry behind batteries, corrosion, photosynthesis, and cellular respiration. A full treatment (oxidation numbers, half-reactions, balancing in acid/base) belongs to general chemistry. For this course, recognize the pattern: any time a free element on the reactant side becomes part of a compound on the product side (or vice versa), electrons have moved.</w:t>
+            </w:r>
+          </w:p>
+        </w:tc>
+      </w:tr>
+    </w:tbl>
     <w:p>
       <w:pPr>
         <w:pStyle w:val="Heading2"/>
@@ -3673,6 +4774,83 @@
         </w:tc>
       </w:tr>
     </w:tbl>
+    <w:tbl>
+      <w:tblPr>
+        <w:tblW w:type="auto" w:w="0"/>
+        <w:tblLook w:firstColumn="1" w:firstRow="1" w:lastColumn="0" w:lastRow="0" w:noHBand="0" w:noVBand="1" w:val="04A0"/>
+      </w:tblPr>
+      <w:tblGrid>
+        <w:gridCol w:w="9360"/>
+      </w:tblGrid>
+      <w:tr>
+        <w:tc>
+          <w:tcPr>
+            <w:tcW w:type="dxa" w:w="9360"/>
+            <w:shd w:val="clear" w:color="auto" w:fill="EEF3FA"/>
+          </w:tcPr>
+          <w:p>
+            <w:pPr/>
+            <w:r>
+              <w:rPr>
+                <w:b w:val="0"/>
+                <w:i w:val="0"/>
+              </w:rPr>
+              <w:t>GREEN CHEMISTRY — Atom Economy vs. Percent Yield. Percent yield asks: of the product I could have made, how much did I actually get? It is an experimental measure. Atom economy asks a more fundamental question: of the atoms I put in, how many ended up in the desired product? It is a property of the balanced equation itself.</w:t>
+            </w:r>
+          </w:p>
+          <w:p>
+            <w:pPr/>
+            <w:r>
+              <w:rPr>
+                <w:b w:val="0"/>
+                <w:i w:val="0"/>
+              </w:rPr>
+              <w:t>Atom economy = (molar mass of desired product / sum of molar masses of all reactants) × 100%.</w:t>
+            </w:r>
+          </w:p>
+          <w:p>
+            <w:pPr/>
+            <w:r>
+              <w:rPr>
+                <w:b w:val="0"/>
+                <w:i w:val="0"/>
+              </w:rPr>
+              <w:t>Example. Compare two ways to make hydrogen gas:</w:t>
+            </w:r>
+          </w:p>
+          <w:p>
+            <w:pPr/>
+            <w:r>
+              <w:rPr>
+                <w:b w:val="0"/>
+                <w:i w:val="0"/>
+              </w:rPr>
+              <w:t>(1) Zn + 2 HCl → ZnCl₂ + H₂. M(H₂) = 2.02; M(reactants) = 65.4 + 2(36.5) = 138.4. Atom economy = 2.02/138.4 = 1.5%. The other 98.5% of the input mass becomes ZnCl₂ — waste from H₂'s perspective.</w:t>
+            </w:r>
+          </w:p>
+          <w:p>
+            <w:pPr/>
+            <w:r>
+              <w:rPr>
+                <w:b w:val="0"/>
+                <w:i w:val="0"/>
+              </w:rPr>
+              <w:t>(2) CH₄ + 2 H₂O →(Δ, catalyst) CO₂ + 4 H₂. M(4 H₂) = 8.06; M(reactants) = 16.04 + 2(18.02) = 52.08. Atom economy = 8.06/52.08 = 15.5% — and CO₂ has its own uses.</w:t>
+            </w:r>
+          </w:p>
+          <w:p>
+            <w:pPr/>
+            <w:r>
+              <w:rPr>
+                <w:b w:val="0"/>
+                <w:i/>
+              </w:rPr>
+              <w:t>Atom economy is a key metric of green chemistry: design reactions where as many input atoms as possible end up in the useful product. Even a reaction running at 100% yield is wasteful if its atom economy is low.</w:t>
+            </w:r>
+          </w:p>
+        </w:tc>
+      </w:tr>
+    </w:tbl>
     <w:p>
       <w:pPr>
         <w:pStyle w:val="Heading2"/>
@@ -4087,6 +5265,93 @@
         <w:br w:type="page"/>
       </w:r>
     </w:p>
+    <w:tbl>
+      <w:tblPr>
+        <w:tblW w:type="auto" w:w="0"/>
+        <w:tblLook w:firstColumn="1" w:firstRow="1" w:lastColumn="0" w:lastRow="0" w:noHBand="0" w:noVBand="1" w:val="04A0"/>
+      </w:tblPr>
+      <w:tblGrid>
+        <w:gridCol w:w="9360"/>
+      </w:tblGrid>
+      <w:tr>
+        <w:tc>
+          <w:tcPr>
+            <w:tcW w:type="dxa" w:w="9360"/>
+            <w:shd w:val="clear" w:color="auto" w:fill="EEF3FA"/>
+          </w:tcPr>
+          <w:p>
+            <w:pPr/>
+            <w:r>
+              <w:rPr>
+                <w:b w:val="0"/>
+                <w:i w:val="0"/>
+              </w:rPr>
+              <w:t>EXAMPLE 9.11C: Limiting reactant + percent yield, end-to-end</w:t>
+            </w:r>
+          </w:p>
+          <w:p>
+            <w:pPr/>
+            <w:r>
+              <w:rPr>
+                <w:b w:val="0"/>
+                <w:i w:val="0"/>
+              </w:rPr>
+              <w:t>A student combines 8.50 g of aluminum with 35.0 g of chlorine gas to make aluminum chloride: 2 Al(s) + 3 Cl₂(g) → 2 AlCl₃(s). The student isolates 32.0 g of pure AlCl₃ after purification. Find the limiting reactant, the theoretical yield, and the percent yield.</w:t>
+            </w:r>
+          </w:p>
+          <w:p>
+            <w:pPr/>
+            <w:r>
+              <w:rPr>
+                <w:b w:val="0"/>
+                <w:i w:val="0"/>
+              </w:rPr>
+              <w:t>Step 1 — Moles of each reactant. n(Al) = 8.50 g × (1 mol / 26.98 g) = 0.3151 mol. n(Cl₂) = 35.0 g × (1 mol / 70.90 g) = 0.4937 mol.</w:t>
+            </w:r>
+          </w:p>
+          <w:p>
+            <w:pPr/>
+            <w:r>
+              <w:rPr>
+                <w:b w:val="0"/>
+                <w:i w:val="0"/>
+              </w:rPr>
+              <w:t>Step 2 — Divide by coefficient. Al: 0.3151/2 = 0.1575. Cl₂: 0.4937/3 = 0.1646. → Al is limiting (smaller value).</w:t>
+            </w:r>
+          </w:p>
+          <w:p>
+            <w:pPr/>
+            <w:r>
+              <w:rPr>
+                <w:b w:val="0"/>
+                <w:i w:val="0"/>
+              </w:rPr>
+              <w:t>Step 3 — Theoretical yield from limiting reactant. n(AlCl₃) = 0.3151 mol Al × (2 mol AlCl₃ / 2 mol Al) = 0.3151 mol AlCl₃. Mass = 0.3151 mol × (133.34 g / 1 mol) = 42.0 g (theoretical).</w:t>
+            </w:r>
+          </w:p>
+          <w:p>
+            <w:pPr/>
+            <w:r>
+              <w:rPr>
+                <w:b w:val="0"/>
+                <w:i w:val="0"/>
+              </w:rPr>
+              <w:t>Step 4 — Percent yield. % yield = (32.0 g actual / 42.0 g theoretical) × 100% = 76.2%.</w:t>
+            </w:r>
+          </w:p>
+          <w:p>
+            <w:pPr/>
+            <w:r>
+              <w:rPr>
+                <w:b w:val="0"/>
+                <w:i/>
+              </w:rPr>
+              <w:t>Three sig figs throughout. The limiting reactant fixes the theoretical yield; the actual recovery sets the percent yield. Most preparative-scale reactions report yields in the 60–90% range; anything outside (especially over 100%) deserves a second look — usually impurity, residual solvent, or a weighing error.</w:t>
+            </w:r>
+          </w:p>
+        </w:tc>
+      </w:tr>
+    </w:tbl>
     <w:p>
       <w:pPr>
         <w:pStyle w:val="Heading2"/>
@@ -5906,6 +7171,458 @@
         <w:pStyle w:val="Heading3"/>
       </w:pPr>
       <w:r>
+        <w:rPr>
+          <w:b w:val="0"/>
+          <w:i w:val="0"/>
+        </w:rPr>
+        <w:t>Conceptual: Reaction-Class Recognition</w:t>
+      </w:r>
+    </w:p>
+    <w:p>
+      <w:pPr>
+        <w:pStyle w:val="ListParagraph"/>
+        <w:numPr>
+          <w:ilvl w:val="0"/>
+          <w:numId w:val="11"/>
+        </w:numPr>
+      </w:pPr>
+      <w:r>
+        <w:rPr>
+          <w:b w:val="0"/>
+          <w:i w:val="0"/>
+        </w:rPr>
+        <w:t>2 Na(s) + Cl₂(g) → 2 NaCl(s). Identify the reaction class and state whether it is also redox.</w:t>
+      </w:r>
+    </w:p>
+    <w:p>
+      <w:pPr/>
+      <w:r>
+        <w:rPr>
+          <w:b w:val="0"/>
+          <w:i w:val="0"/>
+        </w:rPr>
+        <w:t>Solution: Synthesis (combination); redox (Na is oxidized 0 → +1; Cl is reduced 0 → −1).</w:t>
+      </w:r>
+    </w:p>
+    <w:p>
+      <w:pPr>
+        <w:pStyle w:val="ListParagraph"/>
+        <w:numPr>
+          <w:ilvl w:val="0"/>
+          <w:numId w:val="11"/>
+        </w:numPr>
+      </w:pPr>
+      <w:r>
+        <w:rPr>
+          <w:b w:val="0"/>
+          <w:i w:val="0"/>
+        </w:rPr>
+        <w:t>NH₄NO₃(s) →(Δ) N₂O(g) + 2 H₂O(g). Identify class and redox.</w:t>
+      </w:r>
+    </w:p>
+    <w:p>
+      <w:pPr/>
+      <w:r>
+        <w:rPr>
+          <w:b w:val="0"/>
+          <w:i w:val="0"/>
+        </w:rPr>
+        <w:t>Solution: Decomposition; redox (N changes oxidation state from −3 in NH₄⁺ and +5 in NO₃⁻ to +1 in N₂O).</w:t>
+      </w:r>
+    </w:p>
+    <w:p>
+      <w:pPr>
+        <w:pStyle w:val="ListParagraph"/>
+        <w:numPr>
+          <w:ilvl w:val="0"/>
+          <w:numId w:val="11"/>
+        </w:numPr>
+      </w:pPr>
+      <w:r>
+        <w:rPr>
+          <w:b w:val="0"/>
+          <w:i w:val="0"/>
+        </w:rPr>
+        <w:t>Mg(s) + 2 HCl(aq) → MgCl₂(aq) + H₂(g). Identify class and redox.</w:t>
+      </w:r>
+    </w:p>
+    <w:p>
+      <w:pPr/>
+      <w:r>
+        <w:rPr>
+          <w:b w:val="0"/>
+          <w:i w:val="0"/>
+        </w:rPr>
+        <w:t>Solution: Single replacement; redox (Mg: 0 → +2; H: +1 → 0).</w:t>
+      </w:r>
+    </w:p>
+    <w:p>
+      <w:pPr>
+        <w:pStyle w:val="ListParagraph"/>
+        <w:numPr>
+          <w:ilvl w:val="0"/>
+          <w:numId w:val="11"/>
+        </w:numPr>
+      </w:pPr>
+      <w:r>
+        <w:rPr>
+          <w:b w:val="0"/>
+          <w:i w:val="0"/>
+        </w:rPr>
+        <w:t>AgNO₃(aq) + NaCl(aq) → AgCl(s) + NaNO₃(aq). Identify class and redox.</w:t>
+      </w:r>
+    </w:p>
+    <w:p>
+      <w:pPr/>
+      <w:r>
+        <w:rPr>
+          <w:b w:val="0"/>
+          <w:i w:val="0"/>
+        </w:rPr>
+        <w:t>Solution: Double replacement (precipitation); not redox (no oxidation states change).</w:t>
+      </w:r>
+    </w:p>
+    <w:p>
+      <w:pPr>
+        <w:pStyle w:val="ListParagraph"/>
+        <w:numPr>
+          <w:ilvl w:val="0"/>
+          <w:numId w:val="11"/>
+        </w:numPr>
+      </w:pPr>
+      <w:r>
+        <w:rPr>
+          <w:b w:val="0"/>
+          <w:i w:val="0"/>
+        </w:rPr>
+        <w:t>2 C₈H₁₈(l) + 25 O₂(g) → 16 CO₂(g) + 18 H₂O(g). Identify class and redox.</w:t>
+      </w:r>
+    </w:p>
+    <w:p>
+      <w:pPr/>
+      <w:r>
+        <w:rPr>
+          <w:b w:val="0"/>
+          <w:i w:val="0"/>
+        </w:rPr>
+        <w:t>Solution: Combustion; redox (C in octane is oxidized; O₂ is reduced).</w:t>
+      </w:r>
+    </w:p>
+    <w:p>
+      <w:pPr>
+        <w:pStyle w:val="ListParagraph"/>
+        <w:numPr>
+          <w:ilvl w:val="0"/>
+          <w:numId w:val="11"/>
+        </w:numPr>
+      </w:pPr>
+      <w:r>
+        <w:rPr>
+          <w:b w:val="0"/>
+          <w:i w:val="0"/>
+        </w:rPr>
+        <w:t>2 KClO₃(s) →(Δ, MnO₂) 2 KCl(s) + 3 O₂(g). Identify class and redox.</w:t>
+      </w:r>
+    </w:p>
+    <w:p>
+      <w:pPr/>
+      <w:r>
+        <w:rPr>
+          <w:b w:val="0"/>
+          <w:i w:val="0"/>
+        </w:rPr>
+        <w:t>Solution: Decomposition; redox (Cl: +5 → −1; O: −2 → 0). MnO₂ is a catalyst.</w:t>
+      </w:r>
+    </w:p>
+    <w:p>
+      <w:pPr>
+        <w:pStyle w:val="ListParagraph"/>
+        <w:numPr>
+          <w:ilvl w:val="0"/>
+          <w:numId w:val="11"/>
+        </w:numPr>
+      </w:pPr>
+      <w:r>
+        <w:rPr>
+          <w:b w:val="0"/>
+          <w:i w:val="0"/>
+        </w:rPr>
+        <w:t>Cu(s) + 2 AgNO₃(aq) → Cu(NO₃)₂(aq) + 2 Ag(s). Identify class and redox.</w:t>
+      </w:r>
+    </w:p>
+    <w:p>
+      <w:pPr/>
+      <w:r>
+        <w:rPr>
+          <w:b w:val="0"/>
+          <w:i w:val="0"/>
+        </w:rPr>
+        <w:t>Solution: Single replacement; redox (Cu: 0 → +2; Ag: +1 → 0). Cu is above Ag in the activity series.</w:t>
+      </w:r>
+    </w:p>
+    <w:p>
+      <w:pPr>
+        <w:pStyle w:val="ListParagraph"/>
+        <w:numPr>
+          <w:ilvl w:val="0"/>
+          <w:numId w:val="11"/>
+        </w:numPr>
+      </w:pPr>
+      <w:r>
+        <w:rPr>
+          <w:b w:val="0"/>
+          <w:i w:val="0"/>
+        </w:rPr>
+        <w:t>HCl(aq) + KOH(aq) → KCl(aq) + H₂O(l). Identify class and redox.</w:t>
+      </w:r>
+    </w:p>
+    <w:p>
+      <w:pPr/>
+      <w:r>
+        <w:rPr>
+          <w:b w:val="0"/>
+          <w:i w:val="0"/>
+        </w:rPr>
+        <w:t>Solution: Double replacement (neutralization); not redox. Net ionic equation: H⁺ + OH⁻ → H₂O.</w:t>
+      </w:r>
+    </w:p>
+    <w:p>
+      <w:pPr>
+        <w:pStyle w:val="Heading3"/>
+      </w:pPr>
+      <w:r>
+        <w:rPr>
+          <w:b w:val="0"/>
+          <w:i w:val="0"/>
+        </w:rPr>
+        <w:t>Reactions in Solution: Precipitation, Neutralization, Net Ionic</w:t>
+      </w:r>
+    </w:p>
+    <w:p>
+      <w:pPr>
+        <w:pStyle w:val="ListParagraph"/>
+        <w:numPr>
+          <w:ilvl w:val="0"/>
+          <w:numId w:val="11"/>
+        </w:numPr>
+      </w:pPr>
+      <w:r>
+        <w:rPr>
+          <w:b w:val="0"/>
+          <w:i w:val="0"/>
+        </w:rPr>
+        <w:t>AgNO₃(aq) + NaCl(aq) — predict whether a precipitate forms; if so, write the molecular, complete-ionic, and net-ionic equations.</w:t>
+      </w:r>
+    </w:p>
+    <w:p>
+      <w:pPr/>
+      <w:r>
+        <w:rPr>
+          <w:b w:val="0"/>
+          <w:i w:val="0"/>
+        </w:rPr>
+        <w:t>Solution: AgCl is insoluble (halide exception). Molecular: AgNO₃ + NaCl → AgCl(s) + NaNO₃. Complete ionic: Ag⁺ + NO₃⁻ + Na⁺ + Cl⁻ → AgCl(s) + Na⁺ + NO₃⁻. Net ionic: Ag⁺(aq) + Cl⁻(aq) → AgCl(s).</w:t>
+      </w:r>
+    </w:p>
+    <w:p>
+      <w:pPr>
+        <w:pStyle w:val="ListParagraph"/>
+        <w:numPr>
+          <w:ilvl w:val="0"/>
+          <w:numId w:val="11"/>
+        </w:numPr>
+      </w:pPr>
+      <w:r>
+        <w:rPr>
+          <w:b w:val="0"/>
+          <w:i w:val="0"/>
+        </w:rPr>
+        <w:t>KNO₃(aq) + NaCl(aq) — predict whether a precipitate forms.</w:t>
+      </w:r>
+    </w:p>
+    <w:p>
+      <w:pPr/>
+      <w:r>
+        <w:rPr>
+          <w:b w:val="0"/>
+          <w:i w:val="0"/>
+        </w:rPr>
+        <w:t>Solution: Both products (KCl and NaNO₃) are soluble (Group 1 salts). No reaction; all four ions remain free in solution.</w:t>
+      </w:r>
+    </w:p>
+    <w:p>
+      <w:pPr>
+        <w:pStyle w:val="ListParagraph"/>
+        <w:numPr>
+          <w:ilvl w:val="0"/>
+          <w:numId w:val="11"/>
+        </w:numPr>
+      </w:pPr>
+      <w:r>
+        <w:rPr>
+          <w:b w:val="0"/>
+          <w:i w:val="0"/>
+        </w:rPr>
+        <w:t>BaCl₂(aq) + Na₂SO₄(aq) — predict whether a precipitate forms; write all three equation forms if yes.</w:t>
+      </w:r>
+    </w:p>
+    <w:p>
+      <w:pPr/>
+      <w:r>
+        <w:rPr>
+          <w:b w:val="0"/>
+          <w:i w:val="0"/>
+        </w:rPr>
+        <w:t>Solution: BaSO₄ is insoluble (sulfate exception). Molecular: BaCl₂ + Na₂SO₄ → BaSO₄(s) + 2 NaCl. Complete ionic: Ba²⁺ + 2 Cl⁻ + 2 Na⁺ + SO₄²⁻ → BaSO₄(s) + 2 Na⁺ + 2 Cl⁻. Net ionic: Ba²⁺(aq) + SO₄²⁻(aq) → BaSO₄(s).</w:t>
+      </w:r>
+    </w:p>
+    <w:p>
+      <w:pPr>
+        <w:pStyle w:val="ListParagraph"/>
+        <w:numPr>
+          <w:ilvl w:val="0"/>
+          <w:numId w:val="11"/>
+        </w:numPr>
+      </w:pPr>
+      <w:r>
+        <w:rPr>
+          <w:b w:val="0"/>
+          <w:i w:val="0"/>
+        </w:rPr>
+        <w:t>NH₄Cl(aq) + KOH(aq) — predict whether a precipitate forms.</w:t>
+      </w:r>
+    </w:p>
+    <w:p>
+      <w:pPr/>
+      <w:r>
+        <w:rPr>
+          <w:b w:val="0"/>
+          <w:i w:val="0"/>
+        </w:rPr>
+        <w:t>Solution: Both products are soluble at this level (NH₄OH/aqueous ammonia and KCl). No precipitate. (At higher concentrations, NH₃ gas can evolve — gas-evolution reaction; treated in Solutions chapter.)</w:t>
+      </w:r>
+    </w:p>
+    <w:p>
+      <w:pPr>
+        <w:pStyle w:val="Heading3"/>
+      </w:pPr>
+      <w:r>
+        <w:rPr>
+          <w:b w:val="0"/>
+          <w:i w:val="0"/>
+        </w:rPr>
+        <w:t>Real-World Stoichiometry</w:t>
+      </w:r>
+    </w:p>
+    <w:p>
+      <w:pPr>
+        <w:pStyle w:val="ListParagraph"/>
+        <w:numPr>
+          <w:ilvl w:val="0"/>
+          <w:numId w:val="11"/>
+        </w:numPr>
+      </w:pPr>
+      <w:r>
+        <w:rPr>
+          <w:b w:val="0"/>
+          <w:i w:val="0"/>
+        </w:rPr>
+        <w:t>Airbag chemistry. Sodium azide decomposes explosively in a vehicle airbag: 2 NaN₃(s) → 2 Na(s) + 3 N₂(g). How many grams of NaN₃ are needed to generate 65.0 L of N₂ gas at STP (where 1 mol gas = 22.4 L)?</w:t>
+      </w:r>
+    </w:p>
+    <w:p>
+      <w:pPr/>
+      <w:r>
+        <w:rPr>
+          <w:b w:val="0"/>
+          <w:i w:val="0"/>
+        </w:rPr>
+        <w:t>Solution: n(N₂) = 65.0 L × (1 mol / 22.4 L) = 2.902 mol. n(NaN₃) = 2.902 mol N₂ × (2 mol NaN₃ / 3 mol N₂) = 1.935 mol. Mass NaN₃ = 1.935 mol × (65.01 g / 1 mol) = 125.8 g.</w:t>
+      </w:r>
+    </w:p>
+    <w:p>
+      <w:pPr>
+        <w:pStyle w:val="ListParagraph"/>
+        <w:numPr>
+          <w:ilvl w:val="0"/>
+          <w:numId w:val="11"/>
+        </w:numPr>
+      </w:pPr>
+      <w:r>
+        <w:rPr>
+          <w:b w:val="0"/>
+          <w:i w:val="0"/>
+        </w:rPr>
+        <w:t>Photosynthesis. A leaf produces 1.00 g of glucose (C₆H₁₂O₆) by photosynthesis: 6 CO₂ + 6 H₂O → C₆H₁₂O₆ + 6 O₂. (a) Mass of CO₂ consumed? (b) Mass of O₂ released?</w:t>
+      </w:r>
+    </w:p>
+    <w:p>
+      <w:pPr/>
+      <w:r>
+        <w:rPr>
+          <w:b w:val="0"/>
+          <w:i w:val="0"/>
+        </w:rPr>
+        <w:t>Solution: n(glucose) = 1.00 g × (1 mol / 180.16 g) = 5.551 × 10⁻³ mol. (a) n(CO₂) = 6 × 5.551 × 10⁻³ = 0.03330 mol; mass = 0.03330 × 44.01 = 1.466 g CO₂. (b) n(O₂) = 6 × 5.551 × 10⁻³ = 0.03330 mol; mass = 0.03330 × 32.00 = 1.066 g O₂.</w:t>
+      </w:r>
+    </w:p>
+    <w:p>
+      <w:pPr>
+        <w:pStyle w:val="ListParagraph"/>
+        <w:numPr>
+          <w:ilvl w:val="0"/>
+          <w:numId w:val="11"/>
+        </w:numPr>
+      </w:pPr>
+      <w:r>
+        <w:rPr>
+          <w:b w:val="0"/>
+          <w:i w:val="0"/>
+        </w:rPr>
+        <w:t>Antacid neutralization. A typical antacid tablet contains 500. mg of CaCO₃. The neutralization in the stomach is CaCO₃(s) + 2 HCl(aq) → CaCl₂(aq) + H₂O(l) + CO₂(g). How many grams of HCl can one tablet neutralize?</w:t>
+      </w:r>
+    </w:p>
+    <w:p>
+      <w:pPr/>
+      <w:r>
+        <w:rPr>
+          <w:b w:val="0"/>
+          <w:i w:val="0"/>
+        </w:rPr>
+        <w:t>Solution: n(CaCO₃) = 0.500 g × (1 mol / 100.09 g) = 4.996 × 10⁻³ mol. n(HCl) = 2 × n(CaCO₃) = 9.992 × 10⁻³ mol. Mass HCl = 9.992 × 10⁻³ × 36.46 = 0.364 g HCl per tablet.</w:t>
+      </w:r>
+    </w:p>
+    <w:p>
+      <w:pPr>
+        <w:pStyle w:val="ListParagraph"/>
+        <w:numPr>
+          <w:ilvl w:val="0"/>
+          <w:numId w:val="11"/>
+        </w:numPr>
+      </w:pPr>
+      <w:r>
+        <w:rPr>
+          <w:b w:val="0"/>
+          <w:i w:val="0"/>
+        </w:rPr>
+        <w:t>Baking soda + vinegar. NaHCO₃(s) + CH₃COOH(aq) → NaCH₃COO(aq) + H₂O(l) + CO₂(g). A child's volcano uses 10.0 g of NaHCO₃ and 50.0 mL of vinegar (5.0% acetic acid by mass, density 1.00 g/mL). (a) Limiting reactant? (b) Mass of CO₂ produced?</w:t>
+      </w:r>
+    </w:p>
+    <w:p>
+      <w:pPr/>
+      <w:r>
+        <w:rPr>
+          <w:b w:val="0"/>
+          <w:i w:val="0"/>
+        </w:rPr>
+        <w:t>Solution: Mass acetic acid = 50.0 mL × 1.00 g/mL × 0.050 = 2.50 g. n(NaHCO₃) = 10.0 g × (1 mol / 84.01 g) = 0.1190 mol. n(CH₃COOH) = 2.50 g × (1 mol / 60.05 g) = 0.04163 mol. Coefficients are 1:1, so divide by 1: NaHCO₃ 0.1190 vs. CH₃COOH 0.04163 → CH₃COOH (vinegar) is limiting. n(CO₂) = 0.04163 mol; mass = 0.04163 × 44.01 = 1.83 g CO₂.</w:t>
+      </w:r>
+    </w:p>
+    <w:p>
+      <w:pPr>
+        <w:pStyle w:val="Heading3"/>
+      </w:pPr>
+      <w:r>
         <w:t>Mole-to-mole and mole-to-mass Stoichiometry</w:t>
       </w:r>
     </w:p>
@@ -7373,6 +9090,110 @@
     </w:p>
     <w:p>
       <w:pPr>
+        <w:pStyle w:val="ListParagraph"/>
+        <w:numPr>
+          <w:ilvl w:val="0"/>
+          <w:numId w:val="11"/>
+        </w:numPr>
+      </w:pPr>
+      <w:r>
+        <w:rPr>
+          <w:b w:val="0"/>
+          <w:i w:val="0"/>
+        </w:rPr>
+        <w:t>12.0 g of Mg reacts with 50.0 g of HCl: Mg + 2 HCl → MgCl₂ + H₂. Identify the limiting reactant, calculate the theoretical mass of H₂, and find the mass of excess reactant remaining.</w:t>
+      </w:r>
+    </w:p>
+    <w:p>
+      <w:pPr/>
+      <w:r>
+        <w:rPr>
+          <w:b w:val="0"/>
+          <w:i w:val="0"/>
+        </w:rPr>
+        <w:t>Solution: n(Mg) = 12.0/24.31 = 0.4937 mol. n(HCl) = 50.0/36.46 = 1.371 mol. Divide: Mg/1 = 0.4937; HCl/2 = 0.6856 → Mg is limiting. n(H₂) = 0.4937 mol; mass H₂ = 0.4937 × 2.016 = 0.995 g. HCl used = 2 × 0.4937 = 0.9874 mol = 35.99 g; HCl excess = 50.0 − 35.99 = 14.0 g unreacted.</w:t>
+      </w:r>
+    </w:p>
+    <w:p>
+      <w:pPr>
+        <w:pStyle w:val="ListParagraph"/>
+        <w:numPr>
+          <w:ilvl w:val="0"/>
+          <w:numId w:val="11"/>
+        </w:numPr>
+      </w:pPr>
+      <w:r>
+        <w:rPr>
+          <w:b w:val="0"/>
+          <w:i w:val="0"/>
+        </w:rPr>
+        <w:t>Industrial Haber process: 28.0 g N₂ and 9.00 g H₂ are combined: N₂ + 3 H₂ → 2 NH₃. The actual yield is 14.0 g of NH₃. (a) Limiting reactant? (b) Theoretical yield? (c) Percent yield?</w:t>
+      </w:r>
+    </w:p>
+    <w:p>
+      <w:pPr/>
+      <w:r>
+        <w:rPr>
+          <w:b w:val="0"/>
+          <w:i w:val="0"/>
+        </w:rPr>
+        <w:t>Solution: n(N₂) = 28.0/28.014 = 0.9995. n(H₂) = 9.00/2.016 = 4.464. Divide: N₂/1 = 0.9995; H₂/3 = 1.488 → N₂ is limiting. n(NH₃) = 2 × 0.9995 = 1.999 mol; theoretical mass = 1.999 × 17.03 = 34.04 g. % yield = 14.0 / 34.04 × 100% = 41.1%. (Industrial single-pass yields are lower because the reaction is reversible — see equilibrium in a later course. The process is profitable because unreacted gases are recycled through the reactor.)</w:t>
+      </w:r>
+    </w:p>
+    <w:p>
+      <w:pPr>
+        <w:pStyle w:val="ListParagraph"/>
+        <w:numPr>
+          <w:ilvl w:val="0"/>
+          <w:numId w:val="11"/>
+        </w:numPr>
+      </w:pPr>
+      <w:r>
+        <w:rPr>
+          <w:b w:val="0"/>
+          <w:i w:val="0"/>
+        </w:rPr>
+        <w:t>5.00 g of CaCO₃ is heated, producing 2.45 g of CaO (equation: CaCO₃ → CaO + CO₂). What are the theoretical mass of CaO and the percent yield?</w:t>
+      </w:r>
+    </w:p>
+    <w:p>
+      <w:pPr/>
+      <w:r>
+        <w:rPr>
+          <w:b w:val="0"/>
+          <w:i w:val="0"/>
+        </w:rPr>
+        <w:t>Solution: n(CaCO₃) = 5.00/100.09 = 0.04996 mol → n(CaO) = 0.04996 mol → theoretical mass = 0.04996 × 56.08 = 2.802 g. % yield = 2.45/2.802 × 100% = 87.4%.</w:t>
+      </w:r>
+    </w:p>
+    <w:p>
+      <w:pPr>
+        <w:pStyle w:val="ListParagraph"/>
+        <w:numPr>
+          <w:ilvl w:val="0"/>
+          <w:numId w:val="11"/>
+        </w:numPr>
+      </w:pPr>
+      <w:r>
+        <w:rPr>
+          <w:b w:val="0"/>
+          <w:i w:val="0"/>
+        </w:rPr>
+        <w:t>A student burns 1.00 g of magnesium ribbon in air and recovers 1.55 g of white powder, claiming '155% yield' of MgO. Show by calculation what is wrong with this claim.</w:t>
+      </w:r>
+    </w:p>
+    <w:p>
+      <w:pPr/>
+      <w:r>
+        <w:rPr>
+          <w:b w:val="0"/>
+          <w:i w:val="0"/>
+        </w:rPr>
+        <w:t>Solution: n(Mg) = 1.00 g × (1 mol / 24.31 g) = 0.04113 mol → theoretical n(MgO) = 0.04113 mol → theoretical mass = 0.04113 × 40.30 = 1.658 g MgO. The 1.55 g recovered is 1.55/1.658 × 100% = 93.5% — not over 100%. The student's mistake was dividing recovered mass by Mg starting mass, ignoring that O atoms add mass. (Some of the residue may also be Mg₃N₂ from reaction with atmospheric N₂.)</w:t>
+      </w:r>
+    </w:p>
+    <w:p>
+      <w:pPr>
         <w:pStyle w:val="Heading2"/>
       </w:pPr>
       <w:r>
@@ -8991,6 +10812,84 @@
     </w:p>
     <w:p>
       <w:pPr>
+        <w:pStyle w:val="ListParagraph"/>
+        <w:numPr>
+          <w:ilvl w:val="0"/>
+          <w:numId w:val="12"/>
+        </w:numPr>
+      </w:pPr>
+      <w:r>
+        <w:rPr>
+          <w:b w:val="0"/>
+          <w:i w:val="0"/>
+        </w:rPr>
+        <w:t>A 5.00 g sample of zinc ore (impure ZnS) is roasted in air: 2 ZnS(s) + 3 O₂(g) → 2 ZnO(s) + 2 SO₂(g). The roasting produces 3.55 g of ZnO. Assuming all the ZnS reacted, what is the mass percent of ZnS in the original ore?</w:t>
+      </w:r>
+    </w:p>
+    <w:p>
+      <w:pPr/>
+      <w:r>
+        <w:rPr>
+          <w:b w:val="0"/>
+          <w:i w:val="0"/>
+        </w:rPr>
+        <w:t>Solution: n(ZnO) = 3.55 g × (1 mol / 81.38 g) = 0.04363 mol. n(ZnS) = 0.04363 mol (1:1 from coefficients) → mass ZnS = 0.04363 × 97.45 = 4.252 g. Mass percent ZnS in ore = 4.252 / 5.00 × 100% = 85.0%.</w:t>
+      </w:r>
+    </w:p>
+    <w:p>
+      <w:pPr>
+        <w:pStyle w:val="ListParagraph"/>
+        <w:numPr>
+          <w:ilvl w:val="0"/>
+          <w:numId w:val="12"/>
+        </w:numPr>
+      </w:pPr>
+      <w:r>
+        <w:rPr>
+          <w:b w:val="0"/>
+          <w:i w:val="0"/>
+        </w:rPr>
+        <w:t>A mixture of CaCO₃ and CaO with total mass 10.00 g is heated until decomposition is complete. The remaining solid weighs 7.80 g. Determine the mass of CaCO₃ in the original mixture. (Hint: only the CaCO₃ loses mass; CaO is unchanged.)</w:t>
+      </w:r>
+    </w:p>
+    <w:p>
+      <w:pPr/>
+      <w:r>
+        <w:rPr>
+          <w:b w:val="0"/>
+          <w:i w:val="0"/>
+        </w:rPr>
+        <w:t>Solution: Mass loss = mass of CO₂ released = 10.00 − 7.80 = 2.20 g. n(CO₂) = 2.20 / 44.01 = 0.05000 mol = n(CaCO₃) decomposed. Mass CaCO₃ = 0.05000 × 100.09 = 5.00 g (so the original mixture was 50.0% CaCO₃ and 50.0% CaO by mass).</w:t>
+      </w:r>
+    </w:p>
+    <w:p>
+      <w:pPr>
+        <w:pStyle w:val="ListParagraph"/>
+        <w:numPr>
+          <w:ilvl w:val="0"/>
+          <w:numId w:val="12"/>
+        </w:numPr>
+      </w:pPr>
+      <w:r>
+        <w:rPr>
+          <w:b w:val="0"/>
+          <w:i w:val="0"/>
+        </w:rPr>
+        <w:t>Two-step synthesis. Aluminum first reacts with HCl to form AlCl₃ and H₂; the AlCl₃ is then reacted with AgNO₃ to precipitate AgCl. Equations: 2 Al + 6 HCl → 2 AlCl₃ + 3 H₂; AlCl₃ + 3 AgNO₃ → 3 AgCl + Al(NO₃)₃. Starting from 2.00 g of Al with excess HCl and excess AgNO₃, how many grams of AgCl can theoretically be obtained?</w:t>
+      </w:r>
+    </w:p>
+    <w:p>
+      <w:pPr/>
+      <w:r>
+        <w:rPr>
+          <w:b w:val="0"/>
+          <w:i w:val="0"/>
+        </w:rPr>
+        <w:t>Solution: n(Al) = 2.00 / 26.98 = 0.07413 mol → n(AlCl₃) = 0.07413 mol (1:1 from step 1) → n(AgCl) = 3 × 0.07413 = 0.2224 mol (1:3 from step 2) → mass AgCl = 0.2224 × 143.32 = 31.9 g.</w:t>
+      </w:r>
+    </w:p>
+    <w:p>
+      <w:pPr>
         <w:pStyle w:val="Heading2"/>
       </w:pPr>
       <w:r>
@@ -9491,583 +11390,852 @@
     </w:p>
     <w:p>
       <w:pPr>
+        <w:pStyle w:val="ListParagraph"/>
+        <w:numPr>
+          <w:ilvl w:val="0"/>
+          <w:numId w:val="13"/>
+        </w:numPr>
+      </w:pPr>
+      <w:r>
+        <w:rPr>
+          <w:b w:val="0"/>
+          <w:i w:val="0"/>
+        </w:rPr>
+        <w:t>Which net ionic equation correctly represents the reaction between aqueous Pb(NO₃)₂ and aqueous KI?</w:t>
+      </w:r>
+    </w:p>
+    <w:p>
+      <w:pPr/>
+      <w:r>
+        <w:rPr>
+          <w:b w:val="0"/>
+          <w:i w:val="0"/>
+        </w:rPr>
+        <w:t>(A) Pb(NO₃)₂ + 2 KI → PbI₂ + 2 KNO₃</w:t>
+      </w:r>
+    </w:p>
+    <w:p>
+      <w:pPr/>
+      <w:r>
+        <w:rPr>
+          <w:b w:val="0"/>
+          <w:i w:val="0"/>
+        </w:rPr>
+        <w:t>(B) Pb²⁺ + 2 I⁻ → PbI₂</w:t>
+      </w:r>
+    </w:p>
+    <w:p>
+      <w:pPr/>
+      <w:r>
+        <w:rPr>
+          <w:b w:val="0"/>
+          <w:i w:val="0"/>
+        </w:rPr>
+        <w:t>(C) K⁺ + NO₃⁻ → KNO₃</w:t>
+      </w:r>
+    </w:p>
+    <w:p>
+      <w:pPr/>
+      <w:r>
+        <w:rPr>
+          <w:b w:val="0"/>
+          <w:i w:val="0"/>
+        </w:rPr>
+        <w:t>(D) Pb²⁺ + 2 NO₃⁻ → Pb(NO₃)₂</w:t>
+      </w:r>
+    </w:p>
+    <w:p>
+      <w:pPr>
+        <w:pStyle w:val="ListParagraph"/>
+        <w:numPr>
+          <w:ilvl w:val="0"/>
+          <w:numId w:val="13"/>
+        </w:numPr>
+      </w:pPr>
+      <w:r>
+        <w:rPr>
+          <w:b w:val="0"/>
+          <w:i w:val="0"/>
+        </w:rPr>
+        <w:t>The atom economy of Zn + 2 HCl → ZnCl₂ + H₂ for producing H₂ as the desired product is closest to:</w:t>
+      </w:r>
+    </w:p>
+    <w:p>
+      <w:pPr/>
+      <w:r>
+        <w:rPr>
+          <w:b w:val="0"/>
+          <w:i w:val="0"/>
+        </w:rPr>
+        <w:t>(A) 1.5%</w:t>
+      </w:r>
+    </w:p>
+    <w:p>
+      <w:pPr/>
+      <w:r>
+        <w:rPr>
+          <w:b w:val="0"/>
+          <w:i w:val="0"/>
+        </w:rPr>
+        <w:t>(B) 15%</w:t>
+      </w:r>
+    </w:p>
+    <w:p>
+      <w:pPr/>
+      <w:r>
+        <w:rPr>
+          <w:b w:val="0"/>
+          <w:i w:val="0"/>
+        </w:rPr>
+        <w:t>(C) 50%</w:t>
+      </w:r>
+    </w:p>
+    <w:p>
+      <w:pPr/>
+      <w:r>
+        <w:rPr>
+          <w:b w:val="0"/>
+          <w:i w:val="0"/>
+        </w:rPr>
+        <w:t>(D) 100%</w:t>
+      </w:r>
+    </w:p>
+    <w:p>
+      <w:pPr>
+        <w:pStyle w:val="ListParagraph"/>
+        <w:numPr>
+          <w:ilvl w:val="0"/>
+          <w:numId w:val="13"/>
+        </w:numPr>
+      </w:pPr>
+      <w:r>
+        <w:rPr>
+          <w:b w:val="0"/>
+          <w:i w:val="0"/>
+        </w:rPr>
+        <w:t>A reaction has theoretical yield 25.0 g and actual yield 26.5 g. The most likely explanation is:</w:t>
+      </w:r>
+    </w:p>
+    <w:p>
+      <w:pPr/>
+      <w:r>
+        <w:rPr>
+          <w:b w:val="0"/>
+          <w:i w:val="0"/>
+        </w:rPr>
+        <w:t>(A) the reaction was unusually efficient</w:t>
+      </w:r>
+    </w:p>
+    <w:p>
+      <w:pPr/>
+      <w:r>
+        <w:rPr>
+          <w:b w:val="0"/>
+          <w:i w:val="0"/>
+        </w:rPr>
+        <w:t>(B) the atom economy was very high</w:t>
+      </w:r>
+    </w:p>
+    <w:p>
+      <w:pPr/>
+      <w:r>
+        <w:rPr>
+          <w:b w:val="0"/>
+          <w:i w:val="0"/>
+        </w:rPr>
+        <w:t>(C) the product is impure or wet</w:t>
+      </w:r>
+    </w:p>
+    <w:p>
+      <w:pPr/>
+      <w:r>
+        <w:rPr>
+          <w:b w:val="0"/>
+          <w:i w:val="0"/>
+        </w:rPr>
+        <w:t>(D) the limiting reactant was wrong</w:t>
+      </w:r>
+    </w:p>
+    <w:p>
+      <w:pPr>
         <w:spacing w:after="120" w:line="300" w:lineRule="auto"/>
+      </w:pPr>
+      <w:r>
+        <w:t>Answer Key: 1-B   2-C   3-B   4-D   5-C   6-C   7-B   8-B   9-C   10-D   11-B   12-A   13-C</w:t>
+      </w:r>
+    </w:p>
+    <w:p>
+      <w:pPr>
+        <w:spacing w:after="120" w:line="300" w:lineRule="auto"/>
+      </w:pPr>
+      <w:r>
+        <w:rPr>
+          <w:b/>
+        </w:rPr>
+        <w:t>Answer Key — Worked Rationales</w:t>
+      </w:r>
+    </w:p>
+    <w:p>
+      <w:pPr>
+        <w:spacing w:after="120" w:line="300" w:lineRule="auto"/>
+      </w:pPr>
+      <w:r>
+        <w:rPr>
+          <w:b/>
+        </w:rPr>
+        <w:t xml:space="preserve">1. </w:t>
+      </w:r>
+      <w:r>
+        <w:t xml:space="preserve">B. </w:t>
+      </w:r>
+      <w:r>
+        <w:rPr>
+          <w:i/>
+        </w:rPr>
+        <w:t>Conservation of mass requires the SAME number of atoms of each element on both sides — that's what balancing enforces. Total moles can change.</w:t>
+      </w:r>
+    </w:p>
+    <w:p>
+      <w:pPr>
+        <w:spacing w:after="120" w:line="300" w:lineRule="auto"/>
+      </w:pPr>
+      <w:r>
+        <w:rPr>
+          <w:b/>
+        </w:rPr>
+        <w:t xml:space="preserve">2. </w:t>
+      </w:r>
+      <w:r>
+        <w:t xml:space="preserve">C. </w:t>
+      </w:r>
+      <w:r>
+        <w:rPr>
+          <w:i/>
+        </w:rPr>
+        <w:t>N₂ + 3 H₂ → 2 NH₃ balances atoms (2 N, 6 H on each side) with the smallest whole-number coefficients.</w:t>
+      </w:r>
+    </w:p>
+    <w:p>
+      <w:pPr>
+        <w:spacing w:after="120" w:line="300" w:lineRule="auto"/>
+      </w:pPr>
+      <w:r>
+        <w:rPr>
+          <w:b/>
+        </w:rPr>
+        <w:t xml:space="preserve">3. </w:t>
+      </w:r>
+      <w:r>
+        <w:t xml:space="preserve">B. </w:t>
+      </w:r>
+      <w:r>
+        <w:rPr>
+          <w:i/>
+        </w:rPr>
+        <w:t>One reactant breaking into two products → decomposition (AB → A + B).</w:t>
+      </w:r>
+    </w:p>
+    <w:p>
+      <w:pPr>
+        <w:spacing w:after="120" w:line="300" w:lineRule="auto"/>
+      </w:pPr>
+      <w:r>
+        <w:rPr>
+          <w:b/>
+        </w:rPr>
+        <w:t xml:space="preserve">4. </w:t>
+      </w:r>
+      <w:r>
+        <w:t xml:space="preserve">D. </w:t>
+      </w:r>
+      <w:r>
+        <w:rPr>
+          <w:i/>
+        </w:rPr>
+        <w:t>Two compounds swap partners (Ag goes with Cl, Na goes with NO₃) → double replacement (AB + CD → AD + CB).</w:t>
+      </w:r>
+    </w:p>
+    <w:p>
+      <w:pPr>
+        <w:spacing w:after="120" w:line="300" w:lineRule="auto"/>
+      </w:pPr>
+      <w:r>
+        <w:rPr>
+          <w:b/>
+        </w:rPr>
+        <w:t xml:space="preserve">5. </w:t>
+      </w:r>
+      <w:r>
+        <w:t xml:space="preserve">C. </w:t>
+      </w:r>
+      <w:r>
+        <w:rPr>
+          <w:i/>
+        </w:rPr>
+        <w:t>Coefficient ratio H₂</w:t>
+      </w:r>
+      <w:proofErr w:type="gramStart"/>
+      <w:r>
+        <w:rPr>
+          <w:i/>
+        </w:rPr>
+        <w:t>O :</w:t>
+      </w:r>
+      <w:proofErr w:type="gramEnd"/>
+      <w:r>
+        <w:rPr>
+          <w:i/>
+        </w:rPr>
+        <w:t xml:space="preserve"> O₂ = </w:t>
+      </w:r>
+      <w:proofErr w:type="gramStart"/>
+      <w:r>
+        <w:rPr>
+          <w:i/>
+        </w:rPr>
+        <w:t>2 :</w:t>
+      </w:r>
+      <w:proofErr w:type="gramEnd"/>
+      <w:r>
+        <w:rPr>
+          <w:i/>
+        </w:rPr>
+        <w:t xml:space="preserve"> 1, so the mole ratio is 2/1.</w:t>
+      </w:r>
+    </w:p>
+    <w:p>
+      <w:pPr>
+        <w:spacing w:after="120" w:line="300" w:lineRule="auto"/>
+      </w:pPr>
+      <w:r>
+        <w:rPr>
+          <w:b/>
+        </w:rPr>
+        <w:t xml:space="preserve">6. </w:t>
+      </w:r>
+      <w:r>
+        <w:t xml:space="preserve">C. </w:t>
+      </w:r>
+      <w:r>
+        <w:rPr>
+          <w:i/>
+        </w:rPr>
+        <w:t>n(CO₂) = 1.00 mol C₃H₈ × (3 mol CO₂ / 1 mol C₃H₈) = 3.00 mol; mass = 3.00 mol × 44.01 g/mol = 132 g.</w:t>
+      </w:r>
+    </w:p>
+    <w:p>
+      <w:pPr>
+        <w:spacing w:after="120" w:line="300" w:lineRule="auto"/>
+      </w:pPr>
+      <w:r>
+        <w:rPr>
+          <w:b/>
+        </w:rPr>
+        <w:t xml:space="preserve">7. </w:t>
+      </w:r>
+      <w:r>
+        <w:t xml:space="preserve">B. </w:t>
+      </w:r>
+      <w:r>
+        <w:rPr>
+          <w:i/>
+        </w:rPr>
+        <w:t>From 2 mol N₂ we'd need 6 mol H₂; only 3 mol H₂ are available → H₂ runs out first → H₂ is limiting.</w:t>
+      </w:r>
+    </w:p>
+    <w:p>
+      <w:pPr>
+        <w:spacing w:after="120" w:line="300" w:lineRule="auto"/>
+      </w:pPr>
+      <w:r>
+        <w:rPr>
+          <w:b/>
+        </w:rPr>
+        <w:t xml:space="preserve">8. </w:t>
+      </w:r>
+      <w:r>
+        <w:t xml:space="preserve">B. </w:t>
+      </w:r>
+      <w:r>
+        <w:rPr>
+          <w:i/>
+        </w:rPr>
+        <w:t>% yield = 75 / 100 × 100% = 75%.</w:t>
+      </w:r>
+    </w:p>
+    <w:p>
+      <w:pPr>
+        <w:spacing w:after="120" w:line="300" w:lineRule="auto"/>
+      </w:pPr>
+      <w:r>
+        <w:rPr>
+          <w:b/>
+        </w:rPr>
+        <w:t xml:space="preserve">9. </w:t>
+      </w:r>
+      <w:r>
+        <w:t xml:space="preserve">C. </w:t>
+      </w:r>
+      <w:r>
+        <w:rPr>
+          <w:i/>
+        </w:rPr>
+        <w:t>Cu sits below H in the activity series → Cu cannot displace H₂ from acids → no reaction with HCl.</w:t>
+      </w:r>
+    </w:p>
+    <w:p>
+      <w:pPr>
+        <w:spacing w:after="120" w:line="300" w:lineRule="auto"/>
+      </w:pPr>
+      <w:r>
+        <w:rPr>
+          <w:b/>
+        </w:rPr>
+        <w:t xml:space="preserve">10. </w:t>
+      </w:r>
+      <w:r>
+        <w:t xml:space="preserve">D. </w:t>
+      </w:r>
+      <w:r>
+        <w:rPr>
+          <w:i/>
+        </w:rPr>
+        <w:t>(aq) means aqueous — dissolved in water.</w:t>
+      </w:r>
+    </w:p>
+    <w:p>
+      <w:pPr/>
+      <w:r>
+        <w:rPr>
+          <w:b w:val="0"/>
+          <w:i w:val="0"/>
+        </w:rPr>
+        <w:t>11. B. Spectator ions K⁺ and NO₃⁻ cancel; the reaction is fundamentally Pb²⁺ meeting I⁻ to form solid PbI₂.</w:t>
+      </w:r>
+    </w:p>
+    <w:p>
+      <w:pPr/>
+      <w:r>
+        <w:rPr>
+          <w:b w:val="0"/>
+          <w:i w:val="0"/>
+        </w:rPr>
+        <w:t>12. A. M(H₂) = 2.02 g/mol; total reactant mass = 65.4 + 2(36.5) = 138.4 g/mol. Atom economy = 2.02 / 138.4 × 100% ≈ 1.5%.</w:t>
+      </w:r>
+    </w:p>
+    <w:p>
+      <w:pPr/>
+      <w:r>
+        <w:rPr>
+          <w:b w:val="0"/>
+          <w:i w:val="0"/>
+        </w:rPr>
+        <w:t>13. C. No legitimate experiment exceeds 100% yield. A measured % yield &gt; 100% means the recovered product is contaminated with solvent, water, or another by-product.</w:t>
+      </w:r>
+    </w:p>
+    <w:p>
+      <w:r>
+        <w:lastRenderedPageBreak/>
+        <w:br w:type="page"/>
+      </w:r>
+    </w:p>
+    <w:p>
+      <w:pPr>
+        <w:pStyle w:val="Heading2"/>
+      </w:pPr>
+      <w:r>
+        <w:lastRenderedPageBreak/>
+        <w:t>Concepts to Remember</w:t>
+      </w:r>
+    </w:p>
+    <w:p>
+      <w:pPr>
+        <w:pStyle w:val="ListParagraph"/>
+        <w:numPr>
+          <w:ilvl w:val="0"/>
+          <w:numId w:val="2"/>
+        </w:numPr>
+        <w:spacing w:after="80" w:line="280" w:lineRule="auto"/>
+      </w:pPr>
+      <w:r>
+        <w:t>Mass is conserved in every chemical reaction; balanced equations enforce this.</w:t>
+      </w:r>
+    </w:p>
+    <w:p>
+      <w:pPr>
+        <w:pStyle w:val="ListParagraph"/>
+        <w:numPr>
+          <w:ilvl w:val="0"/>
+          <w:numId w:val="2"/>
+        </w:numPr>
+        <w:spacing w:after="80" w:line="280" w:lineRule="auto"/>
+      </w:pPr>
+      <w:r>
+        <w:t>Coefficients can change during balancing; subscripts inside formulas cannot (changing them changes the substance).</w:t>
+      </w:r>
+    </w:p>
+    <w:p>
+      <w:pPr>
+        <w:pStyle w:val="ListParagraph"/>
+        <w:numPr>
+          <w:ilvl w:val="0"/>
+          <w:numId w:val="2"/>
+        </w:numPr>
+        <w:spacing w:after="80" w:line="280" w:lineRule="auto"/>
+      </w:pPr>
+      <w:r>
+        <w:t>Five reaction classes: synthesis, decomposition, single replacement, double replacement, combustion.</w:t>
+      </w:r>
+    </w:p>
+    <w:p>
+      <w:pPr>
+        <w:pStyle w:val="ListParagraph"/>
+        <w:numPr>
+          <w:ilvl w:val="0"/>
+          <w:numId w:val="2"/>
+        </w:numPr>
+        <w:spacing w:after="80" w:line="280" w:lineRule="auto"/>
+      </w:pPr>
+      <w:r>
+        <w:t>Activity series predicts whether a single-replacement reaction will occur: a more active metal displaces a less active one (and the same logic for halogens).</w:t>
+      </w:r>
+    </w:p>
+    <w:p>
+      <w:pPr>
+        <w:pStyle w:val="ListParagraph"/>
+        <w:numPr>
+          <w:ilvl w:val="0"/>
+          <w:numId w:val="2"/>
+        </w:numPr>
+        <w:spacing w:after="80" w:line="280" w:lineRule="auto"/>
+      </w:pPr>
+      <w:r>
+        <w:t>Mole ratios from a balanced equation are the heart of stoichiometry: coefficient ratio = mole ratio.</w:t>
+      </w:r>
+    </w:p>
+    <w:p>
+      <w:pPr>
+        <w:pStyle w:val="ListParagraph"/>
+        <w:numPr>
+          <w:ilvl w:val="0"/>
+          <w:numId w:val="2"/>
+        </w:numPr>
+        <w:spacing w:after="80" w:line="280" w:lineRule="auto"/>
+      </w:pPr>
+      <w:r>
+        <w:t>Stoichiometry road map: mass A → moles A → moles B → mass B.</w:t>
+      </w:r>
+    </w:p>
+    <w:p>
+      <w:pPr>
+        <w:pStyle w:val="ListParagraph"/>
+        <w:numPr>
+          <w:ilvl w:val="0"/>
+          <w:numId w:val="2"/>
+        </w:numPr>
+        <w:spacing w:after="80" w:line="280" w:lineRule="auto"/>
+      </w:pPr>
+      <w:r>
+        <w:t>Theoretical yield is the maximum predicted by stoichiometry; actual yield is what is measured; percent yield = actual/theoretical × 100% (≤ 100%).</w:t>
+      </w:r>
+    </w:p>
+    <w:p>
+      <w:pPr>
+        <w:pStyle w:val="ListParagraph"/>
+        <w:numPr>
+          <w:ilvl w:val="0"/>
+          <w:numId w:val="2"/>
+        </w:numPr>
+        <w:spacing w:after="80" w:line="280" w:lineRule="auto"/>
+      </w:pPr>
+      <w:r>
+        <w:t>Limiting reactant: divide each reactant's moles by its coefficient and pick the smallest.</w:t>
+      </w:r>
+    </w:p>
+    <w:p>
+      <w:pPr>
+        <w:pStyle w:val="ListParagraph"/>
+        <w:numPr>
+          <w:ilvl w:val="0"/>
+          <w:numId w:val="2"/>
+        </w:numPr>
+        <w:spacing w:after="80" w:line="280" w:lineRule="auto"/>
+      </w:pPr>
+      <w:r>
+        <w:t>After identifying the limiting reactant, all other amounts (products and excess reactants) are computed from it.</w:t>
+      </w:r>
+    </w:p>
+    <w:p>
+      <w:pPr>
+        <w:pStyle w:val="ListParagraph"/>
+        <w:numPr>
+          <w:ilvl w:val="0"/>
+          <w:numId w:val="2"/>
+        </w:numPr>
+        <w:spacing w:after="80" w:line="280" w:lineRule="auto"/>
+      </w:pPr>
+      <w:r>
+        <w:t>States of matter (s, l, g, aq) communicate physical conditions; Δ above the arrow indicates heat is required.</w:t>
+      </w:r>
+    </w:p>
+    <w:p>
+      <w:r>
+        <w:br w:type="page"/>
+      </w:r>
+    </w:p>
+    <w:p>
+      <w:pPr>
+        <w:pStyle w:val="ListParagraph"/>
+      </w:pPr>
+      <w:r>
+        <w:rPr>
+          <w:b w:val="0"/>
+          <w:i w:val="0"/>
+        </w:rPr>
+        <w:t>A net ionic equation captures the irreducible chemistry of a reaction in solution by removing spectator ions — ions that appear unchanged on both sides.</w:t>
+      </w:r>
+    </w:p>
+    <w:p>
+      <w:pPr>
+        <w:pStyle w:val="ListParagraph"/>
+      </w:pPr>
+      <w:r>
+        <w:rPr>
+          <w:b w:val="0"/>
+          <w:i w:val="0"/>
+        </w:rPr>
+        <w:t>Solubility rules (Table 9.3) predict whether a double-replacement reaction will produce a precipitate. Group 1 salts and nitrates are essentially always soluble.</w:t>
+      </w:r>
+    </w:p>
+    <w:p>
+      <w:pPr>
+        <w:pStyle w:val="ListParagraph"/>
+      </w:pPr>
+      <w:r>
+        <w:rPr>
+          <w:b w:val="0"/>
+          <w:i w:val="0"/>
+        </w:rPr>
+        <w:t>Neutralization is a special double-replacement reaction: acid + base → salt + water. The strong-acid + strong-base net ionic is always H⁺(aq) + OH⁻(aq) → H₂O(l).</w:t>
+      </w:r>
+    </w:p>
+    <w:p>
+      <w:pPr>
+        <w:pStyle w:val="ListParagraph"/>
+      </w:pPr>
+      <w:r>
+        <w:rPr>
+          <w:b w:val="0"/>
+          <w:i w:val="0"/>
+        </w:rPr>
+        <w:t>Atom economy is a property of the balanced equation; percent yield is a property of the experiment. Both should be high in a well-designed reaction, especially in a green-chemistry context.</w:t>
+      </w:r>
+    </w:p>
+    <w:p>
+      <w:pPr>
+        <w:pStyle w:val="ListParagraph"/>
+      </w:pPr>
+      <w:r>
+        <w:rPr>
+          <w:b w:val="0"/>
+          <w:i w:val="0"/>
+        </w:rPr>
+        <w:t>Combustion and single-replacement reactions are oxidation–reduction (redox) reactions because they involve transfer of electrons between species.</w:t>
+      </w:r>
+    </w:p>
+    <w:p>
+      <w:pPr>
+        <w:pStyle w:val="Heading2"/>
+      </w:pPr>
+      <w:r>
+        <w:lastRenderedPageBreak/>
+        <w:t>Key Terms Glossary</w:t>
+      </w:r>
+    </w:p>
+    <w:p>
+      <w:pPr>
+        <w:spacing w:after="100" w:line="300" w:lineRule="auto"/>
       </w:pPr>
       <w:r>
         <w:rPr>
           <w:b/>
           <w:bCs/>
         </w:rPr>
-        <w:t>Answer Key: 1-B   2-C   3-B   4-D   5-C   6-C   7-B   8-B   9-C   10-D</w:t>
-      </w:r>
-    </w:p>
-    <w:p>
-      <w:pPr>
-        <w:spacing w:after="120" w:line="300" w:lineRule="auto"/>
-      </w:pPr>
-      <w:r>
-        <w:rPr>
-          <w:b/>
-        </w:rPr>
-        <w:t>Answer Key — Worked Rationales</w:t>
-      </w:r>
-    </w:p>
-    <w:p>
-      <w:pPr>
-        <w:spacing w:after="120" w:line="300" w:lineRule="auto"/>
-      </w:pPr>
-      <w:r>
-        <w:rPr>
-          <w:b/>
-        </w:rPr>
-        <w:t xml:space="preserve">1. </w:t>
-      </w:r>
-      <w:r>
-        <w:t xml:space="preserve">B. </w:t>
-      </w:r>
-      <w:r>
-        <w:rPr>
-          <w:i/>
-        </w:rPr>
-        <w:t>Conservation of mass requires the SAME number of atoms of each element on both sides — that's what balancing enforces. Total moles can change.</w:t>
-      </w:r>
-    </w:p>
-    <w:p>
-      <w:pPr>
-        <w:spacing w:after="120" w:line="300" w:lineRule="auto"/>
-      </w:pPr>
-      <w:r>
-        <w:rPr>
-          <w:b/>
-        </w:rPr>
-        <w:t xml:space="preserve">2. </w:t>
-      </w:r>
-      <w:r>
-        <w:t xml:space="preserve">C. </w:t>
-      </w:r>
-      <w:r>
-        <w:rPr>
-          <w:i/>
-        </w:rPr>
-        <w:t>N₂ + 3 H₂ → 2 NH₃ balances atoms (2 N, 6 H on each side) with the smallest whole-number coefficients.</w:t>
-      </w:r>
-    </w:p>
-    <w:p>
-      <w:pPr>
-        <w:spacing w:after="120" w:line="300" w:lineRule="auto"/>
-      </w:pPr>
-      <w:r>
-        <w:rPr>
-          <w:b/>
-        </w:rPr>
-        <w:t xml:space="preserve">3. </w:t>
-      </w:r>
-      <w:r>
-        <w:t xml:space="preserve">B. </w:t>
-      </w:r>
-      <w:r>
-        <w:rPr>
-          <w:i/>
-        </w:rPr>
-        <w:t>One reactant breaking into two products → decomposition (AB → A + B).</w:t>
-      </w:r>
-    </w:p>
-    <w:p>
-      <w:pPr>
-        <w:spacing w:after="120" w:line="300" w:lineRule="auto"/>
-      </w:pPr>
-      <w:r>
-        <w:rPr>
-          <w:b/>
-        </w:rPr>
-        <w:t xml:space="preserve">4. </w:t>
-      </w:r>
-      <w:r>
-        <w:t xml:space="preserve">D. </w:t>
-      </w:r>
-      <w:r>
-        <w:rPr>
-          <w:i/>
-        </w:rPr>
-        <w:t>Two compounds swap partners (Ag goes with Cl, Na goes with NO₃) → double replacement (AB + CD → AD + CB).</w:t>
-      </w:r>
-    </w:p>
-    <w:p>
-      <w:pPr>
-        <w:spacing w:after="120" w:line="300" w:lineRule="auto"/>
-      </w:pPr>
-      <w:r>
-        <w:rPr>
-          <w:b/>
-        </w:rPr>
-        <w:t xml:space="preserve">5. </w:t>
-      </w:r>
-      <w:r>
-        <w:t xml:space="preserve">C. </w:t>
-      </w:r>
-      <w:r>
-        <w:rPr>
-          <w:i/>
-        </w:rPr>
-        <w:t>Coefficient ratio H₂</w:t>
+        <w:t>Activity series (</w:t>
       </w:r>
       <w:proofErr w:type="gramStart"/>
-      <w:r>
-        <w:rPr>
-          <w:i/>
-        </w:rPr>
-        <w:t>O :</w:t>
-      </w:r>
-      <w:proofErr w:type="gramEnd"/>
-      <w:r>
-        <w:rPr>
-          <w:i/>
-        </w:rPr>
-        <w:t xml:space="preserve"> O₂ = </w:t>
-      </w:r>
-      <w:proofErr w:type="gramStart"/>
-      <w:r>
-        <w:rPr>
-          <w:i/>
-        </w:rPr>
-        <w:t>2 :</w:t>
-      </w:r>
-      <w:proofErr w:type="gramEnd"/>
-      <w:r>
-        <w:rPr>
-          <w:i/>
-        </w:rPr>
-        <w:t xml:space="preserve"> 1, so the mole ratio is 2/1.</w:t>
-      </w:r>
-    </w:p>
-    <w:p>
-      <w:pPr>
-        <w:spacing w:after="120" w:line="300" w:lineRule="auto"/>
-      </w:pPr>
-      <w:r>
-        <w:rPr>
-          <w:b/>
-        </w:rPr>
-        <w:t xml:space="preserve">6. </w:t>
-      </w:r>
-      <w:r>
-        <w:t xml:space="preserve">C. </w:t>
-      </w:r>
-      <w:r>
-        <w:rPr>
-          <w:i/>
-        </w:rPr>
-        <w:t>n(CO₂) = 1.00 mol C₃H₈ × (3 mol CO₂ / 1 mol C₃H₈) = 3.00 mol; mass = 3.00 mol × 44.01 g/mol = 132 g.</w:t>
-      </w:r>
-    </w:p>
-    <w:p>
-      <w:pPr>
-        <w:spacing w:after="120" w:line="300" w:lineRule="auto"/>
-      </w:pPr>
-      <w:r>
-        <w:rPr>
-          <w:b/>
-        </w:rPr>
-        <w:t xml:space="preserve">7. </w:t>
-      </w:r>
-      <w:r>
-        <w:t xml:space="preserve">B. </w:t>
-      </w:r>
-      <w:r>
-        <w:rPr>
-          <w:i/>
-        </w:rPr>
-        <w:t>From 2 mol N₂ we'd need 6 mol H₂; only 3 mol H₂ are available → H₂ runs out first → H₂ is limiting.</w:t>
-      </w:r>
-    </w:p>
-    <w:p>
-      <w:pPr>
-        <w:spacing w:after="120" w:line="300" w:lineRule="auto"/>
-      </w:pPr>
-      <w:r>
-        <w:rPr>
-          <w:b/>
-        </w:rPr>
-        <w:t xml:space="preserve">8. </w:t>
-      </w:r>
-      <w:r>
-        <w:t xml:space="preserve">B. </w:t>
-      </w:r>
-      <w:r>
-        <w:rPr>
-          <w:i/>
-        </w:rPr>
-        <w:t>% yield = 75 / 100 × 100% = 75%.</w:t>
-      </w:r>
-    </w:p>
-    <w:p>
-      <w:pPr>
-        <w:spacing w:after="120" w:line="300" w:lineRule="auto"/>
-      </w:pPr>
-      <w:r>
-        <w:rPr>
-          <w:b/>
-        </w:rPr>
-        <w:t xml:space="preserve">9. </w:t>
-      </w:r>
-      <w:r>
-        <w:t xml:space="preserve">C. </w:t>
-      </w:r>
-      <w:r>
-        <w:rPr>
-          <w:i/>
-        </w:rPr>
-        <w:t>Cu sits below H in the activity series → Cu cannot displace H₂ from acids → no reaction with HCl.</w:t>
-      </w:r>
-    </w:p>
-    <w:p>
-      <w:pPr>
-        <w:spacing w:after="120" w:line="300" w:lineRule="auto"/>
-      </w:pPr>
-      <w:r>
-        <w:rPr>
-          <w:b/>
-        </w:rPr>
-        <w:t xml:space="preserve">10. </w:t>
-      </w:r>
-      <w:r>
-        <w:t xml:space="preserve">D. </w:t>
-      </w:r>
-      <w:r>
-        <w:rPr>
-          <w:i/>
-        </w:rPr>
-        <w:t>(aq) means aqueous — dissolved in water.</w:t>
-      </w:r>
-    </w:p>
-    <w:p>
-      <w:r>
-        <w:lastRenderedPageBreak/>
-        <w:br w:type="page"/>
-      </w:r>
-    </w:p>
-    <w:p>
-      <w:pPr>
-        <w:pStyle w:val="Heading2"/>
-      </w:pPr>
-      <w:r>
-        <w:lastRenderedPageBreak/>
-        <w:t>Concepts to Remember</w:t>
-      </w:r>
-    </w:p>
-    <w:p>
-      <w:pPr>
-        <w:pStyle w:val="ListParagraph"/>
-        <w:numPr>
-          <w:ilvl w:val="0"/>
-          <w:numId w:val="2"/>
-        </w:numPr>
-        <w:spacing w:after="80" w:line="280" w:lineRule="auto"/>
-      </w:pPr>
-      <w:r>
-        <w:t>Mass is conserved in every chemical reaction; balanced equations enforce this.</w:t>
-      </w:r>
-    </w:p>
-    <w:p>
-      <w:pPr>
-        <w:pStyle w:val="ListParagraph"/>
-        <w:numPr>
-          <w:ilvl w:val="0"/>
-          <w:numId w:val="2"/>
-        </w:numPr>
-        <w:spacing w:after="80" w:line="280" w:lineRule="auto"/>
-      </w:pPr>
-      <w:r>
-        <w:t>Coefficients can change during balancing; subscripts inside formulas cannot (changing them changes the substance).</w:t>
-      </w:r>
-    </w:p>
-    <w:p>
-      <w:pPr>
-        <w:pStyle w:val="ListParagraph"/>
-        <w:numPr>
-          <w:ilvl w:val="0"/>
-          <w:numId w:val="2"/>
-        </w:numPr>
-        <w:spacing w:after="80" w:line="280" w:lineRule="auto"/>
-      </w:pPr>
-      <w:r>
-        <w:t>Five reaction classes: synthesis, decomposition, single replacement, double replacement, combustion.</w:t>
-      </w:r>
-    </w:p>
-    <w:p>
-      <w:pPr>
-        <w:pStyle w:val="ListParagraph"/>
-        <w:numPr>
-          <w:ilvl w:val="0"/>
-          <w:numId w:val="2"/>
-        </w:numPr>
-        <w:spacing w:after="80" w:line="280" w:lineRule="auto"/>
-      </w:pPr>
-      <w:r>
-        <w:t>Activity series predicts whether a single-replacement reaction will occur: a more active metal displaces a less active one (and the same logic for halogens).</w:t>
-      </w:r>
-    </w:p>
-    <w:p>
-      <w:pPr>
-        <w:pStyle w:val="ListParagraph"/>
-        <w:numPr>
-          <w:ilvl w:val="0"/>
-          <w:numId w:val="2"/>
-        </w:numPr>
-        <w:spacing w:after="80" w:line="280" w:lineRule="auto"/>
-      </w:pPr>
-      <w:r>
-        <w:t>Mole ratios from a balanced equation are the heart of stoichiometry: coefficient ratio = mole ratio.</w:t>
-      </w:r>
-    </w:p>
-    <w:p>
-      <w:pPr>
-        <w:pStyle w:val="ListParagraph"/>
-        <w:numPr>
-          <w:ilvl w:val="0"/>
-          <w:numId w:val="2"/>
-        </w:numPr>
-        <w:spacing w:after="80" w:line="280" w:lineRule="auto"/>
-      </w:pPr>
-      <w:r>
-        <w:t>Stoichiometry road map: mass A → moles A → moles B → mass B.</w:t>
-      </w:r>
-    </w:p>
-    <w:p>
-      <w:pPr>
-        <w:pStyle w:val="ListParagraph"/>
-        <w:numPr>
-          <w:ilvl w:val="0"/>
-          <w:numId w:val="2"/>
-        </w:numPr>
-        <w:spacing w:after="80" w:line="280" w:lineRule="auto"/>
-      </w:pPr>
-      <w:r>
-        <w:t>Theoretical yield is the maximum predicted by stoichiometry; actual yield is what is measured; percent yield = actual/theoretical × 100% (≤ 100%).</w:t>
-      </w:r>
-    </w:p>
-    <w:p>
-      <w:pPr>
-        <w:pStyle w:val="ListParagraph"/>
-        <w:numPr>
-          <w:ilvl w:val="0"/>
-          <w:numId w:val="2"/>
-        </w:numPr>
-        <w:spacing w:after="80" w:line="280" w:lineRule="auto"/>
-      </w:pPr>
-      <w:r>
-        <w:t>Limiting reactant: divide each reactant's moles by its coefficient and pick the smallest.</w:t>
-      </w:r>
-    </w:p>
-    <w:p>
-      <w:pPr>
-        <w:pStyle w:val="ListParagraph"/>
-        <w:numPr>
-          <w:ilvl w:val="0"/>
-          <w:numId w:val="2"/>
-        </w:numPr>
-        <w:spacing w:after="80" w:line="280" w:lineRule="auto"/>
-      </w:pPr>
-      <w:r>
-        <w:t>After identifying the limiting reactant, all other amounts (products and excess reactants) are computed from it.</w:t>
-      </w:r>
-    </w:p>
-    <w:p>
-      <w:pPr>
-        <w:pStyle w:val="ListParagraph"/>
-        <w:numPr>
-          <w:ilvl w:val="0"/>
-          <w:numId w:val="2"/>
-        </w:numPr>
-        <w:spacing w:after="80" w:line="280" w:lineRule="auto"/>
-      </w:pPr>
-      <w:r>
-        <w:t>States of matter (s, l, g, aq) communicate physical conditions; Δ above the arrow indicates heat is required.</w:t>
-      </w:r>
-    </w:p>
-    <w:p>
-      <w:r>
-        <w:br w:type="page"/>
-      </w:r>
-    </w:p>
-    <w:p>
-      <w:pPr>
-        <w:pStyle w:val="Heading2"/>
-      </w:pPr>
-      <w:r>
-        <w:lastRenderedPageBreak/>
-        <w:t>Key Terms Glossary</w:t>
-      </w:r>
-    </w:p>
-    <w:p>
-      <w:pPr>
-        <w:spacing w:after="100" w:line="300" w:lineRule="auto"/>
-      </w:pPr>
       <w:r>
         <w:rPr>
           <w:b/>
           <w:bCs/>
         </w:rPr>
-        <w:t>Activity series (</w:t>
-      </w:r>
-      <w:proofErr w:type="gramStart"/>
+        <w:t>9.6) —</w:t>
+      </w:r>
+      <w:proofErr w:type="gramEnd"/>
       <w:r>
         <w:rPr>
           <w:b/>
           <w:bCs/>
         </w:rPr>
-        <w:t>9.6) —</w:t>
-      </w:r>
-      <w:proofErr w:type="gramEnd"/>
+        <w:t xml:space="preserve"> </w:t>
+      </w:r>
+      <w:r>
+        <w:t>A ranking of metals (or halogens) by reactivity; used to predict whether a single-replacement reaction will occur.</w:t>
+      </w:r>
+    </w:p>
+    <w:p>
+      <w:pPr>
+        <w:spacing w:after="100" w:line="300" w:lineRule="auto"/>
+      </w:pPr>
       <w:r>
         <w:rPr>
           <w:b/>
           <w:bCs/>
         </w:rPr>
-        <w:t xml:space="preserve"> </w:t>
-      </w:r>
-      <w:r>
-        <w:t>A ranking of metals (or halogens) by reactivity; used to predict whether a single-replacement reaction will occur.</w:t>
-      </w:r>
-    </w:p>
-    <w:p>
-      <w:pPr>
-        <w:spacing w:after="100" w:line="300" w:lineRule="auto"/>
-      </w:pPr>
+        <w:t>Actual yield (</w:t>
+      </w:r>
+      <w:proofErr w:type="gramStart"/>
       <w:r>
         <w:rPr>
           <w:b/>
           <w:bCs/>
         </w:rPr>
-        <w:t>Actual yield (</w:t>
-      </w:r>
-      <w:proofErr w:type="gramStart"/>
+        <w:t>9.10) —</w:t>
+      </w:r>
+      <w:proofErr w:type="gramEnd"/>
       <w:r>
         <w:rPr>
           <w:b/>
           <w:bCs/>
         </w:rPr>
-        <w:t>9.10) —</w:t>
+        <w:t xml:space="preserve"> </w:t>
+      </w:r>
+      <w:r>
+        <w:t xml:space="preserve">The mass of </w:t>
+      </w:r>
+      <w:proofErr w:type="gramStart"/>
+      <w:r>
+        <w:t>product</w:t>
       </w:r>
       <w:proofErr w:type="gramEnd"/>
+      <w:r>
+        <w:t xml:space="preserve"> </w:t>
+      </w:r>
+      <w:proofErr w:type="gramStart"/>
+      <w:r>
+        <w:t>actually recovered</w:t>
+      </w:r>
+      <w:proofErr w:type="gramEnd"/>
+      <w:r>
+        <w:t xml:space="preserve"> from an experimental procedure.</w:t>
+      </w:r>
+    </w:p>
+    <w:p>
+      <w:pPr>
+        <w:spacing w:after="100" w:line="300" w:lineRule="auto"/>
+      </w:pPr>
       <w:r>
         <w:rPr>
           <w:b/>
           <w:bCs/>
         </w:rPr>
-        <w:t xml:space="preserve"> </w:t>
-      </w:r>
-      <w:r>
-        <w:t xml:space="preserve">The mass of </w:t>
+        <w:t>Balanced equation (</w:t>
       </w:r>
       <w:proofErr w:type="gramStart"/>
-      <w:r>
-        <w:t>product</w:t>
-      </w:r>
-      <w:proofErr w:type="gramEnd"/>
-      <w:r>
-        <w:t xml:space="preserve"> </w:t>
-      </w:r>
-      <w:proofErr w:type="gramStart"/>
-      <w:r>
-        <w:t>actually recovered</w:t>
-      </w:r>
-      <w:proofErr w:type="gramEnd"/>
-      <w:r>
-        <w:t xml:space="preserve"> from an experimental procedure.</w:t>
-      </w:r>
-    </w:p>
-    <w:p>
-      <w:pPr>
-        <w:spacing w:after="100" w:line="300" w:lineRule="auto"/>
-      </w:pPr>
       <w:r>
         <w:rPr>
           <w:b/>
           <w:bCs/>
         </w:rPr>
-        <w:t>Balanced equation (</w:t>
-      </w:r>
-      <w:proofErr w:type="gramStart"/>
+        <w:t>9.4) —</w:t>
+      </w:r>
+      <w:proofErr w:type="gramEnd"/>
       <w:r>
         <w:rPr>
           <w:b/>
           <w:bCs/>
         </w:rPr>
-        <w:t>9.4) —</w:t>
-      </w:r>
-      <w:proofErr w:type="gramEnd"/>
+        <w:t xml:space="preserve"> </w:t>
+      </w:r>
+      <w:r>
+        <w:t>An equation in which the same number of atoms of each element appears on both sides.</w:t>
+      </w:r>
+    </w:p>
+    <w:p>
+      <w:pPr>
+        <w:spacing w:after="100" w:line="300" w:lineRule="auto"/>
+      </w:pPr>
       <w:r>
         <w:rPr>
           <w:b/>
           <w:bCs/>
         </w:rPr>
-        <w:t xml:space="preserve"> </w:t>
-      </w:r>
-      <w:r>
-        <w:t>An equation in which the same number of atoms of each element appears on both sides.</w:t>
-      </w:r>
-    </w:p>
-    <w:p>
-      <w:pPr>
-        <w:spacing w:after="100" w:line="300" w:lineRule="auto"/>
-      </w:pPr>
+        <w:t>Catalyst (</w:t>
+      </w:r>
+      <w:proofErr w:type="gramStart"/>
       <w:r>
         <w:rPr>
           <w:b/>
           <w:bCs/>
         </w:rPr>
-        <w:t>Catalyst (</w:t>
-      </w:r>
-      <w:proofErr w:type="gramStart"/>
+        <w:t>9.5) —</w:t>
+      </w:r>
+      <w:proofErr w:type="gramEnd"/>
       <w:r>
         <w:rPr>
           <w:b/>
           <w:bCs/>
         </w:rPr>
-        <w:t>9.5) —</w:t>
-      </w:r>
-      <w:proofErr w:type="gramEnd"/>
+        <w:t xml:space="preserve"> </w:t>
+      </w:r>
+      <w:r>
+        <w:t>A substance that speeds up a reaction without being consumed; written above the reaction arrow.</w:t>
+      </w:r>
+    </w:p>
+    <w:p>
+      <w:pPr>
+        <w:spacing w:after="100" w:line="300" w:lineRule="auto"/>
+      </w:pPr>
       <w:r>
         <w:rPr>
           <w:b/>
           <w:bCs/>
         </w:rPr>
-        <w:t xml:space="preserve"> </w:t>
-      </w:r>
-      <w:r>
-        <w:t>A substance that speeds up a reaction without being consumed; written above the reaction arrow.</w:t>
-      </w:r>
-    </w:p>
-    <w:p>
-      <w:pPr>
-        <w:spacing w:after="100" w:line="300" w:lineRule="auto"/>
-      </w:pPr>
+        <w:t>Coefficient (</w:t>
+      </w:r>
+      <w:proofErr w:type="gramStart"/>
       <w:r>
         <w:rPr>
           <w:b/>
           <w:bCs/>
         </w:rPr>
-        <w:t>Coefficient (</w:t>
-      </w:r>
-      <w:proofErr w:type="gramStart"/>
+        <w:t>9.3) —</w:t>
+      </w:r>
+      <w:proofErr w:type="gramEnd"/>
       <w:r>
         <w:rPr>
           <w:b/>
           <w:bCs/>
         </w:rPr>
-        <w:t>9.3) —</w:t>
-      </w:r>
-      <w:proofErr w:type="gramEnd"/>
+        <w:t xml:space="preserve"> </w:t>
+      </w:r>
+      <w:r>
+        <w:t>An integer (or rational) multiplier in front of a chemical formula in an equation, indicating how many formula units (or moles) participate.</w:t>
+      </w:r>
+    </w:p>
+    <w:p>
+      <w:pPr>
+        <w:spacing w:after="100" w:line="300" w:lineRule="auto"/>
+      </w:pPr>
       <w:r>
         <w:rPr>
           <w:b/>
           <w:bCs/>
         </w:rPr>
-        <w:t xml:space="preserve"> </w:t>
-      </w:r>
-      <w:r>
-        <w:t>An integer (or rational) multiplier in front of a chemical formula in an equation, indicating how many formula units (or moles) participate.</w:t>
+        <w:t xml:space="preserve">Combustion (9.6) — </w:t>
+      </w:r>
+      <w:r>
+        <w:t>A reaction of a substance with O₂ that releases heat; for hydrocarbons, products are CO₂ and H₂O.</w:t>
       </w:r>
     </w:p>
     <w:p>
@@ -10079,72 +12247,72 @@
           <w:b/>
           <w:bCs/>
         </w:rPr>
-        <w:t xml:space="preserve">Combustion (9.6) — </w:t>
-      </w:r>
-      <w:r>
-        <w:t>A reaction of a substance with O₂ that releases heat; for hydrocarbons, products are CO₂ and H₂O.</w:t>
-      </w:r>
-    </w:p>
-    <w:p>
-      <w:pPr>
-        <w:spacing w:after="100" w:line="300" w:lineRule="auto"/>
-      </w:pPr>
+        <w:t>Conservation of mass (</w:t>
+      </w:r>
+      <w:proofErr w:type="gramStart"/>
       <w:r>
         <w:rPr>
           <w:b/>
           <w:bCs/>
         </w:rPr>
-        <w:t>Conservation of mass (</w:t>
-      </w:r>
-      <w:proofErr w:type="gramStart"/>
+        <w:t>9.1) —</w:t>
+      </w:r>
+      <w:proofErr w:type="gramEnd"/>
       <w:r>
         <w:rPr>
           <w:b/>
           <w:bCs/>
         </w:rPr>
-        <w:t>9.1) —</w:t>
-      </w:r>
-      <w:proofErr w:type="gramEnd"/>
+        <w:t xml:space="preserve"> </w:t>
+      </w:r>
+      <w:r>
+        <w:t>The total mass of products in a chemical reaction equals the total mass of reactants.</w:t>
+      </w:r>
+    </w:p>
+    <w:p>
+      <w:pPr>
+        <w:spacing w:after="100" w:line="300" w:lineRule="auto"/>
+      </w:pPr>
       <w:r>
         <w:rPr>
           <w:b/>
           <w:bCs/>
         </w:rPr>
-        <w:t xml:space="preserve"> </w:t>
-      </w:r>
-      <w:r>
-        <w:t>The total mass of products in a chemical reaction equals the total mass of reactants.</w:t>
-      </w:r>
-    </w:p>
-    <w:p>
-      <w:pPr>
-        <w:spacing w:after="100" w:line="300" w:lineRule="auto"/>
-      </w:pPr>
+        <w:t>Decomposition (</w:t>
+      </w:r>
+      <w:proofErr w:type="gramStart"/>
       <w:r>
         <w:rPr>
           <w:b/>
           <w:bCs/>
         </w:rPr>
-        <w:t>Decomposition (</w:t>
-      </w:r>
-      <w:proofErr w:type="gramStart"/>
+        <w:t>9.6) —</w:t>
+      </w:r>
+      <w:proofErr w:type="gramEnd"/>
       <w:r>
         <w:rPr>
           <w:b/>
           <w:bCs/>
         </w:rPr>
-        <w:t>9.6) —</w:t>
-      </w:r>
-      <w:proofErr w:type="gramEnd"/>
+        <w:t xml:space="preserve"> </w:t>
+      </w:r>
+      <w:r>
+        <w:t>A reaction in which one substance breaks down into two or more simpler substances.</w:t>
+      </w:r>
+    </w:p>
+    <w:p>
+      <w:pPr>
+        <w:spacing w:after="100" w:line="300" w:lineRule="auto"/>
+      </w:pPr>
       <w:r>
         <w:rPr>
           <w:b/>
           <w:bCs/>
         </w:rPr>
-        <w:t xml:space="preserve"> </w:t>
-      </w:r>
-      <w:r>
-        <w:t>A reaction in which one substance breaks down into two or more simpler substances.</w:t>
+        <w:t xml:space="preserve">Double replacement (9.6) — </w:t>
+      </w:r>
+      <w:r>
+        <w:t>A reaction of the form AB + CD → AD + CB; common in precipitation and acid–base reactions.</w:t>
       </w:r>
     </w:p>
     <w:p>
@@ -10156,223 +12324,208 @@
           <w:b/>
           <w:bCs/>
         </w:rPr>
-        <w:t xml:space="preserve">Double replacement (9.6) — </w:t>
-      </w:r>
-      <w:r>
-        <w:t>A reaction of the form AB + CD → AD + CB; common in precipitation and acid–base reactions.</w:t>
-      </w:r>
-    </w:p>
-    <w:p>
-      <w:pPr>
-        <w:spacing w:after="100" w:line="300" w:lineRule="auto"/>
-      </w:pPr>
+        <w:t>Limiting reactant (</w:t>
+      </w:r>
+      <w:proofErr w:type="gramStart"/>
       <w:r>
         <w:rPr>
           <w:b/>
           <w:bCs/>
         </w:rPr>
-        <w:t>Limiting reactant (</w:t>
-      </w:r>
-      <w:proofErr w:type="gramStart"/>
+        <w:t>9.11) —</w:t>
+      </w:r>
+      <w:proofErr w:type="gramEnd"/>
       <w:r>
         <w:rPr>
           <w:b/>
           <w:bCs/>
         </w:rPr>
-        <w:t>9.11) —</w:t>
-      </w:r>
-      <w:proofErr w:type="gramEnd"/>
+        <w:t xml:space="preserve"> </w:t>
+      </w:r>
+      <w:r>
+        <w:t>The reactant that is consumed first in a reaction, thereby determining the maximum amount of product.</w:t>
+      </w:r>
+    </w:p>
+    <w:p>
+      <w:pPr>
+        <w:spacing w:after="100" w:line="300" w:lineRule="auto"/>
+      </w:pPr>
       <w:r>
         <w:rPr>
           <w:b/>
           <w:bCs/>
         </w:rPr>
-        <w:t xml:space="preserve"> </w:t>
-      </w:r>
-      <w:r>
-        <w:t>The reactant that is consumed first in a reaction, thereby determining the maximum amount of product.</w:t>
-      </w:r>
-    </w:p>
-    <w:p>
-      <w:pPr>
-        <w:spacing w:after="100" w:line="300" w:lineRule="auto"/>
-      </w:pPr>
+        <w:t>Mole ratio (</w:t>
+      </w:r>
+      <w:proofErr w:type="gramStart"/>
       <w:r>
         <w:rPr>
           <w:b/>
           <w:bCs/>
         </w:rPr>
-        <w:t>Mole ratio (</w:t>
-      </w:r>
-      <w:proofErr w:type="gramStart"/>
+        <w:t>9.7) —</w:t>
+      </w:r>
+      <w:proofErr w:type="gramEnd"/>
       <w:r>
         <w:rPr>
           <w:b/>
           <w:bCs/>
         </w:rPr>
-        <w:t>9.7) —</w:t>
-      </w:r>
-      <w:proofErr w:type="gramEnd"/>
+        <w:t xml:space="preserve"> </w:t>
+      </w:r>
+      <w:r>
+        <w:t>The ratio of two coefficients in a balanced equation; equal to the ratio of moles of one substance to another.</w:t>
+      </w:r>
+    </w:p>
+    <w:p>
+      <w:pPr>
+        <w:spacing w:after="100" w:line="300" w:lineRule="auto"/>
+      </w:pPr>
       <w:r>
         <w:rPr>
           <w:b/>
           <w:bCs/>
         </w:rPr>
-        <w:t xml:space="preserve"> </w:t>
-      </w:r>
-      <w:r>
-        <w:t>The ratio of two coefficients in a balanced equation; equal to the ratio of moles of one substance to another.</w:t>
-      </w:r>
-    </w:p>
-    <w:p>
-      <w:pPr>
-        <w:spacing w:after="100" w:line="300" w:lineRule="auto"/>
-      </w:pPr>
+        <w:t>Percent yield (</w:t>
+      </w:r>
+      <w:proofErr w:type="gramStart"/>
       <w:r>
         <w:rPr>
           <w:b/>
           <w:bCs/>
         </w:rPr>
-        <w:t>Percent yield (</w:t>
-      </w:r>
-      <w:proofErr w:type="gramStart"/>
+        <w:t>9.10) —</w:t>
+      </w:r>
+      <w:proofErr w:type="gramEnd"/>
       <w:r>
         <w:rPr>
           <w:b/>
           <w:bCs/>
         </w:rPr>
-        <w:t>9.10) —</w:t>
-      </w:r>
-      <w:proofErr w:type="gramEnd"/>
+        <w:t xml:space="preserve"> </w:t>
+      </w:r>
+      <w:r>
+        <w:t>(Actual yield / theoretical yield) × 100%; usually less than 100% for real reactions.</w:t>
+      </w:r>
+    </w:p>
+    <w:p>
+      <w:pPr>
+        <w:spacing w:after="100" w:line="300" w:lineRule="auto"/>
+      </w:pPr>
       <w:r>
         <w:rPr>
           <w:b/>
           <w:bCs/>
         </w:rPr>
-        <w:t xml:space="preserve"> </w:t>
-      </w:r>
-      <w:r>
-        <w:t>(Actual yield / theoretical yield) × 100%; usually less than 100% for real reactions.</w:t>
-      </w:r>
-    </w:p>
-    <w:p>
-      <w:pPr>
-        <w:spacing w:after="100" w:line="300" w:lineRule="auto"/>
-      </w:pPr>
+        <w:t>Single replacement (</w:t>
+      </w:r>
+      <w:proofErr w:type="gramStart"/>
       <w:r>
         <w:rPr>
           <w:b/>
           <w:bCs/>
         </w:rPr>
-        <w:t>Single replacement (</w:t>
-      </w:r>
-      <w:proofErr w:type="gramStart"/>
+        <w:t>9.6) —</w:t>
+      </w:r>
+      <w:proofErr w:type="gramEnd"/>
       <w:r>
         <w:rPr>
           <w:b/>
           <w:bCs/>
         </w:rPr>
-        <w:t>9.6) —</w:t>
-      </w:r>
-      <w:proofErr w:type="gramEnd"/>
+        <w:t xml:space="preserve"> </w:t>
+      </w:r>
+      <w:r>
+        <w:t>A reaction of the form A + BC → AC + B.</w:t>
+      </w:r>
+    </w:p>
+    <w:p>
+      <w:pPr>
+        <w:spacing w:after="100" w:line="300" w:lineRule="auto"/>
+      </w:pPr>
       <w:r>
         <w:rPr>
           <w:b/>
           <w:bCs/>
         </w:rPr>
-        <w:t xml:space="preserve"> </w:t>
-      </w:r>
-      <w:r>
-        <w:t>A reaction of the form A + BC → AC + B.</w:t>
-      </w:r>
-    </w:p>
-    <w:p>
-      <w:pPr>
-        <w:spacing w:after="100" w:line="300" w:lineRule="auto"/>
-      </w:pPr>
+        <w:t>Stoichiometry (</w:t>
+      </w:r>
+      <w:proofErr w:type="gramStart"/>
       <w:r>
         <w:rPr>
           <w:b/>
           <w:bCs/>
         </w:rPr>
-        <w:t>Stoichiometry (</w:t>
-      </w:r>
-      <w:proofErr w:type="gramStart"/>
+        <w:t>9.7) —</w:t>
+      </w:r>
+      <w:proofErr w:type="gramEnd"/>
       <w:r>
         <w:rPr>
           <w:b/>
           <w:bCs/>
         </w:rPr>
-        <w:t>9.7) —</w:t>
-      </w:r>
-      <w:proofErr w:type="gramEnd"/>
+        <w:t xml:space="preserve"> </w:t>
+      </w:r>
+      <w:r>
+        <w:t>The quantitative relationship among reactants and products in a chemical reaction.</w:t>
+      </w:r>
+    </w:p>
+    <w:p>
+      <w:pPr>
+        <w:spacing w:after="100" w:line="300" w:lineRule="auto"/>
+      </w:pPr>
       <w:r>
         <w:rPr>
           <w:b/>
           <w:bCs/>
         </w:rPr>
-        <w:t xml:space="preserve"> </w:t>
-      </w:r>
-      <w:r>
-        <w:t>The quantitative relationship among reactants and products in a chemical reaction.</w:t>
-      </w:r>
-    </w:p>
-    <w:p>
-      <w:pPr>
-        <w:spacing w:after="100" w:line="300" w:lineRule="auto"/>
-      </w:pPr>
+        <w:t>Synthesis (</w:t>
+      </w:r>
+      <w:proofErr w:type="gramStart"/>
       <w:r>
         <w:rPr>
           <w:b/>
           <w:bCs/>
         </w:rPr>
-        <w:t>Synthesis (</w:t>
-      </w:r>
-      <w:proofErr w:type="gramStart"/>
+        <w:t>9.6) —</w:t>
+      </w:r>
+      <w:proofErr w:type="gramEnd"/>
       <w:r>
         <w:rPr>
           <w:b/>
           <w:bCs/>
         </w:rPr>
-        <w:t>9.6) —</w:t>
-      </w:r>
-      <w:proofErr w:type="gramEnd"/>
+        <w:t xml:space="preserve"> </w:t>
+      </w:r>
+      <w:r>
+        <w:t>A reaction in which two or more substances combine to form a single product; A + B → AB.</w:t>
+      </w:r>
+    </w:p>
+    <w:p>
+      <w:pPr>
+        <w:spacing w:after="100" w:line="300" w:lineRule="auto"/>
+      </w:pPr>
       <w:r>
         <w:rPr>
           <w:b/>
           <w:bCs/>
         </w:rPr>
-        <w:t xml:space="preserve"> </w:t>
-      </w:r>
-      <w:r>
-        <w:t>A reaction in which two or more substances combine to form a single product; A + B → AB.</w:t>
-      </w:r>
-    </w:p>
-    <w:p>
-      <w:pPr>
-        <w:spacing w:after="100" w:line="300" w:lineRule="auto"/>
-      </w:pPr>
+        <w:t>Theoretical yield (</w:t>
+      </w:r>
+      <w:proofErr w:type="gramStart"/>
       <w:r>
         <w:rPr>
           <w:b/>
           <w:bCs/>
         </w:rPr>
-        <w:t>Theoretical yield (</w:t>
-      </w:r>
-      <w:proofErr w:type="gramStart"/>
+        <w:t>9.10) —</w:t>
+      </w:r>
+      <w:proofErr w:type="gramEnd"/>
       <w:r>
         <w:rPr>
           <w:b/>
           <w:bCs/>
         </w:rPr>
-        <w:t>9.10) —</w:t>
-      </w:r>
-      <w:proofErr w:type="gramEnd"/>
-      <w:r>
-        <w:rPr>
-          <w:b/>
-          <w:bCs/>
-        </w:rPr>
         <w:t xml:space="preserve"> </w:t>
       </w:r>
       <w:r>
@@ -10382,6 +12535,76 @@
     <w:p>
       <w:r>
         <w:br w:type="page"/>
+      </w:r>
+    </w:p>
+    <w:p>
+      <w:pPr/>
+      <w:r>
+        <w:rPr>
+          <w:b w:val="0"/>
+          <w:i w:val="0"/>
+        </w:rPr>
+        <w:t>Atom economy (9.10) — The percentage of input-reactant mass that ends up in the desired product, calculated from the balanced equation: M(desired product) / Σ M(reactants) × 100%.</w:t>
+      </w:r>
+    </w:p>
+    <w:p>
+      <w:pPr/>
+      <w:r>
+        <w:rPr>
+          <w:b w:val="0"/>
+          <w:i w:val="0"/>
+        </w:rPr>
+        <w:t>Net ionic equation (9.6) — A chemical equation in which only the species that change during the reaction are shown; spectator ions are cancelled.</w:t>
+      </w:r>
+    </w:p>
+    <w:p>
+      <w:pPr/>
+      <w:r>
+        <w:rPr>
+          <w:b w:val="0"/>
+          <w:i w:val="0"/>
+        </w:rPr>
+        <w:t>Neutralization (9.6) — The reaction of an acid with a base to give a salt and water.</w:t>
+      </w:r>
+    </w:p>
+    <w:p>
+      <w:pPr/>
+      <w:r>
+        <w:rPr>
+          <w:b w:val="0"/>
+          <w:i w:val="0"/>
+        </w:rPr>
+        <w:t>Oxidation–reduction (redox) (9.6) — A reaction class characterized by transfer of electrons between species; combustion and single-replacement reactions are redox.</w:t>
+      </w:r>
+    </w:p>
+    <w:p>
+      <w:pPr/>
+      <w:r>
+        <w:rPr>
+          <w:b w:val="0"/>
+          <w:i w:val="0"/>
+        </w:rPr>
+        <w:t>Precipitate (9.6) — An insoluble solid that forms when two soluble ionic compounds are mixed in solution.</w:t>
+      </w:r>
+    </w:p>
+    <w:p>
+      <w:pPr/>
+      <w:r>
+        <w:rPr>
+          <w:b w:val="0"/>
+          <w:i w:val="0"/>
+        </w:rPr>
+        <w:t>Solubility rules (9.6) — A set of empirical generalizations for predicting whether a given ionic compound will dissolve in water.</w:t>
+      </w:r>
+    </w:p>
+    <w:p>
+      <w:pPr/>
+      <w:r>
+        <w:rPr>
+          <w:b w:val="0"/>
+          <w:i w:val="0"/>
+        </w:rPr>
+        <w:t>Spectator ion (9.6) — An ion that appears unchanged on both sides of a chemical equation in solution and takes no chemical part in the reaction.</w:t>
       </w:r>
     </w:p>
     <w:p>
